--- a/Cousework Document.docx
+++ b/Cousework Document.docx
@@ -4,174 +4,6 @@
   <w:body>
     <w:p>
       <w:pPr>
-        <w:pStyle w:val="Title"/>
-        <w:rPr>
-          <w:lang w:val="en-US"/>
-        </w:rPr>
-      </w:pPr>
-      <w:r>
-        <w:rPr>
-          <w:lang w:val="en-US"/>
-        </w:rPr>
-        <w:t>AHHHHHHHHHHHHHHHHHHHHHHHHHHHHHHHHHHHHHHHHHHHHHHHHHHHHHHH</w:t>
-      </w:r>
-    </w:p>
-    <w:p>
-      <w:pPr>
-        <w:rPr>
-          <w:lang w:val="en-US"/>
-        </w:rPr>
-      </w:pPr>
-    </w:p>
-    <w:p>
-      <w:pPr>
-        <w:rPr>
-          <w:lang w:val="en-US"/>
-        </w:rPr>
-      </w:pPr>
-    </w:p>
-    <w:p>
-      <w:pPr>
-        <w:rPr>
-          <w:lang w:val="en-US"/>
-        </w:rPr>
-      </w:pPr>
-    </w:p>
-    <w:p>
-      <w:pPr>
-        <w:rPr>
-          <w:lang w:val="en-US"/>
-        </w:rPr>
-      </w:pPr>
-    </w:p>
-    <w:p>
-      <w:pPr>
-        <w:rPr>
-          <w:lang w:val="en-US"/>
-        </w:rPr>
-      </w:pPr>
-    </w:p>
-    <w:p>
-      <w:pPr>
-        <w:rPr>
-          <w:lang w:val="en-US"/>
-        </w:rPr>
-      </w:pPr>
-    </w:p>
-    <w:p>
-      <w:pPr>
-        <w:rPr>
-          <w:lang w:val="en-US"/>
-        </w:rPr>
-      </w:pPr>
-    </w:p>
-    <w:p>
-      <w:pPr>
-        <w:rPr>
-          <w:lang w:val="en-US"/>
-        </w:rPr>
-      </w:pPr>
-    </w:p>
-    <w:p>
-      <w:pPr>
-        <w:rPr>
-          <w:lang w:val="en-US"/>
-        </w:rPr>
-      </w:pPr>
-    </w:p>
-    <w:p>
-      <w:pPr>
-        <w:rPr>
-          <w:lang w:val="en-US"/>
-        </w:rPr>
-      </w:pPr>
-    </w:p>
-    <w:p>
-      <w:pPr>
-        <w:rPr>
-          <w:lang w:val="en-US"/>
-        </w:rPr>
-      </w:pPr>
-    </w:p>
-    <w:p>
-      <w:pPr>
-        <w:rPr>
-          <w:lang w:val="en-US"/>
-        </w:rPr>
-      </w:pPr>
-    </w:p>
-    <w:p>
-      <w:pPr>
-        <w:rPr>
-          <w:lang w:val="en-US"/>
-        </w:rPr>
-      </w:pPr>
-    </w:p>
-    <w:p>
-      <w:pPr>
-        <w:rPr>
-          <w:lang w:val="en-US"/>
-        </w:rPr>
-      </w:pPr>
-    </w:p>
-    <w:p>
-      <w:pPr>
-        <w:rPr>
-          <w:lang w:val="en-US"/>
-        </w:rPr>
-      </w:pPr>
-    </w:p>
-    <w:p>
-      <w:pPr>
-        <w:rPr>
-          <w:lang w:val="en-US"/>
-        </w:rPr>
-      </w:pPr>
-    </w:p>
-    <w:p>
-      <w:pPr>
-        <w:rPr>
-          <w:lang w:val="en-US"/>
-        </w:rPr>
-      </w:pPr>
-    </w:p>
-    <w:p>
-      <w:pPr>
-        <w:rPr>
-          <w:lang w:val="en-US"/>
-        </w:rPr>
-      </w:pPr>
-    </w:p>
-    <w:p>
-      <w:pPr>
-        <w:rPr>
-          <w:lang w:val="en-US"/>
-        </w:rPr>
-      </w:pPr>
-    </w:p>
-    <w:p>
-      <w:pPr>
-        <w:rPr>
-          <w:lang w:val="en-US"/>
-        </w:rPr>
-      </w:pPr>
-    </w:p>
-    <w:p>
-      <w:pPr>
-        <w:rPr>
-          <w:lang w:val="en-US"/>
-        </w:rPr>
-      </w:pPr>
-    </w:p>
-    <w:p>
-      <w:pPr>
-        <w:rPr>
-          <w:lang w:val="en-US"/>
-        </w:rPr>
-      </w:pPr>
-    </w:p>
-    <w:p>
-      <w:pPr>
         <w:rPr>
           <w:lang w:val="en-US"/>
         </w:rPr>
@@ -187,6 +19,474 @@
     <w:p>
       <w:pPr>
         <w:jc w:val="center"/>
+        <w:rPr>
+          <w:b/>
+          <w:bCs/>
+          <w:sz w:val="72"/>
+          <w:szCs w:val="72"/>
+          <w:lang w:val="en-US"/>
+        </w:rPr>
+      </w:pPr>
+      <w:r>
+        <w:rPr>
+          <w:b/>
+          <w:bCs/>
+          <w:sz w:val="72"/>
+          <w:szCs w:val="72"/>
+          <w:lang w:val="en-US"/>
+        </w:rPr>
+        <w:t>Simple Java Encoder</w:t>
+      </w:r>
+    </w:p>
+    <w:p>
+      <w:pPr>
+        <w:rPr>
+          <w:lang w:val="en-US"/>
+        </w:rPr>
+      </w:pPr>
+    </w:p>
+    <w:p>
+      <w:pPr>
+        <w:rPr>
+          <w:lang w:val="en-US"/>
+        </w:rPr>
+      </w:pPr>
+      <w:r>
+        <w:rPr>
+          <w:noProof/>
+        </w:rPr>
+        <w:drawing>
+          <wp:anchor distT="0" distB="0" distL="114300" distR="114300" simplePos="0" relativeHeight="251687936" behindDoc="0" locked="0" layoutInCell="1" allowOverlap="1" wp14:anchorId="0686BF3B" wp14:editId="5ED37651">
+            <wp:simplePos x="0" y="0"/>
+            <wp:positionH relativeFrom="margin">
+              <wp:align>center</wp:align>
+            </wp:positionH>
+            <wp:positionV relativeFrom="paragraph">
+              <wp:posOffset>15299</wp:posOffset>
+            </wp:positionV>
+            <wp:extent cx="2668905" cy="4881743"/>
+            <wp:effectExtent l="0" t="0" r="0" b="0"/>
+            <wp:wrapNone/>
+            <wp:docPr id="1457712283" name="Picture 2" descr="Java (programming language) - Wikipedia"/>
+            <wp:cNvGraphicFramePr>
+              <a:graphicFrameLocks xmlns:a="http://schemas.openxmlformats.org/drawingml/2006/main" noChangeAspect="1"/>
+            </wp:cNvGraphicFramePr>
+            <a:graphic xmlns:a="http://schemas.openxmlformats.org/drawingml/2006/main">
+              <a:graphicData uri="http://schemas.openxmlformats.org/drawingml/2006/picture">
+                <pic:pic xmlns:pic="http://schemas.openxmlformats.org/drawingml/2006/picture">
+                  <pic:nvPicPr>
+                    <pic:cNvPr id="0" name="Picture 6" descr="Java (programming language) - Wikipedia"/>
+                    <pic:cNvPicPr>
+                      <a:picLocks noChangeAspect="1" noChangeArrowheads="1"/>
+                    </pic:cNvPicPr>
+                  </pic:nvPicPr>
+                  <pic:blipFill>
+                    <a:blip r:embed="rId8" cstate="print">
+                      <a:extLst>
+                        <a:ext uri="{28A0092B-C50C-407E-A947-70E740481C1C}">
+                          <a14:useLocalDpi xmlns:a14="http://schemas.microsoft.com/office/drawing/2010/main" val="0"/>
+                        </a:ext>
+                      </a:extLst>
+                    </a:blip>
+                    <a:srcRect/>
+                    <a:stretch>
+                      <a:fillRect/>
+                    </a:stretch>
+                  </pic:blipFill>
+                  <pic:spPr bwMode="auto">
+                    <a:xfrm>
+                      <a:off x="0" y="0"/>
+                      <a:ext cx="2668905" cy="4881743"/>
+                    </a:xfrm>
+                    <a:prstGeom prst="rect">
+                      <a:avLst/>
+                    </a:prstGeom>
+                    <a:noFill/>
+                    <a:ln>
+                      <a:noFill/>
+                    </a:ln>
+                  </pic:spPr>
+                </pic:pic>
+              </a:graphicData>
+            </a:graphic>
+            <wp14:sizeRelH relativeFrom="page">
+              <wp14:pctWidth>0</wp14:pctWidth>
+            </wp14:sizeRelH>
+            <wp14:sizeRelV relativeFrom="page">
+              <wp14:pctHeight>0</wp14:pctHeight>
+            </wp14:sizeRelV>
+          </wp:anchor>
+        </w:drawing>
+      </w:r>
+    </w:p>
+    <w:p>
+      <w:pPr>
+        <w:rPr>
+          <w:lang w:val="en-US"/>
+        </w:rPr>
+      </w:pPr>
+    </w:p>
+    <w:p>
+      <w:pPr>
+        <w:rPr>
+          <w:lang w:val="en-US"/>
+        </w:rPr>
+      </w:pPr>
+    </w:p>
+    <w:p>
+      <w:pPr>
+        <w:rPr>
+          <w:lang w:val="en-US"/>
+        </w:rPr>
+      </w:pPr>
+    </w:p>
+    <w:p>
+      <w:pPr>
+        <w:rPr>
+          <w:lang w:val="en-US"/>
+        </w:rPr>
+      </w:pPr>
+    </w:p>
+    <w:p>
+      <w:pPr>
+        <w:rPr>
+          <w:lang w:val="en-US"/>
+        </w:rPr>
+      </w:pPr>
+    </w:p>
+    <w:p>
+      <w:pPr>
+        <w:rPr>
+          <w:lang w:val="en-US"/>
+        </w:rPr>
+      </w:pPr>
+    </w:p>
+    <w:p>
+      <w:pPr>
+        <w:rPr>
+          <w:lang w:val="en-US"/>
+        </w:rPr>
+      </w:pPr>
+    </w:p>
+    <w:p>
+      <w:pPr>
+        <w:rPr>
+          <w:lang w:val="en-US"/>
+        </w:rPr>
+      </w:pPr>
+    </w:p>
+    <w:p>
+      <w:pPr>
+        <w:rPr>
+          <w:lang w:val="en-US"/>
+        </w:rPr>
+      </w:pPr>
+    </w:p>
+    <w:p>
+      <w:pPr>
+        <w:rPr>
+          <w:lang w:val="en-US"/>
+        </w:rPr>
+      </w:pPr>
+    </w:p>
+    <w:p>
+      <w:pPr>
+        <w:rPr>
+          <w:lang w:val="en-US"/>
+        </w:rPr>
+      </w:pPr>
+    </w:p>
+    <w:p>
+      <w:pPr>
+        <w:rPr>
+          <w:lang w:val="en-US"/>
+        </w:rPr>
+      </w:pPr>
+    </w:p>
+    <w:p>
+      <w:pPr>
+        <w:rPr>
+          <w:lang w:val="en-US"/>
+        </w:rPr>
+      </w:pPr>
+    </w:p>
+    <w:p>
+      <w:pPr>
+        <w:rPr>
+          <w:lang w:val="en-US"/>
+        </w:rPr>
+      </w:pPr>
+    </w:p>
+    <w:p>
+      <w:pPr>
+        <w:rPr>
+          <w:lang w:val="en-US"/>
+        </w:rPr>
+      </w:pPr>
+    </w:p>
+    <w:p>
+      <w:pPr>
+        <w:rPr>
+          <w:lang w:val="en-US"/>
+        </w:rPr>
+      </w:pPr>
+    </w:p>
+    <w:p>
+      <w:pPr>
+        <w:rPr>
+          <w:lang w:val="en-US"/>
+        </w:rPr>
+      </w:pPr>
+    </w:p>
+    <w:p>
+      <w:pPr>
+        <w:rPr>
+          <w:lang w:val="en-US"/>
+        </w:rPr>
+      </w:pPr>
+    </w:p>
+    <w:p>
+      <w:pPr>
+        <w:rPr>
+          <w:lang w:val="en-US"/>
+        </w:rPr>
+      </w:pPr>
+      <w:r>
+        <w:rPr>
+          <w:noProof/>
+          <w:lang w:val="en-US"/>
+        </w:rPr>
+        <mc:AlternateContent>
+          <mc:Choice Requires="wps">
+            <w:drawing>
+              <wp:anchor distT="45720" distB="45720" distL="114300" distR="114300" simplePos="0" relativeHeight="251686912" behindDoc="0" locked="0" layoutInCell="1" allowOverlap="1" wp14:anchorId="35FE8A44" wp14:editId="4D8AF5F7">
+                <wp:simplePos x="0" y="0"/>
+                <wp:positionH relativeFrom="margin">
+                  <wp:align>center</wp:align>
+                </wp:positionH>
+                <wp:positionV relativeFrom="paragraph">
+                  <wp:posOffset>152488</wp:posOffset>
+                </wp:positionV>
+                <wp:extent cx="4248000" cy="1656000"/>
+                <wp:effectExtent l="0" t="0" r="19685" b="20955"/>
+                <wp:wrapSquare wrapText="bothSides"/>
+                <wp:docPr id="637816891" name="Text Box 2"/>
+                <wp:cNvGraphicFramePr>
+                  <a:graphicFrameLocks xmlns:a="http://schemas.openxmlformats.org/drawingml/2006/main"/>
+                </wp:cNvGraphicFramePr>
+                <a:graphic xmlns:a="http://schemas.openxmlformats.org/drawingml/2006/main">
+                  <a:graphicData uri="http://schemas.microsoft.com/office/word/2010/wordprocessingShape">
+                    <wps:wsp>
+                      <wps:cNvSpPr txBox="1">
+                        <a:spLocks noChangeArrowheads="1"/>
+                      </wps:cNvSpPr>
+                      <wps:spPr bwMode="auto">
+                        <a:xfrm>
+                          <a:off x="0" y="0"/>
+                          <a:ext cx="4248000" cy="1656000"/>
+                        </a:xfrm>
+                        <a:prstGeom prst="rect">
+                          <a:avLst/>
+                        </a:prstGeom>
+                        <a:solidFill>
+                          <a:srgbClr val="FFFFFF"/>
+                        </a:solidFill>
+                        <a:ln w="9525">
+                          <a:solidFill>
+                            <a:srgbClr val="000000"/>
+                          </a:solidFill>
+                          <a:miter lim="800000"/>
+                          <a:headEnd/>
+                          <a:tailEnd/>
+                        </a:ln>
+                      </wps:spPr>
+                      <wps:txbx>
+                        <w:txbxContent>
+                          <w:p>
+                            <w:pPr>
+                              <w:rPr>
+                                <w:sz w:val="36"/>
+                                <w:szCs w:val="36"/>
+                              </w:rPr>
+                            </w:pPr>
+                            <w:r>
+                              <w:rPr>
+                                <w:sz w:val="36"/>
+                                <w:szCs w:val="36"/>
+                              </w:rPr>
+                              <w:t>Name: Jurgen Arnaud</w:t>
+                            </w:r>
+                          </w:p>
+                          <w:p>
+                            <w:pPr>
+                              <w:rPr>
+                                <w:sz w:val="36"/>
+                                <w:szCs w:val="36"/>
+                              </w:rPr>
+                            </w:pPr>
+                            <w:r>
+                              <w:rPr>
+                                <w:sz w:val="36"/>
+                                <w:szCs w:val="36"/>
+                              </w:rPr>
+                              <w:t>Class: 11 Arnold</w:t>
+                            </w:r>
+                          </w:p>
+                          <w:p>
+                            <w:pPr>
+                              <w:rPr>
+                                <w:sz w:val="36"/>
+                                <w:szCs w:val="36"/>
+                              </w:rPr>
+                            </w:pPr>
+                            <w:r>
+                              <w:rPr>
+                                <w:sz w:val="36"/>
+                                <w:szCs w:val="36"/>
+                              </w:rPr>
+                              <w:t>Subject: Computing Coursework 2023-2024</w:t>
+                            </w:r>
+                          </w:p>
+                          <w:p>
+                            <w:pPr>
+                              <w:rPr>
+                                <w:sz w:val="36"/>
+                                <w:szCs w:val="36"/>
+                              </w:rPr>
+                            </w:pPr>
+                            <w:r>
+                              <w:rPr>
+                                <w:sz w:val="36"/>
+                                <w:szCs w:val="36"/>
+                              </w:rPr>
+                              <w:t>ID: 63908L</w:t>
+                            </w:r>
+                          </w:p>
+                        </w:txbxContent>
+                      </wps:txbx>
+                      <wps:bodyPr rot="0" vert="horz" wrap="square" lIns="91440" tIns="45720" rIns="91440" bIns="45720" anchor="t" anchorCtr="0">
+                        <a:noAutofit/>
+                      </wps:bodyPr>
+                    </wps:wsp>
+                  </a:graphicData>
+                </a:graphic>
+                <wp14:sizeRelH relativeFrom="margin">
+                  <wp14:pctWidth>0</wp14:pctWidth>
+                </wp14:sizeRelH>
+                <wp14:sizeRelV relativeFrom="margin">
+                  <wp14:pctHeight>0</wp14:pctHeight>
+                </wp14:sizeRelV>
+              </wp:anchor>
+            </w:drawing>
+          </mc:Choice>
+          <mc:Fallback>
+            <w:pict>
+              <v:shapetype w14:anchorId="35FE8A44" id="_x0000_t202" coordsize="21600,21600" o:spt="202" path="m,l,21600r21600,l21600,xe">
+                <v:stroke joinstyle="miter"/>
+                <v:path gradientshapeok="t" o:connecttype="rect"/>
+              </v:shapetype>
+              <v:shape id="Text Box 2" o:spid="_x0000_s1026" type="#_x0000_t202" style="position:absolute;margin-left:0;margin-top:12pt;width:334.5pt;height:130.4pt;z-index:251686912;visibility:visible;mso-wrap-style:square;mso-width-percent:0;mso-height-percent:0;mso-wrap-distance-left:9pt;mso-wrap-distance-top:3.6pt;mso-wrap-distance-right:9pt;mso-wrap-distance-bottom:3.6pt;mso-position-horizontal:center;mso-position-horizontal-relative:margin;mso-position-vertical:absolute;mso-position-vertical-relative:text;mso-width-percent:0;mso-height-percent:0;mso-width-relative:margin;mso-height-relative:margin;v-text-anchor:top" o:gfxdata="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">
+                <v:textbox>
+                  <w:txbxContent>
+                    <w:p>
+                      <w:pPr>
+                        <w:rPr>
+                          <w:sz w:val="36"/>
+                          <w:szCs w:val="36"/>
+                        </w:rPr>
+                      </w:pPr>
+                      <w:r>
+                        <w:rPr>
+                          <w:sz w:val="36"/>
+                          <w:szCs w:val="36"/>
+                        </w:rPr>
+                        <w:t>Name: Jurgen Arnaud</w:t>
+                      </w:r>
+                    </w:p>
+                    <w:p>
+                      <w:pPr>
+                        <w:rPr>
+                          <w:sz w:val="36"/>
+                          <w:szCs w:val="36"/>
+                        </w:rPr>
+                      </w:pPr>
+                      <w:r>
+                        <w:rPr>
+                          <w:sz w:val="36"/>
+                          <w:szCs w:val="36"/>
+                        </w:rPr>
+                        <w:t>Class: 11 Arnold</w:t>
+                      </w:r>
+                    </w:p>
+                    <w:p>
+                      <w:pPr>
+                        <w:rPr>
+                          <w:sz w:val="36"/>
+                          <w:szCs w:val="36"/>
+                        </w:rPr>
+                      </w:pPr>
+                      <w:r>
+                        <w:rPr>
+                          <w:sz w:val="36"/>
+                          <w:szCs w:val="36"/>
+                        </w:rPr>
+                        <w:t>Subject: Computing Coursework 2023-2024</w:t>
+                      </w:r>
+                    </w:p>
+                    <w:p>
+                      <w:pPr>
+                        <w:rPr>
+                          <w:sz w:val="36"/>
+                          <w:szCs w:val="36"/>
+                        </w:rPr>
+                      </w:pPr>
+                      <w:r>
+                        <w:rPr>
+                          <w:sz w:val="36"/>
+                          <w:szCs w:val="36"/>
+                        </w:rPr>
+                        <w:t>ID: 63908L</w:t>
+                      </w:r>
+                    </w:p>
+                  </w:txbxContent>
+                </v:textbox>
+                <w10:wrap type="square" anchorx="margin"/>
+              </v:shape>
+            </w:pict>
+          </mc:Fallback>
+        </mc:AlternateContent>
+      </w:r>
+    </w:p>
+    <w:p>
+      <w:pPr>
+        <w:rPr>
+          <w:lang w:val="en-US"/>
+        </w:rPr>
+      </w:pPr>
+    </w:p>
+    <w:p>
+      <w:pPr>
+        <w:rPr>
+          <w:lang w:val="en-US"/>
+        </w:rPr>
+      </w:pPr>
+    </w:p>
+    <w:p>
+      <w:pPr>
+        <w:rPr>
+          <w:lang w:val="en-US"/>
+        </w:rPr>
+      </w:pPr>
+    </w:p>
+    <w:p>
+      <w:pPr>
+        <w:rPr>
+          <w:lang w:val="en-US"/>
+        </w:rPr>
+      </w:pPr>
+    </w:p>
+    <w:p>
+      <w:pPr>
         <w:rPr>
           <w:b/>
           <w:bCs/>
@@ -254,188 +554,1116 @@
     <w:p>
       <w:pPr>
         <w:rPr>
-          <w:lang w:val="en-US"/>
-        </w:rPr>
-      </w:pPr>
-    </w:p>
-    <w:p>
-      <w:pPr>
-        <w:rPr>
-          <w:lang w:val="en-US"/>
-        </w:rPr>
-      </w:pPr>
-    </w:p>
-    <w:p>
-      <w:pPr>
-        <w:rPr>
-          <w:lang w:val="en-US"/>
-        </w:rPr>
-      </w:pPr>
-    </w:p>
-    <w:p>
-      <w:pPr>
-        <w:rPr>
-          <w:lang w:val="en-US"/>
-        </w:rPr>
-      </w:pPr>
-    </w:p>
-    <w:p>
-      <w:pPr>
-        <w:rPr>
-          <w:lang w:val="en-US"/>
-        </w:rPr>
-      </w:pPr>
-    </w:p>
-    <w:p>
-      <w:pPr>
-        <w:rPr>
-          <w:lang w:val="en-US"/>
-        </w:rPr>
-      </w:pPr>
-    </w:p>
-    <w:p>
-      <w:pPr>
-        <w:rPr>
-          <w:lang w:val="en-US"/>
-        </w:rPr>
-      </w:pPr>
-    </w:p>
-    <w:p>
-      <w:pPr>
-        <w:rPr>
-          <w:lang w:val="en-US"/>
-        </w:rPr>
-      </w:pPr>
-    </w:p>
-    <w:p>
-      <w:pPr>
-        <w:rPr>
-          <w:lang w:val="en-US"/>
-        </w:rPr>
-      </w:pPr>
-    </w:p>
-    <w:p>
-      <w:pPr>
-        <w:rPr>
-          <w:lang w:val="en-US"/>
-        </w:rPr>
-      </w:pPr>
-    </w:p>
-    <w:p>
-      <w:pPr>
-        <w:rPr>
-          <w:lang w:val="en-US"/>
-        </w:rPr>
-      </w:pPr>
-    </w:p>
-    <w:p>
-      <w:pPr>
-        <w:rPr>
-          <w:lang w:val="en-US"/>
-        </w:rPr>
-      </w:pPr>
-    </w:p>
-    <w:p>
-      <w:pPr>
-        <w:rPr>
-          <w:lang w:val="en-US"/>
-        </w:rPr>
-      </w:pPr>
-    </w:p>
-    <w:p>
-      <w:pPr>
-        <w:rPr>
-          <w:lang w:val="en-US"/>
-        </w:rPr>
-      </w:pPr>
-    </w:p>
-    <w:p>
-      <w:pPr>
-        <w:rPr>
-          <w:lang w:val="en-US"/>
-        </w:rPr>
-      </w:pPr>
-    </w:p>
-    <w:p>
-      <w:pPr>
-        <w:rPr>
-          <w:lang w:val="en-US"/>
-        </w:rPr>
-      </w:pPr>
-    </w:p>
-    <w:p>
-      <w:pPr>
-        <w:rPr>
-          <w:lang w:val="en-US"/>
-        </w:rPr>
-      </w:pPr>
-    </w:p>
-    <w:p>
-      <w:pPr>
-        <w:rPr>
-          <w:lang w:val="en-US"/>
-        </w:rPr>
-      </w:pPr>
-    </w:p>
-    <w:p>
-      <w:pPr>
-        <w:rPr>
-          <w:lang w:val="en-US"/>
-        </w:rPr>
-      </w:pPr>
-    </w:p>
-    <w:p>
-      <w:pPr>
-        <w:rPr>
-          <w:lang w:val="en-US"/>
-        </w:rPr>
-      </w:pPr>
-    </w:p>
-    <w:p>
-      <w:pPr>
-        <w:rPr>
-          <w:lang w:val="en-US"/>
-        </w:rPr>
-      </w:pPr>
-    </w:p>
-    <w:p>
-      <w:pPr>
-        <w:rPr>
-          <w:lang w:val="en-US"/>
-        </w:rPr>
-      </w:pPr>
-    </w:p>
-    <w:p>
-      <w:pPr>
-        <w:rPr>
-          <w:lang w:val="en-US"/>
-        </w:rPr>
-      </w:pPr>
-    </w:p>
-    <w:p>
-      <w:pPr>
-        <w:rPr>
-          <w:lang w:val="en-US"/>
-        </w:rPr>
-      </w:pPr>
-    </w:p>
-    <w:p>
-      <w:pPr>
-        <w:rPr>
-          <w:lang w:val="en-US"/>
-        </w:rPr>
-      </w:pPr>
-    </w:p>
-    <w:p>
-      <w:pPr>
-        <w:rPr>
-          <w:lang w:val="en-US"/>
-        </w:rPr>
-      </w:pPr>
-    </w:p>
-    <w:p>
-      <w:pPr>
-        <w:jc w:val="center"/>
+          <w:rStyle w:val="Hyperlink"/>
+          <w:b/>
+          <w:bCs/>
+          <w:noProof/>
+          <w:color w:val="auto"/>
+          <w:sz w:val="40"/>
+          <w:szCs w:val="40"/>
+          <w:u w:val="none"/>
+        </w:rPr>
+      </w:pPr>
+      <w:r>
+        <w:rPr>
+          <w:rStyle w:val="Hyperlink"/>
+          <w:b/>
+          <w:bCs/>
+          <w:noProof/>
+          <w:color w:val="auto"/>
+          <w:sz w:val="40"/>
+          <w:szCs w:val="40"/>
+          <w:u w:val="none"/>
+        </w:rPr>
+        <w:t>Chapter 1: Definition of the Problem</w:t>
+      </w:r>
+      <w:r>
+        <w:rPr>
+          <w:rStyle w:val="Hyperlink"/>
+          <w:b/>
+          <w:bCs/>
+          <w:noProof/>
+          <w:color w:val="auto"/>
+          <w:sz w:val="40"/>
+          <w:szCs w:val="40"/>
+          <w:u w:val="none"/>
+        </w:rPr>
+        <w:tab/>
+      </w:r>
+      <w:r>
+        <w:rPr>
+          <w:rStyle w:val="Hyperlink"/>
+          <w:b/>
+          <w:bCs/>
+          <w:noProof/>
+          <w:color w:val="auto"/>
+          <w:sz w:val="40"/>
+          <w:szCs w:val="40"/>
+          <w:u w:val="none"/>
+        </w:rPr>
+        <w:tab/>
+      </w:r>
+      <w:r>
+        <w:rPr>
+          <w:rStyle w:val="Hyperlink"/>
+          <w:b/>
+          <w:bCs/>
+          <w:noProof/>
+          <w:color w:val="auto"/>
+          <w:sz w:val="40"/>
+          <w:szCs w:val="40"/>
+          <w:u w:val="none"/>
+        </w:rPr>
+        <w:tab/>
+      </w:r>
+      <w:r>
+        <w:rPr>
+          <w:rStyle w:val="Hyperlink"/>
+          <w:b/>
+          <w:bCs/>
+          <w:noProof/>
+          <w:color w:val="auto"/>
+          <w:sz w:val="40"/>
+          <w:szCs w:val="40"/>
+          <w:u w:val="none"/>
+        </w:rPr>
+        <w:tab/>
+        <w:t>3</w:t>
+      </w:r>
+    </w:p>
+    <w:p>
+      <w:pPr>
+        <w:rPr>
+          <w:sz w:val="28"/>
+          <w:szCs w:val="28"/>
+          <w:lang w:val="en-US"/>
+        </w:rPr>
+      </w:pPr>
+      <w:r>
+        <w:rPr>
+          <w:sz w:val="28"/>
+          <w:szCs w:val="28"/>
+          <w:lang w:val="en-US"/>
+        </w:rPr>
+        <w:tab/>
+        <w:t>Description of the scope of the problem to be tackled</w:t>
+      </w:r>
+      <w:r>
+        <w:rPr>
+          <w:sz w:val="28"/>
+          <w:szCs w:val="28"/>
+          <w:lang w:val="en-US"/>
+        </w:rPr>
+        <w:tab/>
+      </w:r>
+      <w:r>
+        <w:rPr>
+          <w:sz w:val="28"/>
+          <w:szCs w:val="28"/>
+          <w:lang w:val="en-US"/>
+        </w:rPr>
+        <w:tab/>
+      </w:r>
+      <w:r>
+        <w:rPr>
+          <w:sz w:val="28"/>
+          <w:szCs w:val="28"/>
+          <w:lang w:val="en-US"/>
+        </w:rPr>
+        <w:tab/>
+        <w:t>3</w:t>
+      </w:r>
+    </w:p>
+    <w:p>
+      <w:pPr>
+        <w:rPr>
+          <w:sz w:val="28"/>
+          <w:szCs w:val="28"/>
+          <w:lang w:val="en-US"/>
+        </w:rPr>
+      </w:pPr>
+      <w:r>
+        <w:rPr>
+          <w:sz w:val="28"/>
+          <w:szCs w:val="28"/>
+          <w:lang w:val="en-US"/>
+        </w:rPr>
+        <w:tab/>
+      </w:r>
+      <w:r>
+        <w:rPr>
+          <w:sz w:val="28"/>
+          <w:szCs w:val="28"/>
+          <w:lang w:val="en-US"/>
+        </w:rPr>
+        <w:t>Statement of the results required</w:t>
+      </w:r>
+      <w:r>
+        <w:rPr>
+          <w:sz w:val="28"/>
+          <w:szCs w:val="28"/>
+          <w:lang w:val="en-US"/>
+        </w:rPr>
+        <w:tab/>
+      </w:r>
+      <w:r>
+        <w:rPr>
+          <w:sz w:val="28"/>
+          <w:szCs w:val="28"/>
+          <w:lang w:val="en-US"/>
+        </w:rPr>
+        <w:tab/>
+      </w:r>
+      <w:r>
+        <w:rPr>
+          <w:sz w:val="28"/>
+          <w:szCs w:val="28"/>
+          <w:lang w:val="en-US"/>
+        </w:rPr>
+        <w:tab/>
+      </w:r>
+      <w:r>
+        <w:rPr>
+          <w:sz w:val="28"/>
+          <w:szCs w:val="28"/>
+          <w:lang w:val="en-US"/>
+        </w:rPr>
+        <w:tab/>
+      </w:r>
+      <w:r>
+        <w:rPr>
+          <w:sz w:val="28"/>
+          <w:szCs w:val="28"/>
+          <w:lang w:val="en-US"/>
+        </w:rPr>
+        <w:tab/>
+      </w:r>
+      <w:r>
+        <w:rPr>
+          <w:sz w:val="28"/>
+          <w:szCs w:val="28"/>
+          <w:lang w:val="en-US"/>
+        </w:rPr>
+        <w:tab/>
+        <w:t>3</w:t>
+      </w:r>
+    </w:p>
+    <w:p>
+      <w:pPr>
+        <w:rPr>
+          <w:b/>
+          <w:bCs/>
+          <w:sz w:val="40"/>
+          <w:szCs w:val="40"/>
+          <w:lang w:val="en-US"/>
+        </w:rPr>
+      </w:pPr>
+      <w:r>
+        <w:rPr>
+          <w:b/>
+          <w:bCs/>
+          <w:sz w:val="40"/>
+          <w:szCs w:val="40"/>
+          <w:lang w:val="en-US"/>
+        </w:rPr>
+        <w:t>Chapter 2: Solution of the Problem</w:t>
+      </w:r>
+      <w:r>
+        <w:rPr>
+          <w:b/>
+          <w:bCs/>
+          <w:sz w:val="40"/>
+          <w:szCs w:val="40"/>
+          <w:lang w:val="en-US"/>
+        </w:rPr>
+        <w:tab/>
+      </w:r>
+      <w:r>
+        <w:rPr>
+          <w:b/>
+          <w:bCs/>
+          <w:sz w:val="40"/>
+          <w:szCs w:val="40"/>
+          <w:lang w:val="en-US"/>
+        </w:rPr>
+        <w:tab/>
+      </w:r>
+      <w:r>
+        <w:rPr>
+          <w:b/>
+          <w:bCs/>
+          <w:sz w:val="40"/>
+          <w:szCs w:val="40"/>
+          <w:lang w:val="en-US"/>
+        </w:rPr>
+        <w:tab/>
+      </w:r>
+      <w:r>
+        <w:rPr>
+          <w:b/>
+          <w:bCs/>
+          <w:sz w:val="40"/>
+          <w:szCs w:val="40"/>
+          <w:lang w:val="en-US"/>
+        </w:rPr>
+        <w:tab/>
+        <w:t>5</w:t>
+      </w:r>
+    </w:p>
+    <w:p>
+      <w:pPr>
+        <w:rPr>
+          <w:sz w:val="28"/>
+          <w:szCs w:val="28"/>
+          <w:lang w:val="en-US"/>
+        </w:rPr>
+      </w:pPr>
+      <w:r>
+        <w:rPr>
+          <w:sz w:val="28"/>
+          <w:szCs w:val="28"/>
+          <w:lang w:val="en-US"/>
+        </w:rPr>
+        <w:tab/>
+        <w:t>Algorithm Design</w:t>
+      </w:r>
+      <w:r>
+        <w:rPr>
+          <w:sz w:val="28"/>
+          <w:szCs w:val="28"/>
+          <w:lang w:val="en-US"/>
+        </w:rPr>
+        <w:tab/>
+      </w:r>
+      <w:r>
+        <w:rPr>
+          <w:sz w:val="28"/>
+          <w:szCs w:val="28"/>
+          <w:lang w:val="en-US"/>
+        </w:rPr>
+        <w:tab/>
+      </w:r>
+      <w:r>
+        <w:rPr>
+          <w:sz w:val="28"/>
+          <w:szCs w:val="28"/>
+          <w:lang w:val="en-US"/>
+        </w:rPr>
+        <w:tab/>
+      </w:r>
+      <w:r>
+        <w:rPr>
+          <w:sz w:val="28"/>
+          <w:szCs w:val="28"/>
+          <w:lang w:val="en-US"/>
+        </w:rPr>
+        <w:tab/>
+      </w:r>
+      <w:r>
+        <w:rPr>
+          <w:sz w:val="28"/>
+          <w:szCs w:val="28"/>
+          <w:lang w:val="en-US"/>
+        </w:rPr>
+        <w:tab/>
+      </w:r>
+      <w:r>
+        <w:rPr>
+          <w:sz w:val="28"/>
+          <w:szCs w:val="28"/>
+          <w:lang w:val="en-US"/>
+        </w:rPr>
+        <w:tab/>
+      </w:r>
+      <w:r>
+        <w:rPr>
+          <w:sz w:val="28"/>
+          <w:szCs w:val="28"/>
+          <w:lang w:val="en-US"/>
+        </w:rPr>
+        <w:tab/>
+      </w:r>
+      <w:r>
+        <w:rPr>
+          <w:sz w:val="28"/>
+          <w:szCs w:val="28"/>
+          <w:lang w:val="en-US"/>
+        </w:rPr>
+        <w:tab/>
+      </w:r>
+      <w:r>
+        <w:rPr>
+          <w:sz w:val="28"/>
+          <w:szCs w:val="28"/>
+          <w:lang w:val="en-US"/>
+        </w:rPr>
+        <w:tab/>
+        <w:t>5</w:t>
+      </w:r>
+    </w:p>
+    <w:p>
+      <w:pPr>
+        <w:rPr>
+          <w:sz w:val="28"/>
+          <w:szCs w:val="28"/>
+          <w:lang w:val="en-US"/>
+        </w:rPr>
+      </w:pPr>
+      <w:r>
+        <w:rPr>
+          <w:sz w:val="28"/>
+          <w:szCs w:val="28"/>
+          <w:lang w:val="en-US"/>
+        </w:rPr>
+        <w:tab/>
+        <w:t>Computer listing of the program</w:t>
+      </w:r>
+      <w:r>
+        <w:rPr>
+          <w:sz w:val="28"/>
+          <w:szCs w:val="28"/>
+          <w:lang w:val="en-US"/>
+        </w:rPr>
+        <w:tab/>
+      </w:r>
+      <w:r>
+        <w:rPr>
+          <w:sz w:val="28"/>
+          <w:szCs w:val="28"/>
+          <w:lang w:val="en-US"/>
+        </w:rPr>
+        <w:tab/>
+      </w:r>
+      <w:r>
+        <w:rPr>
+          <w:sz w:val="28"/>
+          <w:szCs w:val="28"/>
+          <w:lang w:val="en-US"/>
+        </w:rPr>
+        <w:tab/>
+      </w:r>
+      <w:r>
+        <w:rPr>
+          <w:sz w:val="28"/>
+          <w:szCs w:val="28"/>
+          <w:lang w:val="en-US"/>
+        </w:rPr>
+        <w:tab/>
+      </w:r>
+      <w:r>
+        <w:rPr>
+          <w:sz w:val="28"/>
+          <w:szCs w:val="28"/>
+          <w:lang w:val="en-US"/>
+        </w:rPr>
+        <w:tab/>
+      </w:r>
+      <w:r>
+        <w:rPr>
+          <w:sz w:val="28"/>
+          <w:szCs w:val="28"/>
+          <w:lang w:val="en-US"/>
+        </w:rPr>
+        <w:tab/>
+        <w:t>14</w:t>
+      </w:r>
+    </w:p>
+    <w:p>
+      <w:pPr>
+        <w:rPr>
+          <w:sz w:val="28"/>
+          <w:szCs w:val="28"/>
+          <w:lang w:val="en-US"/>
+        </w:rPr>
+      </w:pPr>
+      <w:r>
+        <w:rPr>
+          <w:sz w:val="28"/>
+          <w:szCs w:val="28"/>
+          <w:lang w:val="en-US"/>
+        </w:rPr>
+        <w:tab/>
+        <w:t>Details of any special design features</w:t>
+      </w:r>
+      <w:r>
+        <w:rPr>
+          <w:sz w:val="28"/>
+          <w:szCs w:val="28"/>
+          <w:lang w:val="en-US"/>
+        </w:rPr>
+        <w:tab/>
+      </w:r>
+      <w:r>
+        <w:rPr>
+          <w:sz w:val="28"/>
+          <w:szCs w:val="28"/>
+          <w:lang w:val="en-US"/>
+        </w:rPr>
+        <w:tab/>
+      </w:r>
+      <w:r>
+        <w:rPr>
+          <w:sz w:val="28"/>
+          <w:szCs w:val="28"/>
+          <w:lang w:val="en-US"/>
+        </w:rPr>
+        <w:tab/>
+      </w:r>
+      <w:r>
+        <w:rPr>
+          <w:sz w:val="28"/>
+          <w:szCs w:val="28"/>
+          <w:lang w:val="en-US"/>
+        </w:rPr>
+        <w:tab/>
+      </w:r>
+      <w:r>
+        <w:rPr>
+          <w:sz w:val="28"/>
+          <w:szCs w:val="28"/>
+          <w:lang w:val="en-US"/>
+        </w:rPr>
+        <w:tab/>
+      </w:r>
+      <w:r>
+        <w:rPr>
+          <w:sz w:val="28"/>
+          <w:szCs w:val="28"/>
+          <w:lang w:val="en-US"/>
+        </w:rPr>
+        <w:tab/>
+        <w:t>34</w:t>
+      </w:r>
+    </w:p>
+    <w:p>
+      <w:pPr>
+        <w:rPr>
+          <w:sz w:val="28"/>
+          <w:szCs w:val="28"/>
+          <w:lang w:val="en-US"/>
+        </w:rPr>
+      </w:pPr>
+      <w:r>
+        <w:rPr>
+          <w:rStyle w:val="Hyperlink"/>
+          <w:b/>
+          <w:bCs/>
+          <w:noProof/>
+          <w:color w:val="auto"/>
+          <w:sz w:val="40"/>
+          <w:szCs w:val="40"/>
+          <w:u w:val="none"/>
+        </w:rPr>
+        <w:t>Chapter</w:t>
+      </w:r>
+      <w:r>
+        <w:rPr>
+          <w:rStyle w:val="Hyperlink"/>
+          <w:b/>
+          <w:bCs/>
+          <w:noProof/>
+          <w:color w:val="auto"/>
+          <w:sz w:val="40"/>
+          <w:szCs w:val="40"/>
+          <w:u w:val="none"/>
+        </w:rPr>
+        <w:t xml:space="preserve"> 3: Running the Progra</w:t>
+      </w:r>
+      <w:r>
+        <w:rPr>
+          <w:rStyle w:val="Hyperlink"/>
+          <w:b/>
+          <w:bCs/>
+          <w:noProof/>
+          <w:color w:val="auto"/>
+          <w:sz w:val="40"/>
+          <w:szCs w:val="40"/>
+          <w:u w:val="none"/>
+        </w:rPr>
+        <w:t xml:space="preserve">m  </w:t>
+      </w:r>
+      <w:r>
+        <w:rPr>
+          <w:rStyle w:val="Hyperlink"/>
+          <w:b/>
+          <w:bCs/>
+          <w:noProof/>
+          <w:color w:val="auto"/>
+          <w:sz w:val="40"/>
+          <w:szCs w:val="40"/>
+          <w:u w:val="none"/>
+        </w:rPr>
+        <w:tab/>
+      </w:r>
+      <w:r>
+        <w:rPr>
+          <w:rStyle w:val="Hyperlink"/>
+          <w:b/>
+          <w:bCs/>
+          <w:noProof/>
+          <w:color w:val="auto"/>
+          <w:sz w:val="40"/>
+          <w:szCs w:val="40"/>
+          <w:u w:val="none"/>
+        </w:rPr>
+        <w:tab/>
+      </w:r>
+      <w:r>
+        <w:rPr>
+          <w:rStyle w:val="Hyperlink"/>
+          <w:b/>
+          <w:bCs/>
+          <w:noProof/>
+          <w:color w:val="auto"/>
+          <w:sz w:val="40"/>
+          <w:szCs w:val="40"/>
+          <w:u w:val="none"/>
+        </w:rPr>
+        <w:tab/>
+      </w:r>
+      <w:r>
+        <w:rPr>
+          <w:rStyle w:val="Hyperlink"/>
+          <w:b/>
+          <w:bCs/>
+          <w:noProof/>
+          <w:color w:val="auto"/>
+          <w:sz w:val="40"/>
+          <w:szCs w:val="40"/>
+          <w:u w:val="none"/>
+        </w:rPr>
+        <w:tab/>
+        <w:t xml:space="preserve">       35</w:t>
+      </w:r>
+    </w:p>
+    <w:p>
+      <w:pPr>
+        <w:ind w:firstLine="720"/>
+        <w:rPr>
+          <w:sz w:val="28"/>
+          <w:szCs w:val="28"/>
+          <w:lang w:val="en-US"/>
+        </w:rPr>
+      </w:pPr>
+      <w:r>
+        <w:rPr>
+          <w:sz w:val="28"/>
+          <w:szCs w:val="28"/>
+          <w:lang w:val="en-US"/>
+        </w:rPr>
+        <w:t>Evidence that the solution works</w:t>
+      </w:r>
+      <w:r>
+        <w:rPr>
+          <w:sz w:val="28"/>
+          <w:szCs w:val="28"/>
+          <w:lang w:val="en-US"/>
+        </w:rPr>
+        <w:tab/>
+      </w:r>
+      <w:r>
+        <w:rPr>
+          <w:sz w:val="28"/>
+          <w:szCs w:val="28"/>
+          <w:lang w:val="en-US"/>
+        </w:rPr>
+        <w:tab/>
+      </w:r>
+      <w:r>
+        <w:rPr>
+          <w:sz w:val="28"/>
+          <w:szCs w:val="28"/>
+          <w:lang w:val="en-US"/>
+        </w:rPr>
+        <w:tab/>
+      </w:r>
+      <w:r>
+        <w:rPr>
+          <w:sz w:val="28"/>
+          <w:szCs w:val="28"/>
+          <w:lang w:val="en-US"/>
+        </w:rPr>
+        <w:tab/>
+      </w:r>
+      <w:r>
+        <w:rPr>
+          <w:sz w:val="28"/>
+          <w:szCs w:val="28"/>
+          <w:lang w:val="en-US"/>
+        </w:rPr>
+        <w:tab/>
+      </w:r>
+      <w:r>
+        <w:rPr>
+          <w:sz w:val="28"/>
+          <w:szCs w:val="28"/>
+          <w:lang w:val="en-US"/>
+        </w:rPr>
+        <w:tab/>
+        <w:t>35</w:t>
+      </w:r>
+    </w:p>
+    <w:p>
+      <w:pPr>
+        <w:rPr>
+          <w:sz w:val="28"/>
+          <w:szCs w:val="28"/>
+          <w:lang w:val="en-US"/>
+        </w:rPr>
+      </w:pPr>
+      <w:r>
+        <w:rPr>
+          <w:sz w:val="28"/>
+          <w:szCs w:val="28"/>
+          <w:lang w:val="en-US"/>
+        </w:rPr>
+        <w:tab/>
+        <w:t>Plan of Test Data</w:t>
+      </w:r>
+      <w:r>
+        <w:rPr>
+          <w:sz w:val="28"/>
+          <w:szCs w:val="28"/>
+          <w:lang w:val="en-US"/>
+        </w:rPr>
+        <w:tab/>
+      </w:r>
+      <w:r>
+        <w:rPr>
+          <w:sz w:val="28"/>
+          <w:szCs w:val="28"/>
+          <w:lang w:val="en-US"/>
+        </w:rPr>
+        <w:tab/>
+      </w:r>
+      <w:r>
+        <w:rPr>
+          <w:sz w:val="28"/>
+          <w:szCs w:val="28"/>
+          <w:lang w:val="en-US"/>
+        </w:rPr>
+        <w:tab/>
+      </w:r>
+      <w:r>
+        <w:rPr>
+          <w:sz w:val="28"/>
+          <w:szCs w:val="28"/>
+          <w:lang w:val="en-US"/>
+        </w:rPr>
+        <w:tab/>
+      </w:r>
+      <w:r>
+        <w:rPr>
+          <w:sz w:val="28"/>
+          <w:szCs w:val="28"/>
+          <w:lang w:val="en-US"/>
+        </w:rPr>
+        <w:tab/>
+      </w:r>
+      <w:r>
+        <w:rPr>
+          <w:sz w:val="28"/>
+          <w:szCs w:val="28"/>
+          <w:lang w:val="en-US"/>
+        </w:rPr>
+        <w:tab/>
+      </w:r>
+      <w:r>
+        <w:rPr>
+          <w:sz w:val="28"/>
+          <w:szCs w:val="28"/>
+          <w:lang w:val="en-US"/>
+        </w:rPr>
+        <w:tab/>
+      </w:r>
+      <w:r>
+        <w:rPr>
+          <w:sz w:val="28"/>
+          <w:szCs w:val="28"/>
+          <w:lang w:val="en-US"/>
+        </w:rPr>
+        <w:tab/>
+      </w:r>
+      <w:r>
+        <w:rPr>
+          <w:sz w:val="28"/>
+          <w:szCs w:val="28"/>
+          <w:lang w:val="en-US"/>
+        </w:rPr>
+        <w:tab/>
+        <w:t>37</w:t>
+      </w:r>
+    </w:p>
+    <w:p>
+      <w:pPr>
+        <w:rPr>
+          <w:b/>
+          <w:bCs/>
+          <w:sz w:val="40"/>
+          <w:szCs w:val="40"/>
+          <w:lang w:val="en-US"/>
+        </w:rPr>
+      </w:pPr>
+      <w:r>
+        <w:rPr>
+          <w:b/>
+          <w:bCs/>
+          <w:sz w:val="40"/>
+          <w:szCs w:val="40"/>
+          <w:lang w:val="en-US"/>
+        </w:rPr>
+        <w:t>Chapter 4: User Instruction</w:t>
+      </w:r>
+      <w:r>
+        <w:rPr>
+          <w:b/>
+          <w:bCs/>
+          <w:sz w:val="40"/>
+          <w:szCs w:val="40"/>
+          <w:lang w:val="en-US"/>
+        </w:rPr>
+        <w:tab/>
+      </w:r>
+      <w:r>
+        <w:rPr>
+          <w:b/>
+          <w:bCs/>
+          <w:sz w:val="40"/>
+          <w:szCs w:val="40"/>
+          <w:lang w:val="en-US"/>
+        </w:rPr>
+        <w:tab/>
+      </w:r>
+      <w:r>
+        <w:rPr>
+          <w:b/>
+          <w:bCs/>
+          <w:sz w:val="40"/>
+          <w:szCs w:val="40"/>
+          <w:lang w:val="en-US"/>
+        </w:rPr>
+        <w:tab/>
+      </w:r>
+      <w:r>
+        <w:rPr>
+          <w:b/>
+          <w:bCs/>
+          <w:sz w:val="40"/>
+          <w:szCs w:val="40"/>
+          <w:lang w:val="en-US"/>
+        </w:rPr>
+        <w:tab/>
+      </w:r>
+      <w:r>
+        <w:rPr>
+          <w:b/>
+          <w:bCs/>
+          <w:sz w:val="40"/>
+          <w:szCs w:val="40"/>
+          <w:lang w:val="en-US"/>
+        </w:rPr>
+        <w:tab/>
+        <w:t xml:space="preserve">       38</w:t>
+      </w:r>
+    </w:p>
+    <w:p>
+      <w:pPr>
+        <w:rPr>
+          <w:sz w:val="28"/>
+          <w:szCs w:val="28"/>
+          <w:lang w:val="en-US"/>
+        </w:rPr>
+      </w:pPr>
+      <w:r>
+        <w:rPr>
+          <w:sz w:val="28"/>
+          <w:szCs w:val="28"/>
+          <w:lang w:val="en-US"/>
+        </w:rPr>
+        <w:tab/>
+        <w:t>Loading the Program</w:t>
+      </w:r>
+      <w:r>
+        <w:rPr>
+          <w:sz w:val="28"/>
+          <w:szCs w:val="28"/>
+          <w:lang w:val="en-US"/>
+        </w:rPr>
+        <w:tab/>
+      </w:r>
+      <w:r>
+        <w:rPr>
+          <w:sz w:val="28"/>
+          <w:szCs w:val="28"/>
+          <w:lang w:val="en-US"/>
+        </w:rPr>
+        <w:tab/>
+      </w:r>
+      <w:r>
+        <w:rPr>
+          <w:sz w:val="28"/>
+          <w:szCs w:val="28"/>
+          <w:lang w:val="en-US"/>
+        </w:rPr>
+        <w:tab/>
+      </w:r>
+      <w:r>
+        <w:rPr>
+          <w:sz w:val="28"/>
+          <w:szCs w:val="28"/>
+          <w:lang w:val="en-US"/>
+        </w:rPr>
+        <w:tab/>
+      </w:r>
+      <w:r>
+        <w:rPr>
+          <w:sz w:val="28"/>
+          <w:szCs w:val="28"/>
+          <w:lang w:val="en-US"/>
+        </w:rPr>
+        <w:tab/>
+      </w:r>
+      <w:r>
+        <w:rPr>
+          <w:sz w:val="28"/>
+          <w:szCs w:val="28"/>
+          <w:lang w:val="en-US"/>
+        </w:rPr>
+        <w:tab/>
+      </w:r>
+      <w:r>
+        <w:rPr>
+          <w:sz w:val="28"/>
+          <w:szCs w:val="28"/>
+          <w:lang w:val="en-US"/>
+        </w:rPr>
+        <w:tab/>
+      </w:r>
+      <w:r>
+        <w:rPr>
+          <w:sz w:val="28"/>
+          <w:szCs w:val="28"/>
+          <w:lang w:val="en-US"/>
+        </w:rPr>
+        <w:tab/>
+        <w:t>38</w:t>
+      </w:r>
+    </w:p>
+    <w:p>
+      <w:pPr>
+        <w:rPr>
+          <w:b/>
+          <w:bCs/>
+          <w:sz w:val="40"/>
+          <w:szCs w:val="40"/>
+          <w:lang w:val="en-US"/>
+        </w:rPr>
+      </w:pPr>
+      <w:r>
+        <w:rPr>
+          <w:rStyle w:val="Hyperlink"/>
+          <w:b/>
+          <w:bCs/>
+          <w:noProof/>
+          <w:color w:val="auto"/>
+          <w:sz w:val="40"/>
+          <w:szCs w:val="40"/>
+          <w:u w:val="none"/>
+        </w:rPr>
+        <w:t>Chapter</w:t>
+      </w:r>
+      <w:r>
+        <w:rPr>
+          <w:rStyle w:val="Hyperlink"/>
+          <w:b/>
+          <w:bCs/>
+          <w:noProof/>
+          <w:color w:val="auto"/>
+          <w:sz w:val="40"/>
+          <w:szCs w:val="40"/>
+          <w:u w:val="none"/>
+        </w:rPr>
+        <w:t xml:space="preserve"> 5: Comments and Conclusions</w:t>
+      </w:r>
+      <w:r>
+        <w:rPr>
+          <w:rStyle w:val="Hyperlink"/>
+          <w:b/>
+          <w:bCs/>
+          <w:noProof/>
+          <w:color w:val="auto"/>
+          <w:sz w:val="40"/>
+          <w:szCs w:val="40"/>
+          <w:u w:val="none"/>
+        </w:rPr>
+        <w:tab/>
+      </w:r>
+      <w:r>
+        <w:rPr>
+          <w:rStyle w:val="Hyperlink"/>
+          <w:b/>
+          <w:bCs/>
+          <w:noProof/>
+          <w:color w:val="auto"/>
+          <w:sz w:val="40"/>
+          <w:szCs w:val="40"/>
+          <w:u w:val="none"/>
+        </w:rPr>
+        <w:tab/>
+      </w:r>
+      <w:r>
+        <w:rPr>
+          <w:rStyle w:val="Hyperlink"/>
+          <w:b/>
+          <w:bCs/>
+          <w:noProof/>
+          <w:color w:val="auto"/>
+          <w:sz w:val="40"/>
+          <w:szCs w:val="40"/>
+          <w:u w:val="none"/>
+        </w:rPr>
+        <w:tab/>
+        <w:t xml:space="preserve">       42</w:t>
+      </w:r>
+    </w:p>
+    <w:p>
+      <w:pPr>
+        <w:rPr>
+          <w:sz w:val="28"/>
+          <w:szCs w:val="28"/>
+          <w:lang w:val="en-US"/>
+        </w:rPr>
+      </w:pPr>
+      <w:r>
+        <w:rPr>
+          <w:sz w:val="28"/>
+          <w:szCs w:val="28"/>
+          <w:lang w:val="en-US"/>
+        </w:rPr>
+        <w:tab/>
+        <w:t>Limitations and Improvement</w:t>
+      </w:r>
+      <w:r>
+        <w:rPr>
+          <w:sz w:val="28"/>
+          <w:szCs w:val="28"/>
+          <w:lang w:val="en-US"/>
+        </w:rPr>
+        <w:tab/>
+      </w:r>
+      <w:r>
+        <w:rPr>
+          <w:sz w:val="28"/>
+          <w:szCs w:val="28"/>
+          <w:lang w:val="en-US"/>
+        </w:rPr>
+        <w:tab/>
+      </w:r>
+      <w:r>
+        <w:rPr>
+          <w:sz w:val="28"/>
+          <w:szCs w:val="28"/>
+          <w:lang w:val="en-US"/>
+        </w:rPr>
+        <w:tab/>
+      </w:r>
+      <w:r>
+        <w:rPr>
+          <w:sz w:val="28"/>
+          <w:szCs w:val="28"/>
+          <w:lang w:val="en-US"/>
+        </w:rPr>
+        <w:tab/>
+      </w:r>
+      <w:r>
+        <w:rPr>
+          <w:sz w:val="28"/>
+          <w:szCs w:val="28"/>
+          <w:lang w:val="en-US"/>
+        </w:rPr>
+        <w:tab/>
+      </w:r>
+      <w:r>
+        <w:rPr>
+          <w:sz w:val="28"/>
+          <w:szCs w:val="28"/>
+          <w:lang w:val="en-US"/>
+        </w:rPr>
+        <w:tab/>
+      </w:r>
+      <w:r>
+        <w:rPr>
+          <w:sz w:val="28"/>
+          <w:szCs w:val="28"/>
+          <w:lang w:val="en-US"/>
+        </w:rPr>
+        <w:tab/>
+        <w:t>42</w:t>
+      </w:r>
+    </w:p>
+    <w:p>
+      <w:pPr>
+        <w:rPr>
+          <w:sz w:val="40"/>
+          <w:szCs w:val="40"/>
+          <w:lang w:val="en-US"/>
+        </w:rPr>
+      </w:pPr>
+      <w:r>
+        <w:rPr>
+          <w:sz w:val="40"/>
+          <w:szCs w:val="40"/>
+          <w:lang w:val="en-US"/>
+        </w:rPr>
+        <w:tab/>
+      </w:r>
+      <w:r>
+        <w:rPr>
+          <w:sz w:val="40"/>
+          <w:szCs w:val="40"/>
+          <w:lang w:val="en-US"/>
+        </w:rPr>
+        <w:tab/>
+      </w:r>
+    </w:p>
+    <w:p>
+      <w:pPr>
+        <w:rPr>
+          <w:sz w:val="40"/>
+          <w:szCs w:val="40"/>
+          <w:lang w:val="en-US"/>
+        </w:rPr>
+      </w:pPr>
+    </w:p>
+    <w:p>
+      <w:pPr>
+        <w:rPr>
+          <w:sz w:val="40"/>
+          <w:szCs w:val="40"/>
+          <w:lang w:val="en-US"/>
+        </w:rPr>
+      </w:pPr>
+    </w:p>
+    <w:p>
+      <w:pPr>
+        <w:rPr>
+          <w:sz w:val="40"/>
+          <w:szCs w:val="40"/>
+          <w:lang w:val="en-US"/>
+        </w:rPr>
+      </w:pPr>
+    </w:p>
+    <w:p>
+      <w:pPr>
+        <w:rPr>
+          <w:sz w:val="40"/>
+          <w:szCs w:val="40"/>
+          <w:lang w:val="en-US"/>
+        </w:rPr>
+      </w:pPr>
+    </w:p>
+    <w:p>
+      <w:pPr>
         <w:rPr>
           <w:b/>
           <w:bCs/>
@@ -1347,8 +2575,11 @@
     <w:p>
       <w:pPr>
         <w:rPr>
+          <w:b/>
+          <w:bCs/>
           <w:sz w:val="56"/>
           <w:szCs w:val="56"/>
+          <w:u w:val="single"/>
           <w:lang w:val="en-US"/>
         </w:rPr>
       </w:pPr>
@@ -2139,13 +3370,84 @@
     <w:p>
       <w:pPr>
         <w:pStyle w:val="ListParagraph"/>
-        <w:ind w:left="1440"/>
-        <w:rPr>
-          <w:sz w:val="32"/>
-          <w:szCs w:val="32"/>
-          <w:lang w:val="en-US"/>
-        </w:rPr>
-      </w:pPr>
+        <w:numPr>
+          <w:ilvl w:val="0"/>
+          <w:numId w:val="1"/>
+        </w:numPr>
+        <w:rPr>
+          <w:sz w:val="32"/>
+          <w:szCs w:val="32"/>
+          <w:lang w:val="en-US"/>
+        </w:rPr>
+      </w:pPr>
+      <w:r>
+        <w:rPr>
+          <w:sz w:val="32"/>
+          <w:szCs w:val="32"/>
+          <w:lang w:val="en-US"/>
+        </w:rPr>
+        <w:t xml:space="preserve">The </w:t>
+      </w:r>
+      <w:r>
+        <w:rPr>
+          <w:b/>
+          <w:bCs/>
+          <w:sz w:val="32"/>
+          <w:szCs w:val="32"/>
+          <w:lang w:val="en-US"/>
+        </w:rPr>
+        <w:t>Info</w:t>
+      </w:r>
+      <w:r>
+        <w:rPr>
+          <w:sz w:val="32"/>
+          <w:szCs w:val="32"/>
+          <w:lang w:val="en-US"/>
+        </w:rPr>
+        <w:t xml:space="preserve"> class only has one function:</w:t>
+      </w:r>
+    </w:p>
+    <w:p>
+      <w:pPr>
+        <w:pStyle w:val="ListParagraph"/>
+        <w:numPr>
+          <w:ilvl w:val="0"/>
+          <w:numId w:val="3"/>
+        </w:numPr>
+        <w:rPr>
+          <w:sz w:val="32"/>
+          <w:szCs w:val="32"/>
+          <w:lang w:val="en-US"/>
+        </w:rPr>
+      </w:pPr>
+      <w:proofErr w:type="spellStart"/>
+      <w:proofErr w:type="gramStart"/>
+      <w:r>
+        <w:rPr>
+          <w:sz w:val="32"/>
+          <w:szCs w:val="32"/>
+          <w:lang w:val="en-US"/>
+        </w:rPr>
+        <w:t>infoMenu</w:t>
+      </w:r>
+      <w:proofErr w:type="spellEnd"/>
+      <w:r>
+        <w:rPr>
+          <w:sz w:val="32"/>
+          <w:szCs w:val="32"/>
+          <w:lang w:val="en-US"/>
+        </w:rPr>
+        <w:t>(</w:t>
+      </w:r>
+      <w:proofErr w:type="gramEnd"/>
+      <w:r>
+        <w:rPr>
+          <w:sz w:val="32"/>
+          <w:szCs w:val="32"/>
+          <w:lang w:val="en-US"/>
+        </w:rPr>
+        <w:t>): This function opens the info window and creates all of its UI elements.</w:t>
+      </w:r>
     </w:p>
     <w:p>
       <w:pPr>
@@ -2176,15 +3478,39 @@
           <w:szCs w:val="32"/>
           <w:lang w:val="en-US"/>
         </w:rPr>
-        <w:t>Info</w:t>
-      </w:r>
-      <w:r>
-        <w:rPr>
-          <w:sz w:val="32"/>
-          <w:szCs w:val="32"/>
-          <w:lang w:val="en-US"/>
-        </w:rPr>
-        <w:t xml:space="preserve"> class only has one function:</w:t>
+        <w:t>Encoder</w:t>
+      </w:r>
+      <w:r>
+        <w:rPr>
+          <w:sz w:val="32"/>
+          <w:szCs w:val="32"/>
+          <w:lang w:val="en-US"/>
+        </w:rPr>
+        <w:t xml:space="preserve"> class has</w:t>
+      </w:r>
+      <w:r>
+        <w:rPr>
+          <w:sz w:val="32"/>
+          <w:szCs w:val="32"/>
+          <w:lang w:val="en-US"/>
+        </w:rPr>
+        <w:t xml:space="preserve"> </w:t>
+      </w:r>
+      <w:r>
+        <w:rPr>
+          <w:sz w:val="32"/>
+          <w:szCs w:val="32"/>
+          <w:lang w:val="en-US"/>
+        </w:rPr>
+        <w:t>six</w:t>
+      </w:r>
+      <w:r>
+        <w:rPr>
+          <w:sz w:val="32"/>
+          <w:szCs w:val="32"/>
+          <w:lang w:val="en-US"/>
+        </w:rPr>
+        <w:t xml:space="preserve"> functions which include:</w:t>
       </w:r>
     </w:p>
     <w:p>
@@ -2192,7 +3518,7 @@
         <w:pStyle w:val="ListParagraph"/>
         <w:numPr>
           <w:ilvl w:val="0"/>
-          <w:numId w:val="3"/>
+          <w:numId w:val="9"/>
         </w:numPr>
         <w:rPr>
           <w:sz w:val="32"/>
@@ -2208,7 +3534,7 @@
           <w:szCs w:val="32"/>
           <w:lang w:val="en-US"/>
         </w:rPr>
-        <w:t>infoMenu</w:t>
+        <w:t>outputInfo</w:t>
       </w:r>
       <w:proofErr w:type="spellEnd"/>
       <w:r>
@@ -2226,7 +3552,331 @@
           <w:szCs w:val="32"/>
           <w:lang w:val="en-US"/>
         </w:rPr>
-        <w:t>): This function opens the info window and creates all of its UI elements.</w:t>
+        <w:t xml:space="preserve">String input, String output, String encoder): When triggered, this function will output information about the </w:t>
+      </w:r>
+      <w:proofErr w:type="gramStart"/>
+      <w:r>
+        <w:rPr>
+          <w:sz w:val="32"/>
+          <w:szCs w:val="32"/>
+          <w:lang w:val="en-US"/>
+        </w:rPr>
+        <w:t>inputted</w:t>
+      </w:r>
+      <w:proofErr w:type="gramEnd"/>
+      <w:r>
+        <w:rPr>
+          <w:sz w:val="32"/>
+          <w:szCs w:val="32"/>
+          <w:lang w:val="en-US"/>
+        </w:rPr>
+        <w:t xml:space="preserve"> string, the outputted string and the encoder.</w:t>
+      </w:r>
+    </w:p>
+    <w:p>
+      <w:pPr>
+        <w:pStyle w:val="ListParagraph"/>
+        <w:numPr>
+          <w:ilvl w:val="0"/>
+          <w:numId w:val="9"/>
+        </w:numPr>
+        <w:rPr>
+          <w:sz w:val="32"/>
+          <w:szCs w:val="32"/>
+          <w:lang w:val="en-US"/>
+        </w:rPr>
+      </w:pPr>
+      <w:r>
+        <w:rPr>
+          <w:sz w:val="32"/>
+          <w:szCs w:val="32"/>
+          <w:lang w:val="en-US"/>
+        </w:rPr>
+        <w:t xml:space="preserve">Base64(String text): When triggered this function will use the Base64 class found in at </w:t>
+      </w:r>
+      <w:proofErr w:type="gramStart"/>
+      <w:r>
+        <w:rPr>
+          <w:b/>
+          <w:bCs/>
+          <w:sz w:val="32"/>
+          <w:szCs w:val="32"/>
+          <w:lang w:val="en-US"/>
+        </w:rPr>
+        <w:t>java.util</w:t>
+      </w:r>
+      <w:proofErr w:type="gramEnd"/>
+      <w:r>
+        <w:rPr>
+          <w:b/>
+          <w:bCs/>
+          <w:sz w:val="32"/>
+          <w:szCs w:val="32"/>
+          <w:lang w:val="en-US"/>
+        </w:rPr>
+        <w:t xml:space="preserve">.Base64 </w:t>
+      </w:r>
+      <w:r>
+        <w:rPr>
+          <w:sz w:val="32"/>
+          <w:szCs w:val="32"/>
+          <w:lang w:val="en-US"/>
+        </w:rPr>
+        <w:t xml:space="preserve">to encode </w:t>
+      </w:r>
+      <w:r>
+        <w:rPr>
+          <w:sz w:val="32"/>
+          <w:szCs w:val="32"/>
+          <w:lang w:val="en-US"/>
+        </w:rPr>
+        <w:t>the given string.</w:t>
+      </w:r>
+      <w:r>
+        <w:rPr>
+          <w:sz w:val="32"/>
+          <w:szCs w:val="32"/>
+          <w:lang w:val="en-US"/>
+        </w:rPr>
+        <w:t xml:space="preserve"> It will then output the encoded string into the console.</w:t>
+      </w:r>
+    </w:p>
+    <w:p>
+      <w:pPr>
+        <w:pStyle w:val="ListParagraph"/>
+        <w:numPr>
+          <w:ilvl w:val="0"/>
+          <w:numId w:val="9"/>
+        </w:numPr>
+        <w:rPr>
+          <w:sz w:val="32"/>
+          <w:szCs w:val="32"/>
+          <w:lang w:val="en-US"/>
+        </w:rPr>
+      </w:pPr>
+      <w:proofErr w:type="spellStart"/>
+      <w:proofErr w:type="gramStart"/>
+      <w:r>
+        <w:rPr>
+          <w:sz w:val="32"/>
+          <w:szCs w:val="32"/>
+          <w:lang w:val="en-US"/>
+        </w:rPr>
+        <w:t>DAscii</w:t>
+      </w:r>
+      <w:proofErr w:type="spellEnd"/>
+      <w:r>
+        <w:rPr>
+          <w:sz w:val="32"/>
+          <w:szCs w:val="32"/>
+          <w:lang w:val="en-US"/>
+        </w:rPr>
+        <w:t>(</w:t>
+      </w:r>
+      <w:proofErr w:type="gramEnd"/>
+      <w:r>
+        <w:rPr>
+          <w:sz w:val="32"/>
+          <w:szCs w:val="32"/>
+          <w:lang w:val="en-US"/>
+        </w:rPr>
+        <w:t>String text): When triggered this function will convert the given string into a Decimal ASCII string.</w:t>
+      </w:r>
+    </w:p>
+    <w:p>
+      <w:pPr>
+        <w:pStyle w:val="ListParagraph"/>
+        <w:numPr>
+          <w:ilvl w:val="0"/>
+          <w:numId w:val="9"/>
+        </w:numPr>
+        <w:rPr>
+          <w:sz w:val="32"/>
+          <w:szCs w:val="32"/>
+          <w:lang w:val="en-US"/>
+        </w:rPr>
+      </w:pPr>
+      <w:proofErr w:type="gramStart"/>
+      <w:r>
+        <w:rPr>
+          <w:sz w:val="32"/>
+          <w:szCs w:val="32"/>
+          <w:lang w:val="en-US"/>
+        </w:rPr>
+        <w:t>Binary</w:t>
+      </w:r>
+      <w:r>
+        <w:rPr>
+          <w:sz w:val="32"/>
+          <w:szCs w:val="32"/>
+          <w:lang w:val="en-US"/>
+        </w:rPr>
+        <w:t>(</w:t>
+      </w:r>
+      <w:proofErr w:type="gramEnd"/>
+      <w:r>
+        <w:rPr>
+          <w:sz w:val="32"/>
+          <w:szCs w:val="32"/>
+          <w:lang w:val="en-US"/>
+        </w:rPr>
+        <w:t xml:space="preserve">String text): When triggered, this function will convert the </w:t>
+      </w:r>
+      <w:proofErr w:type="gramStart"/>
+      <w:r>
+        <w:rPr>
+          <w:sz w:val="32"/>
+          <w:szCs w:val="32"/>
+          <w:lang w:val="en-US"/>
+        </w:rPr>
+        <w:t>inputted</w:t>
+      </w:r>
+      <w:proofErr w:type="gramEnd"/>
+      <w:r>
+        <w:rPr>
+          <w:sz w:val="32"/>
+          <w:szCs w:val="32"/>
+          <w:lang w:val="en-US"/>
+        </w:rPr>
+        <w:t xml:space="preserve"> string to its binary equivalent.</w:t>
+      </w:r>
+      <w:r>
+        <w:rPr>
+          <w:sz w:val="32"/>
+          <w:szCs w:val="32"/>
+          <w:lang w:val="en-US"/>
+        </w:rPr>
+        <w:t xml:space="preserve"> It will then output the binary </w:t>
+      </w:r>
+      <w:r>
+        <w:rPr>
+          <w:sz w:val="32"/>
+          <w:szCs w:val="32"/>
+          <w:lang w:val="en-US"/>
+        </w:rPr>
+        <w:t>value</w:t>
+      </w:r>
+      <w:r>
+        <w:rPr>
+          <w:sz w:val="32"/>
+          <w:szCs w:val="32"/>
+          <w:lang w:val="en-US"/>
+        </w:rPr>
+        <w:t>.</w:t>
+      </w:r>
+    </w:p>
+    <w:p>
+      <w:pPr>
+        <w:pStyle w:val="ListParagraph"/>
+        <w:numPr>
+          <w:ilvl w:val="0"/>
+          <w:numId w:val="9"/>
+        </w:numPr>
+        <w:rPr>
+          <w:sz w:val="32"/>
+          <w:szCs w:val="32"/>
+          <w:lang w:val="en-US"/>
+        </w:rPr>
+      </w:pPr>
+      <w:proofErr w:type="spellStart"/>
+      <w:proofErr w:type="gramStart"/>
+      <w:r>
+        <w:rPr>
+          <w:sz w:val="32"/>
+          <w:szCs w:val="32"/>
+          <w:lang w:val="en-US"/>
+        </w:rPr>
+        <w:t>CaesarCipher</w:t>
+      </w:r>
+      <w:proofErr w:type="spellEnd"/>
+      <w:r>
+        <w:rPr>
+          <w:sz w:val="32"/>
+          <w:szCs w:val="32"/>
+          <w:lang w:val="en-US"/>
+        </w:rPr>
+        <w:t>(</w:t>
+      </w:r>
+      <w:proofErr w:type="gramEnd"/>
+      <w:r>
+        <w:rPr>
+          <w:sz w:val="32"/>
+          <w:szCs w:val="32"/>
+          <w:lang w:val="en-US"/>
+        </w:rPr>
+        <w:t>String text): When triggered this function will convert the given string into its Caesar Cipher equivalent</w:t>
+      </w:r>
+      <w:r>
+        <w:rPr>
+          <w:sz w:val="32"/>
+          <w:szCs w:val="32"/>
+          <w:lang w:val="en-US"/>
+        </w:rPr>
+        <w:t>, it does this by increasing the value of every character in the string which will give the next character</w:t>
+      </w:r>
+      <w:r>
+        <w:rPr>
+          <w:sz w:val="32"/>
+          <w:szCs w:val="32"/>
+          <w:lang w:val="en-US"/>
+        </w:rPr>
+        <w:t>.</w:t>
+      </w:r>
+      <w:r>
+        <w:rPr>
+          <w:sz w:val="32"/>
+          <w:szCs w:val="32"/>
+          <w:lang w:val="en-US"/>
+        </w:rPr>
+        <w:t xml:space="preserve"> It will then output the encoded string.</w:t>
+      </w:r>
+    </w:p>
+    <w:p>
+      <w:pPr>
+        <w:pStyle w:val="ListParagraph"/>
+        <w:numPr>
+          <w:ilvl w:val="0"/>
+          <w:numId w:val="9"/>
+        </w:numPr>
+        <w:rPr>
+          <w:sz w:val="32"/>
+          <w:szCs w:val="32"/>
+          <w:lang w:val="en-US"/>
+        </w:rPr>
+      </w:pPr>
+      <w:proofErr w:type="gramStart"/>
+      <w:r>
+        <w:rPr>
+          <w:sz w:val="32"/>
+          <w:szCs w:val="32"/>
+          <w:lang w:val="en-US"/>
+        </w:rPr>
+        <w:t>Reverse(</w:t>
+      </w:r>
+      <w:proofErr w:type="gramEnd"/>
+      <w:r>
+        <w:rPr>
+          <w:sz w:val="32"/>
+          <w:szCs w:val="32"/>
+          <w:lang w:val="en-US"/>
+        </w:rPr>
+        <w:t xml:space="preserve">String text): When triggered this function will </w:t>
+      </w:r>
+      <w:r>
+        <w:rPr>
+          <w:sz w:val="32"/>
+          <w:szCs w:val="32"/>
+          <w:lang w:val="en-US"/>
+        </w:rPr>
+        <w:t>reverse the given string. It will then output the result</w:t>
+      </w:r>
+      <w:r>
+        <w:rPr>
+          <w:sz w:val="32"/>
+          <w:szCs w:val="32"/>
+          <w:lang w:val="en-US"/>
+        </w:rPr>
+        <w:t>.</w:t>
       </w:r>
     </w:p>
     <w:p>
@@ -2248,6 +3898,7 @@
           <w:szCs w:val="32"/>
           <w:lang w:val="en-US"/>
         </w:rPr>
+        <w:lastRenderedPageBreak/>
         <w:t xml:space="preserve">The </w:t>
       </w:r>
       <w:r>
@@ -2258,39 +3909,15 @@
           <w:szCs w:val="32"/>
           <w:lang w:val="en-US"/>
         </w:rPr>
-        <w:t>Encoder</w:t>
-      </w:r>
-      <w:r>
-        <w:rPr>
-          <w:sz w:val="32"/>
-          <w:szCs w:val="32"/>
-          <w:lang w:val="en-US"/>
-        </w:rPr>
-        <w:t xml:space="preserve"> class has</w:t>
-      </w:r>
-      <w:r>
-        <w:rPr>
-          <w:sz w:val="32"/>
-          <w:szCs w:val="32"/>
-          <w:lang w:val="en-US"/>
-        </w:rPr>
-        <w:t xml:space="preserve"> </w:t>
-      </w:r>
-      <w:r>
-        <w:rPr>
-          <w:sz w:val="32"/>
-          <w:szCs w:val="32"/>
-          <w:lang w:val="en-US"/>
-        </w:rPr>
-        <w:t>six</w:t>
-      </w:r>
-      <w:r>
-        <w:rPr>
-          <w:sz w:val="32"/>
-          <w:szCs w:val="32"/>
-          <w:lang w:val="en-US"/>
-        </w:rPr>
-        <w:t xml:space="preserve"> functions which include:</w:t>
+        <w:t xml:space="preserve">Decoder </w:t>
+      </w:r>
+      <w:r>
+        <w:rPr>
+          <w:sz w:val="32"/>
+          <w:szCs w:val="32"/>
+          <w:lang w:val="en-US"/>
+        </w:rPr>
+        <w:t>class has six functions which include:</w:t>
       </w:r>
     </w:p>
     <w:p>
@@ -2298,7 +3925,7 @@
         <w:pStyle w:val="ListParagraph"/>
         <w:numPr>
           <w:ilvl w:val="0"/>
-          <w:numId w:val="9"/>
+          <w:numId w:val="10"/>
         </w:numPr>
         <w:rPr>
           <w:sz w:val="32"/>
@@ -2350,7 +3977,7 @@
           <w:szCs w:val="32"/>
           <w:lang w:val="en-US"/>
         </w:rPr>
-        <w:t xml:space="preserve"> string, the outputted string and the encoder.</w:t>
+        <w:t xml:space="preserve"> string, the outputted string and the decoder.</w:t>
       </w:r>
     </w:p>
     <w:p>
@@ -2358,7 +3985,7 @@
         <w:pStyle w:val="ListParagraph"/>
         <w:numPr>
           <w:ilvl w:val="0"/>
-          <w:numId w:val="9"/>
+          <w:numId w:val="10"/>
         </w:numPr>
         <w:rPr>
           <w:sz w:val="32"/>
@@ -2402,23 +4029,7 @@
           <w:szCs w:val="32"/>
           <w:lang w:val="en-US"/>
         </w:rPr>
-        <w:t xml:space="preserve">to encode </w:t>
-      </w:r>
-      <w:r>
-        <w:rPr>
-          <w:sz w:val="32"/>
-          <w:szCs w:val="32"/>
-          <w:lang w:val="en-US"/>
-        </w:rPr>
-        <w:t>the given string.</w:t>
-      </w:r>
-      <w:r>
-        <w:rPr>
-          <w:sz w:val="32"/>
-          <w:szCs w:val="32"/>
-          <w:lang w:val="en-US"/>
-        </w:rPr>
-        <w:t xml:space="preserve"> It will then output the encoded string into the console.</w:t>
+        <w:t>to decode the given string. It will then output the decoded string into the console.</w:t>
       </w:r>
     </w:p>
     <w:p>
@@ -2426,7 +4037,7 @@
         <w:pStyle w:val="ListParagraph"/>
         <w:numPr>
           <w:ilvl w:val="0"/>
-          <w:numId w:val="9"/>
+          <w:numId w:val="10"/>
         </w:numPr>
         <w:rPr>
           <w:sz w:val="32"/>
@@ -2460,7 +4071,15 @@
           <w:szCs w:val="32"/>
           <w:lang w:val="en-US"/>
         </w:rPr>
-        <w:t>String text): When triggered this function will convert the given string into a Decimal ASCII string.</w:t>
+        <w:t xml:space="preserve">String text): When triggered this function will convert a Decimal ASCII string into </w:t>
+      </w:r>
+      <w:r>
+        <w:rPr>
+          <w:sz w:val="32"/>
+          <w:szCs w:val="32"/>
+          <w:lang w:val="en-US"/>
+        </w:rPr>
+        <w:t>a readable string.</w:t>
       </w:r>
     </w:p>
     <w:p>
@@ -2468,7 +4087,7 @@
         <w:pStyle w:val="ListParagraph"/>
         <w:numPr>
           <w:ilvl w:val="0"/>
-          <w:numId w:val="9"/>
+          <w:numId w:val="10"/>
         </w:numPr>
         <w:rPr>
           <w:sz w:val="32"/>
@@ -2483,15 +4102,7 @@
           <w:szCs w:val="32"/>
           <w:lang w:val="en-US"/>
         </w:rPr>
-        <w:t>Binary</w:t>
-      </w:r>
-      <w:r>
-        <w:rPr>
-          <w:sz w:val="32"/>
-          <w:szCs w:val="32"/>
-          <w:lang w:val="en-US"/>
-        </w:rPr>
-        <w:t>(</w:t>
+        <w:t>Binary(</w:t>
       </w:r>
       <w:proofErr w:type="gramEnd"/>
       <w:r>
@@ -2500,49 +4111,25 @@
           <w:szCs w:val="32"/>
           <w:lang w:val="en-US"/>
         </w:rPr>
-        <w:t xml:space="preserve">String text): When triggered, this function will convert the </w:t>
-      </w:r>
-      <w:proofErr w:type="gramStart"/>
-      <w:r>
-        <w:rPr>
-          <w:sz w:val="32"/>
-          <w:szCs w:val="32"/>
-          <w:lang w:val="en-US"/>
-        </w:rPr>
-        <w:t>inputted</w:t>
-      </w:r>
-      <w:proofErr w:type="gramEnd"/>
-      <w:r>
-        <w:rPr>
-          <w:sz w:val="32"/>
-          <w:szCs w:val="32"/>
-          <w:lang w:val="en-US"/>
-        </w:rPr>
-        <w:t xml:space="preserve"> string to its binary equivalent.</w:t>
-      </w:r>
-      <w:r>
-        <w:rPr>
-          <w:sz w:val="32"/>
-          <w:szCs w:val="32"/>
-          <w:lang w:val="en-US"/>
-        </w:rPr>
-        <w:t xml:space="preserve"> It will then output the binary </w:t>
-      </w:r>
-      <w:r>
-        <w:rPr>
-          <w:sz w:val="32"/>
-          <w:szCs w:val="32"/>
-          <w:lang w:val="en-US"/>
-        </w:rPr>
-        <w:t>value</w:t>
-      </w:r>
-      <w:r>
-        <w:rPr>
-          <w:sz w:val="32"/>
-          <w:szCs w:val="32"/>
-          <w:lang w:val="en-US"/>
-        </w:rPr>
-        <w:t>.</w:t>
+        <w:t xml:space="preserve">String text): When triggered, this function will convert the binary input given into readable </w:t>
+      </w:r>
+      <w:proofErr w:type="spellStart"/>
+      <w:r>
+        <w:rPr>
+          <w:sz w:val="32"/>
+          <w:szCs w:val="32"/>
+          <w:lang w:val="en-US"/>
+        </w:rPr>
+        <w:t>text.It</w:t>
+      </w:r>
+      <w:proofErr w:type="spellEnd"/>
+      <w:r>
+        <w:rPr>
+          <w:sz w:val="32"/>
+          <w:szCs w:val="32"/>
+          <w:lang w:val="en-US"/>
+        </w:rPr>
+        <w:t xml:space="preserve"> will then output the text.</w:t>
       </w:r>
     </w:p>
     <w:p>
@@ -2550,7 +4137,7 @@
         <w:pStyle w:val="ListParagraph"/>
         <w:numPr>
           <w:ilvl w:val="0"/>
-          <w:numId w:val="9"/>
+          <w:numId w:val="11"/>
         </w:numPr>
         <w:rPr>
           <w:sz w:val="32"/>
@@ -2584,31 +4171,55 @@
           <w:szCs w:val="32"/>
           <w:lang w:val="en-US"/>
         </w:rPr>
-        <w:t>String text): When triggered this function will convert the given string into its Caesar Cipher equivalent</w:t>
-      </w:r>
-      <w:r>
-        <w:rPr>
-          <w:sz w:val="32"/>
-          <w:szCs w:val="32"/>
-          <w:lang w:val="en-US"/>
-        </w:rPr>
-        <w:t>, it does this by increasing the value of every character in the string which will give the next character</w:t>
-      </w:r>
-      <w:r>
-        <w:rPr>
-          <w:sz w:val="32"/>
-          <w:szCs w:val="32"/>
-          <w:lang w:val="en-US"/>
-        </w:rPr>
-        <w:t>.</w:t>
-      </w:r>
-      <w:r>
-        <w:rPr>
-          <w:sz w:val="32"/>
-          <w:szCs w:val="32"/>
-          <w:lang w:val="en-US"/>
-        </w:rPr>
-        <w:t xml:space="preserve"> It will then output the encoded string.</w:t>
+        <w:t xml:space="preserve">String text): When triggered this function will convert the Caesar Cipher input given into a readable string, it does this by </w:t>
+      </w:r>
+      <w:r>
+        <w:rPr>
+          <w:sz w:val="32"/>
+          <w:szCs w:val="32"/>
+          <w:lang w:val="en-US"/>
+        </w:rPr>
+        <w:t>de</w:t>
+      </w:r>
+      <w:r>
+        <w:rPr>
+          <w:sz w:val="32"/>
+          <w:szCs w:val="32"/>
+          <w:lang w:val="en-US"/>
+        </w:rPr>
+        <w:t xml:space="preserve">creasing the value of every character in the string which will give the </w:t>
+      </w:r>
+      <w:r>
+        <w:rPr>
+          <w:sz w:val="32"/>
+          <w:szCs w:val="32"/>
+          <w:lang w:val="en-US"/>
+        </w:rPr>
+        <w:t>last</w:t>
+      </w:r>
+      <w:r>
+        <w:rPr>
+          <w:sz w:val="32"/>
+          <w:szCs w:val="32"/>
+          <w:lang w:val="en-US"/>
+        </w:rPr>
+        <w:t xml:space="preserve"> character. It will then output the </w:t>
+      </w:r>
+      <w:r>
+        <w:rPr>
+          <w:sz w:val="32"/>
+          <w:szCs w:val="32"/>
+          <w:lang w:val="en-US"/>
+        </w:rPr>
+        <w:t>decoded</w:t>
+      </w:r>
+      <w:r>
+        <w:rPr>
+          <w:sz w:val="32"/>
+          <w:szCs w:val="32"/>
+          <w:lang w:val="en-US"/>
+        </w:rPr>
+        <w:t xml:space="preserve"> string.</w:t>
       </w:r>
     </w:p>
     <w:p>
@@ -2616,7 +4227,7 @@
         <w:pStyle w:val="ListParagraph"/>
         <w:numPr>
           <w:ilvl w:val="0"/>
-          <w:numId w:val="9"/>
+          <w:numId w:val="11"/>
         </w:numPr>
         <w:rPr>
           <w:sz w:val="32"/>
@@ -2631,7 +4242,6 @@
           <w:szCs w:val="32"/>
           <w:lang w:val="en-US"/>
         </w:rPr>
-        <w:lastRenderedPageBreak/>
         <w:t>Reverse(</w:t>
       </w:r>
       <w:proofErr w:type="gramEnd"/>
@@ -2641,15 +4251,7 @@
           <w:szCs w:val="32"/>
           <w:lang w:val="en-US"/>
         </w:rPr>
-        <w:t xml:space="preserve">String text): When triggered this function will </w:t>
-      </w:r>
-      <w:r>
-        <w:rPr>
-          <w:sz w:val="32"/>
-          <w:szCs w:val="32"/>
-          <w:lang w:val="en-US"/>
-        </w:rPr>
-        <w:t>reverse the given string. It will then output the result</w:t>
+        <w:t>String text): When triggered this function will reverse the given string. It will then output the result</w:t>
       </w:r>
       <w:r>
         <w:rPr>
@@ -2662,15 +4264,17 @@
     </w:p>
     <w:p>
       <w:pPr>
-        <w:rPr>
-          <w:sz w:val="32"/>
-          <w:szCs w:val="32"/>
-          <w:lang w:val="en-US"/>
-        </w:rPr>
-      </w:pPr>
-    </w:p>
-    <w:p>
-      <w:pPr>
+        <w:pStyle w:val="ListParagraph"/>
+        <w:rPr>
+          <w:sz w:val="32"/>
+          <w:szCs w:val="32"/>
+          <w:lang w:val="en-US"/>
+        </w:rPr>
+      </w:pPr>
+    </w:p>
+    <w:p>
+      <w:pPr>
+        <w:pStyle w:val="ListParagraph"/>
         <w:rPr>
           <w:sz w:val="32"/>
           <w:szCs w:val="32"/>
@@ -2699,397 +4303,6 @@
         </w:rPr>
         <w:t xml:space="preserve">The </w:t>
       </w:r>
-      <w:r>
-        <w:rPr>
-          <w:b/>
-          <w:bCs/>
-          <w:sz w:val="32"/>
-          <w:szCs w:val="32"/>
-          <w:lang w:val="en-US"/>
-        </w:rPr>
-        <w:t xml:space="preserve">Decoder </w:t>
-      </w:r>
-      <w:r>
-        <w:rPr>
-          <w:sz w:val="32"/>
-          <w:szCs w:val="32"/>
-          <w:lang w:val="en-US"/>
-        </w:rPr>
-        <w:t>class has six functions which include:</w:t>
-      </w:r>
-    </w:p>
-    <w:p>
-      <w:pPr>
-        <w:pStyle w:val="ListParagraph"/>
-        <w:numPr>
-          <w:ilvl w:val="0"/>
-          <w:numId w:val="10"/>
-        </w:numPr>
-        <w:rPr>
-          <w:sz w:val="32"/>
-          <w:szCs w:val="32"/>
-          <w:lang w:val="en-US"/>
-        </w:rPr>
-      </w:pPr>
-      <w:proofErr w:type="spellStart"/>
-      <w:proofErr w:type="gramStart"/>
-      <w:r>
-        <w:rPr>
-          <w:sz w:val="32"/>
-          <w:szCs w:val="32"/>
-          <w:lang w:val="en-US"/>
-        </w:rPr>
-        <w:t>outputInfo</w:t>
-      </w:r>
-      <w:proofErr w:type="spellEnd"/>
-      <w:r>
-        <w:rPr>
-          <w:sz w:val="32"/>
-          <w:szCs w:val="32"/>
-          <w:lang w:val="en-US"/>
-        </w:rPr>
-        <w:t>(</w:t>
-      </w:r>
-      <w:proofErr w:type="gramEnd"/>
-      <w:r>
-        <w:rPr>
-          <w:sz w:val="32"/>
-          <w:szCs w:val="32"/>
-          <w:lang w:val="en-US"/>
-        </w:rPr>
-        <w:t xml:space="preserve">String input, String output, String encoder): When triggered, this function will output information about the </w:t>
-      </w:r>
-      <w:proofErr w:type="gramStart"/>
-      <w:r>
-        <w:rPr>
-          <w:sz w:val="32"/>
-          <w:szCs w:val="32"/>
-          <w:lang w:val="en-US"/>
-        </w:rPr>
-        <w:t>inputted</w:t>
-      </w:r>
-      <w:proofErr w:type="gramEnd"/>
-      <w:r>
-        <w:rPr>
-          <w:sz w:val="32"/>
-          <w:szCs w:val="32"/>
-          <w:lang w:val="en-US"/>
-        </w:rPr>
-        <w:t xml:space="preserve"> string, the outputted string and the decoder.</w:t>
-      </w:r>
-    </w:p>
-    <w:p>
-      <w:pPr>
-        <w:pStyle w:val="ListParagraph"/>
-        <w:numPr>
-          <w:ilvl w:val="0"/>
-          <w:numId w:val="10"/>
-        </w:numPr>
-        <w:rPr>
-          <w:sz w:val="32"/>
-          <w:szCs w:val="32"/>
-          <w:lang w:val="en-US"/>
-        </w:rPr>
-      </w:pPr>
-      <w:r>
-        <w:rPr>
-          <w:sz w:val="32"/>
-          <w:szCs w:val="32"/>
-          <w:lang w:val="en-US"/>
-        </w:rPr>
-        <w:t xml:space="preserve">Base64(String text): When triggered this function will use the Base64 class found in at </w:t>
-      </w:r>
-      <w:proofErr w:type="gramStart"/>
-      <w:r>
-        <w:rPr>
-          <w:b/>
-          <w:bCs/>
-          <w:sz w:val="32"/>
-          <w:szCs w:val="32"/>
-          <w:lang w:val="en-US"/>
-        </w:rPr>
-        <w:t>java.util</w:t>
-      </w:r>
-      <w:proofErr w:type="gramEnd"/>
-      <w:r>
-        <w:rPr>
-          <w:b/>
-          <w:bCs/>
-          <w:sz w:val="32"/>
-          <w:szCs w:val="32"/>
-          <w:lang w:val="en-US"/>
-        </w:rPr>
-        <w:t xml:space="preserve">.Base64 </w:t>
-      </w:r>
-      <w:r>
-        <w:rPr>
-          <w:sz w:val="32"/>
-          <w:szCs w:val="32"/>
-          <w:lang w:val="en-US"/>
-        </w:rPr>
-        <w:t>to decode the given string. It will then output the decoded string into the console.</w:t>
-      </w:r>
-    </w:p>
-    <w:p>
-      <w:pPr>
-        <w:pStyle w:val="ListParagraph"/>
-        <w:numPr>
-          <w:ilvl w:val="0"/>
-          <w:numId w:val="10"/>
-        </w:numPr>
-        <w:rPr>
-          <w:sz w:val="32"/>
-          <w:szCs w:val="32"/>
-          <w:lang w:val="en-US"/>
-        </w:rPr>
-      </w:pPr>
-      <w:proofErr w:type="spellStart"/>
-      <w:proofErr w:type="gramStart"/>
-      <w:r>
-        <w:rPr>
-          <w:sz w:val="32"/>
-          <w:szCs w:val="32"/>
-          <w:lang w:val="en-US"/>
-        </w:rPr>
-        <w:t>DAscii</w:t>
-      </w:r>
-      <w:proofErr w:type="spellEnd"/>
-      <w:r>
-        <w:rPr>
-          <w:sz w:val="32"/>
-          <w:szCs w:val="32"/>
-          <w:lang w:val="en-US"/>
-        </w:rPr>
-        <w:t>(</w:t>
-      </w:r>
-      <w:proofErr w:type="gramEnd"/>
-      <w:r>
-        <w:rPr>
-          <w:sz w:val="32"/>
-          <w:szCs w:val="32"/>
-          <w:lang w:val="en-US"/>
-        </w:rPr>
-        <w:t xml:space="preserve">String text): When triggered this function will convert a Decimal ASCII string into </w:t>
-      </w:r>
-      <w:r>
-        <w:rPr>
-          <w:sz w:val="32"/>
-          <w:szCs w:val="32"/>
-          <w:lang w:val="en-US"/>
-        </w:rPr>
-        <w:t>a readable string.</w:t>
-      </w:r>
-    </w:p>
-    <w:p>
-      <w:pPr>
-        <w:pStyle w:val="ListParagraph"/>
-        <w:numPr>
-          <w:ilvl w:val="0"/>
-          <w:numId w:val="10"/>
-        </w:numPr>
-        <w:rPr>
-          <w:sz w:val="32"/>
-          <w:szCs w:val="32"/>
-          <w:lang w:val="en-US"/>
-        </w:rPr>
-      </w:pPr>
-      <w:proofErr w:type="gramStart"/>
-      <w:r>
-        <w:rPr>
-          <w:sz w:val="32"/>
-          <w:szCs w:val="32"/>
-          <w:lang w:val="en-US"/>
-        </w:rPr>
-        <w:t>Binary(</w:t>
-      </w:r>
-      <w:proofErr w:type="gramEnd"/>
-      <w:r>
-        <w:rPr>
-          <w:sz w:val="32"/>
-          <w:szCs w:val="32"/>
-          <w:lang w:val="en-US"/>
-        </w:rPr>
-        <w:t xml:space="preserve">String text): When triggered, this function will convert the binary input given into readable </w:t>
-      </w:r>
-      <w:proofErr w:type="spellStart"/>
-      <w:r>
-        <w:rPr>
-          <w:sz w:val="32"/>
-          <w:szCs w:val="32"/>
-          <w:lang w:val="en-US"/>
-        </w:rPr>
-        <w:t>text.It</w:t>
-      </w:r>
-      <w:proofErr w:type="spellEnd"/>
-      <w:r>
-        <w:rPr>
-          <w:sz w:val="32"/>
-          <w:szCs w:val="32"/>
-          <w:lang w:val="en-US"/>
-        </w:rPr>
-        <w:t xml:space="preserve"> will then output the text.</w:t>
-      </w:r>
-    </w:p>
-    <w:p>
-      <w:pPr>
-        <w:pStyle w:val="ListParagraph"/>
-        <w:numPr>
-          <w:ilvl w:val="0"/>
-          <w:numId w:val="11"/>
-        </w:numPr>
-        <w:rPr>
-          <w:sz w:val="32"/>
-          <w:szCs w:val="32"/>
-          <w:lang w:val="en-US"/>
-        </w:rPr>
-      </w:pPr>
-      <w:proofErr w:type="spellStart"/>
-      <w:proofErr w:type="gramStart"/>
-      <w:r>
-        <w:rPr>
-          <w:sz w:val="32"/>
-          <w:szCs w:val="32"/>
-          <w:lang w:val="en-US"/>
-        </w:rPr>
-        <w:t>CaesarCipher</w:t>
-      </w:r>
-      <w:proofErr w:type="spellEnd"/>
-      <w:r>
-        <w:rPr>
-          <w:sz w:val="32"/>
-          <w:szCs w:val="32"/>
-          <w:lang w:val="en-US"/>
-        </w:rPr>
-        <w:t>(</w:t>
-      </w:r>
-      <w:proofErr w:type="gramEnd"/>
-      <w:r>
-        <w:rPr>
-          <w:sz w:val="32"/>
-          <w:szCs w:val="32"/>
-          <w:lang w:val="en-US"/>
-        </w:rPr>
-        <w:t xml:space="preserve">String text): When triggered this function will convert the Caesar Cipher input given into a readable string, it does this by </w:t>
-      </w:r>
-      <w:r>
-        <w:rPr>
-          <w:sz w:val="32"/>
-          <w:szCs w:val="32"/>
-          <w:lang w:val="en-US"/>
-        </w:rPr>
-        <w:t>de</w:t>
-      </w:r>
-      <w:r>
-        <w:rPr>
-          <w:sz w:val="32"/>
-          <w:szCs w:val="32"/>
-          <w:lang w:val="en-US"/>
-        </w:rPr>
-        <w:t xml:space="preserve">creasing the value of every character in the string which will give the </w:t>
-      </w:r>
-      <w:r>
-        <w:rPr>
-          <w:sz w:val="32"/>
-          <w:szCs w:val="32"/>
-          <w:lang w:val="en-US"/>
-        </w:rPr>
-        <w:t>last</w:t>
-      </w:r>
-      <w:r>
-        <w:rPr>
-          <w:sz w:val="32"/>
-          <w:szCs w:val="32"/>
-          <w:lang w:val="en-US"/>
-        </w:rPr>
-        <w:t xml:space="preserve"> character. It will then output the </w:t>
-      </w:r>
-      <w:r>
-        <w:rPr>
-          <w:sz w:val="32"/>
-          <w:szCs w:val="32"/>
-          <w:lang w:val="en-US"/>
-        </w:rPr>
-        <w:t>decoded</w:t>
-      </w:r>
-      <w:r>
-        <w:rPr>
-          <w:sz w:val="32"/>
-          <w:szCs w:val="32"/>
-          <w:lang w:val="en-US"/>
-        </w:rPr>
-        <w:t xml:space="preserve"> string.</w:t>
-      </w:r>
-    </w:p>
-    <w:p>
-      <w:pPr>
-        <w:pStyle w:val="ListParagraph"/>
-        <w:numPr>
-          <w:ilvl w:val="0"/>
-          <w:numId w:val="11"/>
-        </w:numPr>
-        <w:rPr>
-          <w:sz w:val="32"/>
-          <w:szCs w:val="32"/>
-          <w:lang w:val="en-US"/>
-        </w:rPr>
-      </w:pPr>
-      <w:proofErr w:type="gramStart"/>
-      <w:r>
-        <w:rPr>
-          <w:sz w:val="32"/>
-          <w:szCs w:val="32"/>
-          <w:lang w:val="en-US"/>
-        </w:rPr>
-        <w:t>Reverse(</w:t>
-      </w:r>
-      <w:proofErr w:type="gramEnd"/>
-      <w:r>
-        <w:rPr>
-          <w:sz w:val="32"/>
-          <w:szCs w:val="32"/>
-          <w:lang w:val="en-US"/>
-        </w:rPr>
-        <w:t>String text): When triggered this function will reverse the given string. It will then output the result</w:t>
-      </w:r>
-      <w:r>
-        <w:rPr>
-          <w:sz w:val="32"/>
-          <w:szCs w:val="32"/>
-          <w:lang w:val="en-US"/>
-        </w:rPr>
-        <w:t>.</w:t>
-      </w:r>
-    </w:p>
-    <w:p>
-      <w:pPr>
-        <w:rPr>
-          <w:sz w:val="32"/>
-          <w:szCs w:val="32"/>
-          <w:lang w:val="en-US"/>
-        </w:rPr>
-      </w:pPr>
-    </w:p>
-    <w:p>
-      <w:pPr>
-        <w:pStyle w:val="ListParagraph"/>
-        <w:numPr>
-          <w:ilvl w:val="0"/>
-          <w:numId w:val="1"/>
-        </w:numPr>
-        <w:rPr>
-          <w:sz w:val="32"/>
-          <w:szCs w:val="32"/>
-          <w:lang w:val="en-US"/>
-        </w:rPr>
-      </w:pPr>
-      <w:r>
-        <w:rPr>
-          <w:sz w:val="32"/>
-          <w:szCs w:val="32"/>
-          <w:lang w:val="en-US"/>
-        </w:rPr>
-        <w:t xml:space="preserve">The </w:t>
-      </w:r>
       <w:proofErr w:type="spellStart"/>
       <w:r>
         <w:rPr>
@@ -3200,17 +4413,87 @@
           <w:szCs w:val="32"/>
           <w:lang w:val="en-US"/>
         </w:rPr>
+        <w:t>saveFileChooser</w:t>
+      </w:r>
+      <w:proofErr w:type="spellEnd"/>
+      <w:r>
+        <w:rPr>
+          <w:sz w:val="32"/>
+          <w:szCs w:val="32"/>
+          <w:lang w:val="en-US"/>
+        </w:rPr>
+        <w:t>(</w:t>
+      </w:r>
+      <w:proofErr w:type="gramEnd"/>
+      <w:r>
+        <w:rPr>
+          <w:sz w:val="32"/>
+          <w:szCs w:val="32"/>
+          <w:lang w:val="en-US"/>
+        </w:rPr>
+        <w:t xml:space="preserve">): This function will open a new window with a file chooser that only allows the user to save files, this is useful when the user wants to save the </w:t>
+      </w:r>
+      <w:proofErr w:type="gramStart"/>
+      <w:r>
+        <w:rPr>
+          <w:sz w:val="32"/>
+          <w:szCs w:val="32"/>
+          <w:lang w:val="en-US"/>
+        </w:rPr>
+        <w:t>outputted</w:t>
+      </w:r>
+      <w:proofErr w:type="gramEnd"/>
+      <w:r>
+        <w:rPr>
+          <w:sz w:val="32"/>
+          <w:szCs w:val="32"/>
+          <w:lang w:val="en-US"/>
+        </w:rPr>
+        <w:t xml:space="preserve"> value/s in the output field to a text file.</w:t>
+      </w:r>
+    </w:p>
+    <w:p>
+      <w:pPr>
+        <w:rPr>
+          <w:sz w:val="32"/>
+          <w:szCs w:val="32"/>
+          <w:lang w:val="en-US"/>
+        </w:rPr>
+      </w:pPr>
+    </w:p>
+    <w:p>
+      <w:pPr>
+        <w:rPr>
+          <w:sz w:val="32"/>
+          <w:szCs w:val="32"/>
+          <w:lang w:val="en-US"/>
+        </w:rPr>
+      </w:pPr>
+      <w:r>
+        <w:rPr>
+          <w:sz w:val="32"/>
+          <w:szCs w:val="32"/>
+          <w:lang w:val="en-US"/>
+        </w:rPr>
         <w:lastRenderedPageBreak/>
-        <w:t>saveFileChooser</w:t>
-      </w:r>
-      <w:proofErr w:type="spellEnd"/>
-      <w:r>
-        <w:rPr>
-          <w:sz w:val="32"/>
-          <w:szCs w:val="32"/>
-          <w:lang w:val="en-US"/>
-        </w:rPr>
-        <w:t>(</w:t>
+        <w:t>On the next page you will find the flowchart for the project.</w:t>
+      </w:r>
+      <w:r>
+        <w:rPr>
+          <w:sz w:val="32"/>
+          <w:szCs w:val="32"/>
+          <w:lang w:val="en-US"/>
+        </w:rPr>
+        <w:t xml:space="preserve"> The flowchart is a plan for the project and outlines </w:t>
+      </w:r>
+      <w:proofErr w:type="gramStart"/>
+      <w:r>
+        <w:rPr>
+          <w:sz w:val="32"/>
+          <w:szCs w:val="32"/>
+          <w:lang w:val="en-US"/>
+        </w:rPr>
+        <w:t>all of</w:t>
       </w:r>
       <w:proofErr w:type="gramEnd"/>
       <w:r>
@@ -3219,76 +4502,6 @@
           <w:szCs w:val="32"/>
           <w:lang w:val="en-US"/>
         </w:rPr>
-        <w:t xml:space="preserve">): This function will open a new window with a file chooser that only allows the user to save files, this is useful when the user wants to save the </w:t>
-      </w:r>
-      <w:proofErr w:type="gramStart"/>
-      <w:r>
-        <w:rPr>
-          <w:sz w:val="32"/>
-          <w:szCs w:val="32"/>
-          <w:lang w:val="en-US"/>
-        </w:rPr>
-        <w:t>outputted</w:t>
-      </w:r>
-      <w:proofErr w:type="gramEnd"/>
-      <w:r>
-        <w:rPr>
-          <w:sz w:val="32"/>
-          <w:szCs w:val="32"/>
-          <w:lang w:val="en-US"/>
-        </w:rPr>
-        <w:t xml:space="preserve"> value/s in the output field to a text file.</w:t>
-      </w:r>
-    </w:p>
-    <w:p>
-      <w:pPr>
-        <w:rPr>
-          <w:sz w:val="32"/>
-          <w:szCs w:val="32"/>
-          <w:lang w:val="en-US"/>
-        </w:rPr>
-      </w:pPr>
-    </w:p>
-    <w:p>
-      <w:pPr>
-        <w:rPr>
-          <w:sz w:val="32"/>
-          <w:szCs w:val="32"/>
-          <w:lang w:val="en-US"/>
-        </w:rPr>
-      </w:pPr>
-      <w:r>
-        <w:rPr>
-          <w:sz w:val="32"/>
-          <w:szCs w:val="32"/>
-          <w:lang w:val="en-US"/>
-        </w:rPr>
-        <w:t>On the next page you will find the flowchart for the project.</w:t>
-      </w:r>
-      <w:r>
-        <w:rPr>
-          <w:sz w:val="32"/>
-          <w:szCs w:val="32"/>
-          <w:lang w:val="en-US"/>
-        </w:rPr>
-        <w:t xml:space="preserve"> The flowchart is a plan for the project and outlines </w:t>
-      </w:r>
-      <w:proofErr w:type="gramStart"/>
-      <w:r>
-        <w:rPr>
-          <w:sz w:val="32"/>
-          <w:szCs w:val="32"/>
-          <w:lang w:val="en-US"/>
-        </w:rPr>
-        <w:t>all of</w:t>
-      </w:r>
-      <w:proofErr w:type="gramEnd"/>
-      <w:r>
-        <w:rPr>
-          <w:sz w:val="32"/>
-          <w:szCs w:val="32"/>
-          <w:lang w:val="en-US"/>
-        </w:rPr>
         <w:t xml:space="preserve"> its features and how the project works behind the scenes while also being simple and very readable due to the fact that it uses shapes and arrows.</w:t>
       </w:r>
     </w:p>
@@ -3363,96 +4576,14 @@
           <w:lang w:val="en-US"/>
         </w:rPr>
       </w:pPr>
-    </w:p>
-    <w:p>
-      <w:pPr>
-        <w:rPr>
-          <w:sz w:val="32"/>
-          <w:szCs w:val="32"/>
-          <w:lang w:val="en-US"/>
-        </w:rPr>
-      </w:pPr>
-    </w:p>
-    <w:p>
-      <w:pPr>
-        <w:rPr>
-          <w:sz w:val="32"/>
-          <w:szCs w:val="32"/>
-          <w:lang w:val="en-US"/>
-        </w:rPr>
-      </w:pPr>
-    </w:p>
-    <w:p>
-      <w:pPr>
-        <w:rPr>
-          <w:sz w:val="32"/>
-          <w:szCs w:val="32"/>
-          <w:lang w:val="en-US"/>
-        </w:rPr>
-      </w:pPr>
-    </w:p>
-    <w:p>
-      <w:pPr>
-        <w:rPr>
-          <w:sz w:val="32"/>
-          <w:szCs w:val="32"/>
-          <w:lang w:val="en-US"/>
-        </w:rPr>
-      </w:pPr>
-    </w:p>
-    <w:p>
-      <w:pPr>
-        <w:rPr>
-          <w:sz w:val="32"/>
-          <w:szCs w:val="32"/>
-          <w:lang w:val="en-US"/>
-        </w:rPr>
-      </w:pPr>
-    </w:p>
-    <w:p>
-      <w:pPr>
-        <w:rPr>
-          <w:sz w:val="32"/>
-          <w:szCs w:val="32"/>
-          <w:lang w:val="en-US"/>
-        </w:rPr>
-      </w:pPr>
-    </w:p>
-    <w:p>
-      <w:pPr>
-        <w:rPr>
-          <w:sz w:val="32"/>
-          <w:szCs w:val="32"/>
-          <w:lang w:val="en-US"/>
-        </w:rPr>
-      </w:pPr>
-    </w:p>
-    <w:p>
-      <w:pPr>
-        <w:rPr>
-          <w:sz w:val="32"/>
-          <w:szCs w:val="32"/>
-          <w:lang w:val="en-US"/>
-        </w:rPr>
-      </w:pPr>
-    </w:p>
-    <w:p>
-      <w:pPr>
-        <w:rPr>
-          <w:sz w:val="32"/>
-          <w:szCs w:val="32"/>
-          <w:lang w:val="en-US"/>
-        </w:rPr>
-      </w:pPr>
-    </w:p>
-    <w:p>
-      <w:pPr>
-        <w:rPr>
-          <w:sz w:val="32"/>
-          <w:szCs w:val="32"/>
-          <w:lang w:val="en-US"/>
-        </w:rPr>
-      </w:pPr>
+      <w:r>
+        <w:rPr>
+          <w:sz w:val="32"/>
+          <w:szCs w:val="32"/>
+          <w:lang w:val="en-US"/>
+        </w:rPr>
+        <w:br w:type="page"/>
+      </w:r>
     </w:p>
     <w:p>
       <w:pPr>
@@ -3469,14 +4600,15 @@
           <w:szCs w:val="32"/>
           <w:lang w:val="en-US"/>
         </w:rPr>
+        <w:lastRenderedPageBreak/>
         <w:drawing>
-          <wp:anchor distT="0" distB="0" distL="114300" distR="114300" simplePos="0" relativeHeight="251664384" behindDoc="0" locked="0" layoutInCell="1" allowOverlap="1" wp14:anchorId="0EBD2759" wp14:editId="518A5336">
+          <wp:anchor distT="0" distB="0" distL="114300" distR="114300" simplePos="0" relativeHeight="251664384" behindDoc="0" locked="0" layoutInCell="1" allowOverlap="1" wp14:anchorId="0EBD2759" wp14:editId="6838D6BB">
             <wp:simplePos x="0" y="0"/>
             <wp:positionH relativeFrom="margin">
               <wp:align>center</wp:align>
             </wp:positionH>
             <wp:positionV relativeFrom="paragraph">
-              <wp:posOffset>-552450</wp:posOffset>
+              <wp:posOffset>-550545</wp:posOffset>
             </wp:positionV>
             <wp:extent cx="4038600" cy="9731566"/>
             <wp:effectExtent l="0" t="0" r="0" b="0"/>
@@ -3495,7 +4627,7 @@
                     </pic:cNvPicPr>
                   </pic:nvPicPr>
                   <pic:blipFill>
-                    <a:blip r:embed="rId8">
+                    <a:blip r:embed="rId9">
                       <a:extLst>
                         <a:ext uri="{28A0092B-C50C-407E-A947-70E740481C1C}">
                           <a14:useLocalDpi xmlns:a14="http://schemas.microsoft.com/office/drawing/2010/main" val="0"/>
@@ -3631,15 +4763,14 @@
           <w:lang w:val="en-US"/>
         </w:rPr>
       </w:pPr>
-    </w:p>
-    <w:p>
-      <w:pPr>
-        <w:rPr>
-          <w:sz w:val="32"/>
-          <w:szCs w:val="32"/>
-          <w:lang w:val="en-US"/>
-        </w:rPr>
-      </w:pPr>
+      <w:r>
+        <w:rPr>
+          <w:sz w:val="32"/>
+          <w:szCs w:val="32"/>
+          <w:lang w:val="en-US"/>
+        </w:rPr>
+        <w:br w:type="page"/>
+      </w:r>
     </w:p>
     <w:p>
       <w:pPr>
@@ -3649,29 +4780,44 @@
           <w:lang w:val="en-US"/>
         </w:rPr>
         <w:sectPr>
-          <w:footerReference w:type="default" r:id="rId9"/>
+          <w:headerReference w:type="default" r:id="rId10"/>
+          <w:footerReference w:type="default" r:id="rId11"/>
           <w:pgSz w:w="11906" w:h="16838"/>
           <w:pgMar w:top="1440" w:right="1440" w:bottom="1440" w:left="1440" w:header="708" w:footer="708" w:gutter="0"/>
+          <w:pgBorders w:offsetFrom="page">
+            <w:top w:val="threeDEmboss" w:sz="24" w:space="24" w:color="auto"/>
+            <w:left w:val="threeDEmboss" w:sz="24" w:space="24" w:color="auto"/>
+            <w:bottom w:val="threeDEngrave" w:sz="24" w:space="24" w:color="auto"/>
+            <w:right w:val="threeDEngrave" w:sz="24" w:space="24" w:color="auto"/>
+          </w:pgBorders>
+          <w:cols w:space="708"/>
+          <w:titlePg/>
+          <w:docGrid w:linePitch="360"/>
+        </w:sectPr>
+      </w:pPr>
+    </w:p>
+    <w:p>
+      <w:pPr>
+        <w:rPr>
+          <w:sz w:val="32"/>
+          <w:szCs w:val="32"/>
+          <w:lang w:val="en-US"/>
+        </w:rPr>
+        <w:sectPr>
+          <w:headerReference w:type="default" r:id="rId12"/>
+          <w:footerReference w:type="default" r:id="rId13"/>
+          <w:pgSz w:w="16838" w:h="11906" w:orient="landscape"/>
+          <w:pgMar w:top="1440" w:right="1440" w:bottom="1440" w:left="1440" w:header="709" w:footer="709" w:gutter="0"/>
+          <w:pgBorders w:offsetFrom="page">
+            <w:top w:val="threeDEmboss" w:sz="24" w:space="24" w:color="auto"/>
+            <w:left w:val="threeDEmboss" w:sz="24" w:space="24" w:color="auto"/>
+            <w:bottom w:val="threeDEngrave" w:sz="24" w:space="24" w:color="auto"/>
+            <w:right w:val="threeDEngrave" w:sz="24" w:space="24" w:color="auto"/>
+          </w:pgBorders>
           <w:cols w:space="708"/>
           <w:docGrid w:linePitch="360"/>
         </w:sectPr>
       </w:pPr>
-    </w:p>
-    <w:p>
-      <w:pPr>
-        <w:rPr>
-          <w:sz w:val="32"/>
-          <w:szCs w:val="32"/>
-          <w:lang w:val="en-US"/>
-        </w:rPr>
-        <w:sectPr>
-          <w:footerReference w:type="default" r:id="rId10"/>
-          <w:pgSz w:w="16838" w:h="11906" w:orient="landscape"/>
-          <w:pgMar w:top="1440" w:right="1440" w:bottom="1440" w:left="1440" w:header="709" w:footer="709" w:gutter="0"/>
-          <w:cols w:space="708"/>
-          <w:docGrid w:linePitch="360"/>
-        </w:sectPr>
-      </w:pPr>
       <w:r>
         <w:rPr>
           <w:noProof/>
@@ -3681,13 +4827,13 @@
         </w:rPr>
         <w:lastRenderedPageBreak/>
         <w:drawing>
-          <wp:anchor distT="0" distB="0" distL="114300" distR="114300" simplePos="0" relativeHeight="251667456" behindDoc="0" locked="0" layoutInCell="1" allowOverlap="1" wp14:anchorId="482074BB" wp14:editId="60BF6C21">
+          <wp:anchor distT="0" distB="0" distL="114300" distR="114300" simplePos="0" relativeHeight="251667456" behindDoc="0" locked="0" layoutInCell="1" allowOverlap="1" wp14:anchorId="482074BB" wp14:editId="4A465810">
             <wp:simplePos x="0" y="0"/>
-            <wp:positionH relativeFrom="margin">
-              <wp:posOffset>4198598</wp:posOffset>
+            <wp:positionH relativeFrom="page">
+              <wp:align>right</wp:align>
             </wp:positionH>
             <wp:positionV relativeFrom="paragraph">
-              <wp:posOffset>-760555</wp:posOffset>
+              <wp:posOffset>-773743</wp:posOffset>
             </wp:positionV>
             <wp:extent cx="5731510" cy="6398260"/>
             <wp:effectExtent l="0" t="0" r="0" b="0"/>
@@ -3704,7 +4850,7 @@
                     <pic:cNvPicPr/>
                   </pic:nvPicPr>
                   <pic:blipFill>
-                    <a:blip r:embed="rId11">
+                    <a:blip r:embed="rId14">
                       <a:extLst>
                         <a:ext uri="{28A0092B-C50C-407E-A947-70E740481C1C}">
                           <a14:useLocalDpi xmlns:a14="http://schemas.microsoft.com/office/drawing/2010/main" val="0"/>
@@ -3767,7 +4913,7 @@
                     <pic:cNvPicPr/>
                   </pic:nvPicPr>
                   <pic:blipFill>
-                    <a:blip r:embed="rId12">
+                    <a:blip r:embed="rId15">
                       <a:extLst>
                         <a:ext uri="{28A0092B-C50C-407E-A947-70E740481C1C}">
                           <a14:useLocalDpi xmlns:a14="http://schemas.microsoft.com/office/drawing/2010/main" val="0"/>
@@ -3817,18 +4963,18 @@
         </w:rPr>
         <w:lastRenderedPageBreak/>
         <w:drawing>
-          <wp:anchor distT="0" distB="0" distL="114300" distR="114300" simplePos="0" relativeHeight="251666432" behindDoc="0" locked="0" layoutInCell="1" allowOverlap="1" wp14:anchorId="3212DF10" wp14:editId="2EAD3AA9">
+          <wp:anchor distT="0" distB="0" distL="114300" distR="114300" simplePos="0" relativeHeight="251665408" behindDoc="0" locked="0" layoutInCell="1" allowOverlap="1" wp14:anchorId="0B229A86" wp14:editId="5D4C4E76">
             <wp:simplePos x="0" y="0"/>
             <wp:positionH relativeFrom="margin">
-              <wp:posOffset>-596353</wp:posOffset>
+              <wp:posOffset>-212652</wp:posOffset>
             </wp:positionH>
             <wp:positionV relativeFrom="paragraph">
-              <wp:posOffset>-917071</wp:posOffset>
+              <wp:posOffset>-116914</wp:posOffset>
             </wp:positionV>
-            <wp:extent cx="6549104" cy="4756191"/>
-            <wp:effectExtent l="0" t="0" r="4445" b="0"/>
+            <wp:extent cx="5771630" cy="6241311"/>
+            <wp:effectExtent l="0" t="0" r="0" b="0"/>
             <wp:wrapNone/>
-            <wp:docPr id="1513080957" name="Picture 1" descr="A group of white rectangular shapes&#10;&#10;Description automatically generated"/>
+            <wp:docPr id="820739733" name="Picture 1" descr="A black background with white rectangles&#10;&#10;Description automatically generated"/>
             <wp:cNvGraphicFramePr>
               <a:graphicFrameLocks xmlns:a="http://schemas.openxmlformats.org/drawingml/2006/main" noChangeAspect="1"/>
             </wp:cNvGraphicFramePr>
@@ -3836,11 +4982,11 @@
               <a:graphicData uri="http://schemas.openxmlformats.org/drawingml/2006/picture">
                 <pic:pic xmlns:pic="http://schemas.openxmlformats.org/drawingml/2006/picture">
                   <pic:nvPicPr>
-                    <pic:cNvPr id="1513080957" name="Picture 1" descr="A group of white rectangular shapes&#10;&#10;Description automatically generated"/>
+                    <pic:cNvPr id="820739733" name="Picture 1" descr="A black background with white rectangles&#10;&#10;Description automatically generated"/>
                     <pic:cNvPicPr/>
                   </pic:nvPicPr>
                   <pic:blipFill>
-                    <a:blip r:embed="rId13">
+                    <a:blip r:embed="rId16">
                       <a:extLst>
                         <a:ext uri="{28A0092B-C50C-407E-A947-70E740481C1C}">
                           <a14:useLocalDpi xmlns:a14="http://schemas.microsoft.com/office/drawing/2010/main" val="0"/>
@@ -3854,7 +5000,7 @@
                   <pic:spPr>
                     <a:xfrm>
                       <a:off x="0" y="0"/>
-                      <a:ext cx="6549104" cy="4756191"/>
+                      <a:ext cx="5771630" cy="6241311"/>
                     </a:xfrm>
                     <a:prstGeom prst="rect">
                       <a:avLst/>
@@ -3880,18 +5026,18 @@
           <w:lang w:val="en-US"/>
         </w:rPr>
         <w:drawing>
-          <wp:anchor distT="0" distB="0" distL="114300" distR="114300" simplePos="0" relativeHeight="251665408" behindDoc="0" locked="0" layoutInCell="1" allowOverlap="1" wp14:anchorId="0B229A86" wp14:editId="25C49845">
+          <wp:anchor distT="0" distB="0" distL="114300" distR="114300" simplePos="0" relativeHeight="251666432" behindDoc="0" locked="0" layoutInCell="1" allowOverlap="1" wp14:anchorId="3212DF10" wp14:editId="69431D66">
             <wp:simplePos x="0" y="0"/>
-            <wp:positionH relativeFrom="margin">
-              <wp:posOffset>4677914</wp:posOffset>
+            <wp:positionH relativeFrom="page">
+              <wp:posOffset>4056542</wp:posOffset>
             </wp:positionH>
             <wp:positionV relativeFrom="paragraph">
-              <wp:posOffset>-997147</wp:posOffset>
+              <wp:posOffset>-914400</wp:posOffset>
             </wp:positionV>
-            <wp:extent cx="6195695" cy="6699885"/>
-            <wp:effectExtent l="0" t="0" r="0" b="0"/>
+            <wp:extent cx="6266198" cy="4550735"/>
+            <wp:effectExtent l="0" t="0" r="1270" b="0"/>
             <wp:wrapNone/>
-            <wp:docPr id="820739733" name="Picture 1" descr="A black background with white rectangles&#10;&#10;Description automatically generated"/>
+            <wp:docPr id="1513080957" name="Picture 1" descr="A group of white rectangular shapes&#10;&#10;Description automatically generated"/>
             <wp:cNvGraphicFramePr>
               <a:graphicFrameLocks xmlns:a="http://schemas.openxmlformats.org/drawingml/2006/main" noChangeAspect="1"/>
             </wp:cNvGraphicFramePr>
@@ -3899,235 +5045,7 @@
               <a:graphicData uri="http://schemas.openxmlformats.org/drawingml/2006/picture">
                 <pic:pic xmlns:pic="http://schemas.openxmlformats.org/drawingml/2006/picture">
                   <pic:nvPicPr>
-                    <pic:cNvPr id="820739733" name="Picture 1" descr="A black background with white rectangles&#10;&#10;Description automatically generated"/>
-                    <pic:cNvPicPr/>
-                  </pic:nvPicPr>
-                  <pic:blipFill>
-                    <a:blip r:embed="rId14">
-                      <a:extLst>
-                        <a:ext uri="{28A0092B-C50C-407E-A947-70E740481C1C}">
-                          <a14:useLocalDpi xmlns:a14="http://schemas.microsoft.com/office/drawing/2010/main" val="0"/>
-                        </a:ext>
-                      </a:extLst>
-                    </a:blip>
-                    <a:stretch>
-                      <a:fillRect/>
-                    </a:stretch>
-                  </pic:blipFill>
-                  <pic:spPr>
-                    <a:xfrm>
-                      <a:off x="0" y="0"/>
-                      <a:ext cx="6195695" cy="6699885"/>
-                    </a:xfrm>
-                    <a:prstGeom prst="rect">
-                      <a:avLst/>
-                    </a:prstGeom>
-                  </pic:spPr>
-                </pic:pic>
-              </a:graphicData>
-            </a:graphic>
-            <wp14:sizeRelH relativeFrom="page">
-              <wp14:pctWidth>0</wp14:pctWidth>
-            </wp14:sizeRelH>
-            <wp14:sizeRelV relativeFrom="page">
-              <wp14:pctHeight>0</wp14:pctHeight>
-            </wp14:sizeRelV>
-          </wp:anchor>
-        </w:drawing>
-      </w:r>
-    </w:p>
-    <w:p>
-      <w:pPr>
-        <w:rPr>
-          <w:sz w:val="32"/>
-          <w:szCs w:val="32"/>
-          <w:lang w:val="en-US"/>
-        </w:rPr>
-      </w:pPr>
-    </w:p>
-    <w:p>
-      <w:pPr>
-        <w:rPr>
-          <w:sz w:val="32"/>
-          <w:szCs w:val="32"/>
-          <w:lang w:val="en-US"/>
-        </w:rPr>
-      </w:pPr>
-    </w:p>
-    <w:p>
-      <w:pPr>
-        <w:rPr>
-          <w:sz w:val="32"/>
-          <w:szCs w:val="32"/>
-          <w:lang w:val="en-US"/>
-        </w:rPr>
-      </w:pPr>
-    </w:p>
-    <w:p>
-      <w:pPr>
-        <w:rPr>
-          <w:sz w:val="32"/>
-          <w:szCs w:val="32"/>
-          <w:lang w:val="en-US"/>
-        </w:rPr>
-      </w:pPr>
-    </w:p>
-    <w:p>
-      <w:pPr>
-        <w:rPr>
-          <w:sz w:val="32"/>
-          <w:szCs w:val="32"/>
-          <w:lang w:val="en-US"/>
-        </w:rPr>
-      </w:pPr>
-    </w:p>
-    <w:p>
-      <w:pPr>
-        <w:rPr>
-          <w:sz w:val="32"/>
-          <w:szCs w:val="32"/>
-          <w:lang w:val="en-US"/>
-        </w:rPr>
-      </w:pPr>
-    </w:p>
-    <w:p>
-      <w:pPr>
-        <w:rPr>
-          <w:sz w:val="32"/>
-          <w:szCs w:val="32"/>
-          <w:lang w:val="en-US"/>
-        </w:rPr>
-      </w:pPr>
-    </w:p>
-    <w:p>
-      <w:pPr>
-        <w:rPr>
-          <w:sz w:val="32"/>
-          <w:szCs w:val="32"/>
-          <w:lang w:val="en-US"/>
-        </w:rPr>
-      </w:pPr>
-    </w:p>
-    <w:p>
-      <w:pPr>
-        <w:rPr>
-          <w:sz w:val="32"/>
-          <w:szCs w:val="32"/>
-          <w:lang w:val="en-US"/>
-        </w:rPr>
-      </w:pPr>
-    </w:p>
-    <w:p>
-      <w:pPr>
-        <w:rPr>
-          <w:sz w:val="32"/>
-          <w:szCs w:val="32"/>
-          <w:lang w:val="en-US"/>
-        </w:rPr>
-      </w:pPr>
-    </w:p>
-    <w:p>
-      <w:pPr>
-        <w:rPr>
-          <w:sz w:val="32"/>
-          <w:szCs w:val="32"/>
-          <w:lang w:val="en-US"/>
-        </w:rPr>
-      </w:pPr>
-    </w:p>
-    <w:p>
-      <w:pPr>
-        <w:rPr>
-          <w:sz w:val="32"/>
-          <w:szCs w:val="32"/>
-          <w:lang w:val="en-US"/>
-        </w:rPr>
-      </w:pPr>
-    </w:p>
-    <w:p>
-      <w:pPr>
-        <w:rPr>
-          <w:sz w:val="32"/>
-          <w:szCs w:val="32"/>
-          <w:lang w:val="en-US"/>
-        </w:rPr>
-      </w:pPr>
-    </w:p>
-    <w:p>
-      <w:pPr>
-        <w:rPr>
-          <w:sz w:val="32"/>
-          <w:szCs w:val="32"/>
-          <w:lang w:val="en-US"/>
-        </w:rPr>
-      </w:pPr>
-    </w:p>
-    <w:p>
-      <w:pPr>
-        <w:tabs>
-          <w:tab w:val="left" w:pos="2730"/>
-        </w:tabs>
-        <w:rPr>
-          <w:sz w:val="32"/>
-          <w:szCs w:val="32"/>
-          <w:lang w:val="en-US"/>
-        </w:rPr>
-        <w:sectPr>
-          <w:footerReference w:type="default" r:id="rId15"/>
-          <w:pgSz w:w="16838" w:h="11906" w:orient="landscape"/>
-          <w:pgMar w:top="1440" w:right="1440" w:bottom="1440" w:left="1440" w:header="709" w:footer="709" w:gutter="0"/>
-          <w:cols w:space="708"/>
-          <w:docGrid w:linePitch="360"/>
-        </w:sectPr>
-      </w:pPr>
-    </w:p>
-    <w:p>
-      <w:pPr>
-        <w:tabs>
-          <w:tab w:val="left" w:pos="2730"/>
-        </w:tabs>
-        <w:rPr>
-          <w:sz w:val="32"/>
-          <w:szCs w:val="32"/>
-          <w:lang w:val="en-US"/>
-        </w:rPr>
-        <w:sectPr>
-          <w:footerReference w:type="default" r:id="rId16"/>
-          <w:pgSz w:w="16838" w:h="11906" w:orient="landscape"/>
-          <w:pgMar w:top="1440" w:right="1440" w:bottom="1440" w:left="1440" w:header="709" w:footer="709" w:gutter="0"/>
-          <w:cols w:space="708"/>
-          <w:docGrid w:linePitch="360"/>
-        </w:sectPr>
-      </w:pPr>
-      <w:r>
-        <w:rPr>
-          <w:noProof/>
-          <w:sz w:val="32"/>
-          <w:szCs w:val="32"/>
-          <w:lang w:val="en-US"/>
-        </w:rPr>
-        <w:lastRenderedPageBreak/>
-        <w:drawing>
-          <wp:anchor distT="0" distB="0" distL="114300" distR="114300" simplePos="0" relativeHeight="251669504" behindDoc="0" locked="0" layoutInCell="1" allowOverlap="1" wp14:anchorId="1F3A7C2D" wp14:editId="3116C145">
-            <wp:simplePos x="0" y="0"/>
-            <wp:positionH relativeFrom="column">
-              <wp:posOffset>130868</wp:posOffset>
-            </wp:positionH>
-            <wp:positionV relativeFrom="paragraph">
-              <wp:posOffset>-783211</wp:posOffset>
-            </wp:positionV>
-            <wp:extent cx="8918369" cy="7528147"/>
-            <wp:effectExtent l="0" t="0" r="0" b="0"/>
-            <wp:wrapNone/>
-            <wp:docPr id="1386754730" name="Picture 1" descr="A group of white rectangles&#10;&#10;Description automatically generated"/>
-            <wp:cNvGraphicFramePr>
-              <a:graphicFrameLocks xmlns:a="http://schemas.openxmlformats.org/drawingml/2006/main" noChangeAspect="1"/>
-            </wp:cNvGraphicFramePr>
-            <a:graphic xmlns:a="http://schemas.openxmlformats.org/drawingml/2006/main">
-              <a:graphicData uri="http://schemas.openxmlformats.org/drawingml/2006/picture">
-                <pic:pic xmlns:pic="http://schemas.openxmlformats.org/drawingml/2006/picture">
-                  <pic:nvPicPr>
-                    <pic:cNvPr id="1386754730" name="Picture 1" descr="A group of white rectangles&#10;&#10;Description automatically generated"/>
+                    <pic:cNvPr id="1513080957" name="Picture 1" descr="A group of white rectangular shapes&#10;&#10;Description automatically generated"/>
                     <pic:cNvPicPr/>
                   </pic:nvPicPr>
                   <pic:blipFill>
@@ -4145,7 +5063,7 @@
                   <pic:spPr>
                     <a:xfrm>
                       <a:off x="0" y="0"/>
-                      <a:ext cx="8918369" cy="7528147"/>
+                      <a:ext cx="6266198" cy="4550735"/>
                     </a:xfrm>
                     <a:prstGeom prst="rect">
                       <a:avLst/>
@@ -4171,14 +5089,172 @@
           <w:szCs w:val="32"/>
           <w:lang w:val="en-US"/>
         </w:rPr>
+      </w:pPr>
+    </w:p>
+    <w:p>
+      <w:pPr>
+        <w:rPr>
+          <w:sz w:val="32"/>
+          <w:szCs w:val="32"/>
+          <w:lang w:val="en-US"/>
+        </w:rPr>
+      </w:pPr>
+    </w:p>
+    <w:p>
+      <w:pPr>
+        <w:rPr>
+          <w:sz w:val="32"/>
+          <w:szCs w:val="32"/>
+          <w:lang w:val="en-US"/>
+        </w:rPr>
+      </w:pPr>
+    </w:p>
+    <w:p>
+      <w:pPr>
+        <w:rPr>
+          <w:sz w:val="32"/>
+          <w:szCs w:val="32"/>
+          <w:lang w:val="en-US"/>
+        </w:rPr>
+      </w:pPr>
+    </w:p>
+    <w:p>
+      <w:pPr>
+        <w:rPr>
+          <w:sz w:val="32"/>
+          <w:szCs w:val="32"/>
+          <w:lang w:val="en-US"/>
+        </w:rPr>
+      </w:pPr>
+    </w:p>
+    <w:p>
+      <w:pPr>
+        <w:rPr>
+          <w:sz w:val="32"/>
+          <w:szCs w:val="32"/>
+          <w:lang w:val="en-US"/>
+        </w:rPr>
+      </w:pPr>
+    </w:p>
+    <w:p>
+      <w:pPr>
+        <w:rPr>
+          <w:sz w:val="32"/>
+          <w:szCs w:val="32"/>
+          <w:lang w:val="en-US"/>
+        </w:rPr>
+      </w:pPr>
+    </w:p>
+    <w:p>
+      <w:pPr>
+        <w:rPr>
+          <w:sz w:val="32"/>
+          <w:szCs w:val="32"/>
+          <w:lang w:val="en-US"/>
+        </w:rPr>
+      </w:pPr>
+    </w:p>
+    <w:p>
+      <w:pPr>
+        <w:rPr>
+          <w:sz w:val="32"/>
+          <w:szCs w:val="32"/>
+          <w:lang w:val="en-US"/>
+        </w:rPr>
+      </w:pPr>
+    </w:p>
+    <w:p>
+      <w:pPr>
+        <w:rPr>
+          <w:sz w:val="32"/>
+          <w:szCs w:val="32"/>
+          <w:lang w:val="en-US"/>
+        </w:rPr>
+      </w:pPr>
+    </w:p>
+    <w:p>
+      <w:pPr>
+        <w:rPr>
+          <w:sz w:val="32"/>
+          <w:szCs w:val="32"/>
+          <w:lang w:val="en-US"/>
+        </w:rPr>
+      </w:pPr>
+    </w:p>
+    <w:p>
+      <w:pPr>
+        <w:rPr>
+          <w:sz w:val="32"/>
+          <w:szCs w:val="32"/>
+          <w:lang w:val="en-US"/>
+        </w:rPr>
+      </w:pPr>
+    </w:p>
+    <w:p>
+      <w:pPr>
+        <w:rPr>
+          <w:sz w:val="32"/>
+          <w:szCs w:val="32"/>
+          <w:lang w:val="en-US"/>
+        </w:rPr>
+      </w:pPr>
+    </w:p>
+    <w:p>
+      <w:pPr>
+        <w:rPr>
+          <w:sz w:val="32"/>
+          <w:szCs w:val="32"/>
+          <w:lang w:val="en-US"/>
+        </w:rPr>
+      </w:pPr>
+    </w:p>
+    <w:p>
+      <w:pPr>
+        <w:tabs>
+          <w:tab w:val="left" w:pos="2730"/>
+        </w:tabs>
+        <w:rPr>
+          <w:sz w:val="32"/>
+          <w:szCs w:val="32"/>
+          <w:lang w:val="en-US"/>
+        </w:rPr>
         <w:sectPr>
-          <w:footerReference w:type="default" r:id="rId18"/>
           <w:pgSz w:w="16838" w:h="11906" w:orient="landscape"/>
           <w:pgMar w:top="1440" w:right="1440" w:bottom="1440" w:left="1440" w:header="709" w:footer="709" w:gutter="0"/>
+          <w:pgBorders w:offsetFrom="page">
+            <w:top w:val="threeDEmboss" w:sz="24" w:space="24" w:color="auto"/>
+            <w:left w:val="threeDEmboss" w:sz="24" w:space="24" w:color="auto"/>
+            <w:bottom w:val="threeDEngrave" w:sz="24" w:space="24" w:color="auto"/>
+            <w:right w:val="threeDEngrave" w:sz="24" w:space="24" w:color="auto"/>
+          </w:pgBorders>
           <w:cols w:space="708"/>
           <w:docGrid w:linePitch="360"/>
         </w:sectPr>
       </w:pPr>
+    </w:p>
+    <w:p>
+      <w:pPr>
+        <w:tabs>
+          <w:tab w:val="left" w:pos="2730"/>
+        </w:tabs>
+        <w:rPr>
+          <w:sz w:val="32"/>
+          <w:szCs w:val="32"/>
+          <w:lang w:val="en-US"/>
+        </w:rPr>
+        <w:sectPr>
+          <w:pgSz w:w="16838" w:h="11906" w:orient="landscape"/>
+          <w:pgMar w:top="1440" w:right="1440" w:bottom="1440" w:left="1440" w:header="709" w:footer="709" w:gutter="0"/>
+          <w:pgBorders w:offsetFrom="page">
+            <w:top w:val="threeDEmboss" w:sz="24" w:space="24" w:color="auto"/>
+            <w:left w:val="threeDEmboss" w:sz="24" w:space="24" w:color="auto"/>
+            <w:bottom w:val="threeDEngrave" w:sz="24" w:space="24" w:color="auto"/>
+            <w:right w:val="threeDEngrave" w:sz="24" w:space="24" w:color="auto"/>
+          </w:pgBorders>
+          <w:cols w:space="708"/>
+          <w:docGrid w:linePitch="360"/>
+        </w:sectPr>
+      </w:pPr>
       <w:r>
         <w:rPr>
           <w:noProof/>
@@ -4188,16 +5264,101 @@
         </w:rPr>
         <w:lastRenderedPageBreak/>
         <w:drawing>
-          <wp:anchor distT="0" distB="0" distL="114300" distR="114300" simplePos="0" relativeHeight="251670528" behindDoc="0" locked="0" layoutInCell="1" allowOverlap="1" wp14:anchorId="3BF257F8" wp14:editId="1A769DA3">
+          <wp:anchor distT="0" distB="0" distL="114300" distR="114300" simplePos="0" relativeHeight="251669504" behindDoc="0" locked="0" layoutInCell="1" allowOverlap="1" wp14:anchorId="1F3A7C2D" wp14:editId="6719ACD1">
             <wp:simplePos x="0" y="0"/>
-            <wp:positionH relativeFrom="page">
-              <wp:posOffset>1073578</wp:posOffset>
+            <wp:positionH relativeFrom="margin">
+              <wp:align>right</wp:align>
             </wp:positionH>
             <wp:positionV relativeFrom="paragraph">
-              <wp:posOffset>-903605</wp:posOffset>
+              <wp:posOffset>-494475</wp:posOffset>
             </wp:positionV>
-            <wp:extent cx="9431086" cy="7517218"/>
-            <wp:effectExtent l="0" t="0" r="0" b="7620"/>
+            <wp:extent cx="7935302" cy="6698324"/>
+            <wp:effectExtent l="0" t="0" r="0" b="0"/>
+            <wp:wrapNone/>
+            <wp:docPr id="1386754730" name="Picture 1" descr="A group of white rectangles&#10;&#10;Description automatically generated"/>
+            <wp:cNvGraphicFramePr>
+              <a:graphicFrameLocks xmlns:a="http://schemas.openxmlformats.org/drawingml/2006/main" noChangeAspect="1"/>
+            </wp:cNvGraphicFramePr>
+            <a:graphic xmlns:a="http://schemas.openxmlformats.org/drawingml/2006/main">
+              <a:graphicData uri="http://schemas.openxmlformats.org/drawingml/2006/picture">
+                <pic:pic xmlns:pic="http://schemas.openxmlformats.org/drawingml/2006/picture">
+                  <pic:nvPicPr>
+                    <pic:cNvPr id="1386754730" name="Picture 1" descr="A group of white rectangles&#10;&#10;Description automatically generated"/>
+                    <pic:cNvPicPr/>
+                  </pic:nvPicPr>
+                  <pic:blipFill>
+                    <a:blip r:embed="rId18">
+                      <a:extLst>
+                        <a:ext uri="{28A0092B-C50C-407E-A947-70E740481C1C}">
+                          <a14:useLocalDpi xmlns:a14="http://schemas.microsoft.com/office/drawing/2010/main" val="0"/>
+                        </a:ext>
+                      </a:extLst>
+                    </a:blip>
+                    <a:stretch>
+                      <a:fillRect/>
+                    </a:stretch>
+                  </pic:blipFill>
+                  <pic:spPr>
+                    <a:xfrm>
+                      <a:off x="0" y="0"/>
+                      <a:ext cx="7935302" cy="6698324"/>
+                    </a:xfrm>
+                    <a:prstGeom prst="rect">
+                      <a:avLst/>
+                    </a:prstGeom>
+                  </pic:spPr>
+                </pic:pic>
+              </a:graphicData>
+            </a:graphic>
+            <wp14:sizeRelH relativeFrom="page">
+              <wp14:pctWidth>0</wp14:pctWidth>
+            </wp14:sizeRelH>
+            <wp14:sizeRelV relativeFrom="page">
+              <wp14:pctHeight>0</wp14:pctHeight>
+            </wp14:sizeRelV>
+          </wp:anchor>
+        </w:drawing>
+      </w:r>
+    </w:p>
+    <w:p>
+      <w:pPr>
+        <w:rPr>
+          <w:sz w:val="32"/>
+          <w:szCs w:val="32"/>
+          <w:lang w:val="en-US"/>
+        </w:rPr>
+        <w:sectPr>
+          <w:pgSz w:w="16838" w:h="11906" w:orient="landscape"/>
+          <w:pgMar w:top="1440" w:right="1440" w:bottom="1440" w:left="1440" w:header="709" w:footer="709" w:gutter="0"/>
+          <w:pgBorders w:offsetFrom="page">
+            <w:top w:val="threeDEmboss" w:sz="24" w:space="24" w:color="auto"/>
+            <w:left w:val="threeDEmboss" w:sz="24" w:space="24" w:color="auto"/>
+            <w:bottom w:val="threeDEngrave" w:sz="24" w:space="24" w:color="auto"/>
+            <w:right w:val="threeDEngrave" w:sz="24" w:space="24" w:color="auto"/>
+          </w:pgBorders>
+          <w:cols w:space="708"/>
+          <w:docGrid w:linePitch="360"/>
+        </w:sectPr>
+      </w:pPr>
+      <w:r>
+        <w:rPr>
+          <w:noProof/>
+          <w:sz w:val="32"/>
+          <w:szCs w:val="32"/>
+          <w:lang w:val="en-US"/>
+        </w:rPr>
+        <w:lastRenderedPageBreak/>
+        <w:drawing>
+          <wp:anchor distT="0" distB="0" distL="114300" distR="114300" simplePos="0" relativeHeight="251670528" behindDoc="0" locked="0" layoutInCell="1" allowOverlap="1" wp14:anchorId="3BF257F8" wp14:editId="523AB8EA">
+            <wp:simplePos x="0" y="0"/>
+            <wp:positionH relativeFrom="margin">
+              <wp:posOffset>341194</wp:posOffset>
+            </wp:positionH>
+            <wp:positionV relativeFrom="paragraph">
+              <wp:posOffset>-573205</wp:posOffset>
+            </wp:positionV>
+            <wp:extent cx="8523635" cy="6793918"/>
+            <wp:effectExtent l="0" t="0" r="0" b="6985"/>
             <wp:wrapNone/>
             <wp:docPr id="383611688" name="Picture 1"/>
             <wp:cNvGraphicFramePr>
@@ -4225,7 +5386,7 @@
                   <pic:spPr>
                     <a:xfrm>
                       <a:off x="0" y="0"/>
-                      <a:ext cx="9431086" cy="7517218"/>
+                      <a:ext cx="8528783" cy="6798021"/>
                     </a:xfrm>
                     <a:prstGeom prst="rect">
                       <a:avLst/>
@@ -22977,7 +24138,31 @@
           <w:szCs w:val="20"/>
           <w:lang w:val="en-US"/>
         </w:rPr>
-        <w:t>(); i++)</w:t>
+        <w:t xml:space="preserve">(); </w:t>
+      </w:r>
+      <w:proofErr w:type="spellStart"/>
+      <w:r>
+        <w:rPr>
+          <w:rFonts w:ascii="Courier New" w:hAnsi="Courier New" w:cs="Courier New"/>
+          <w:b/>
+          <w:bCs/>
+          <w:sz w:val="20"/>
+          <w:szCs w:val="20"/>
+          <w:lang w:val="en-US"/>
+        </w:rPr>
+        <w:t>i</w:t>
+      </w:r>
+      <w:proofErr w:type="spellEnd"/>
+      <w:r>
+        <w:rPr>
+          <w:rFonts w:ascii="Courier New" w:hAnsi="Courier New" w:cs="Courier New"/>
+          <w:b/>
+          <w:bCs/>
+          <w:sz w:val="20"/>
+          <w:szCs w:val="20"/>
+          <w:lang w:val="en-US"/>
+        </w:rPr>
+        <w:t>++)</w:t>
       </w:r>
     </w:p>
     <w:p>
@@ -24475,7 +25660,31 @@
           <w:szCs w:val="20"/>
           <w:lang w:val="en-US"/>
         </w:rPr>
-        <w:t>; i++)</w:t>
+        <w:t xml:space="preserve">; </w:t>
+      </w:r>
+      <w:proofErr w:type="spellStart"/>
+      <w:r>
+        <w:rPr>
+          <w:rFonts w:ascii="Courier New" w:hAnsi="Courier New" w:cs="Courier New"/>
+          <w:b/>
+          <w:bCs/>
+          <w:sz w:val="20"/>
+          <w:szCs w:val="20"/>
+          <w:lang w:val="en-US"/>
+        </w:rPr>
+        <w:t>i</w:t>
+      </w:r>
+      <w:proofErr w:type="spellEnd"/>
+      <w:r>
+        <w:rPr>
+          <w:rFonts w:ascii="Courier New" w:hAnsi="Courier New" w:cs="Courier New"/>
+          <w:b/>
+          <w:bCs/>
+          <w:sz w:val="20"/>
+          <w:szCs w:val="20"/>
+          <w:lang w:val="en-US"/>
+        </w:rPr>
+        <w:t>++)</w:t>
       </w:r>
     </w:p>
     <w:p>
@@ -27147,7 +28356,31 @@
           <w:szCs w:val="20"/>
           <w:lang w:val="en-US"/>
         </w:rPr>
-        <w:t>(); i++)</w:t>
+        <w:t xml:space="preserve">(); </w:t>
+      </w:r>
+      <w:proofErr w:type="spellStart"/>
+      <w:r>
+        <w:rPr>
+          <w:rFonts w:ascii="Courier New" w:hAnsi="Courier New" w:cs="Courier New"/>
+          <w:b/>
+          <w:bCs/>
+          <w:sz w:val="20"/>
+          <w:szCs w:val="20"/>
+          <w:lang w:val="en-US"/>
+        </w:rPr>
+        <w:t>i</w:t>
+      </w:r>
+      <w:proofErr w:type="spellEnd"/>
+      <w:r>
+        <w:rPr>
+          <w:rFonts w:ascii="Courier New" w:hAnsi="Courier New" w:cs="Courier New"/>
+          <w:b/>
+          <w:bCs/>
+          <w:sz w:val="20"/>
+          <w:szCs w:val="20"/>
+          <w:lang w:val="en-US"/>
+        </w:rPr>
+        <w:t>++)</w:t>
       </w:r>
     </w:p>
     <w:p>
@@ -27790,7 +29023,7 @@
           <w:szCs w:val="32"/>
           <w:lang w:val="en-US"/>
         </w:rPr>
-        <w:t xml:space="preserve">Another special design featured in my project is a file chooser that allows the user to save the outputted value into a text file </w:t>
+        <w:t xml:space="preserve">Another special design featured in my project is a file chooser that allows the user to save the </w:t>
       </w:r>
       <w:proofErr w:type="gramStart"/>
       <w:r>
@@ -27799,6 +29032,24 @@
           <w:szCs w:val="32"/>
           <w:lang w:val="en-US"/>
         </w:rPr>
+        <w:t>outputted</w:t>
+      </w:r>
+      <w:proofErr w:type="gramEnd"/>
+      <w:r>
+        <w:rPr>
+          <w:sz w:val="32"/>
+          <w:szCs w:val="32"/>
+          <w:lang w:val="en-US"/>
+        </w:rPr>
+        <w:t xml:space="preserve"> value into a text file </w:t>
+      </w:r>
+      <w:proofErr w:type="gramStart"/>
+      <w:r>
+        <w:rPr>
+          <w:sz w:val="32"/>
+          <w:szCs w:val="32"/>
+          <w:lang w:val="en-US"/>
+        </w:rPr>
         <w:t>and also</w:t>
       </w:r>
       <w:proofErr w:type="gramEnd"/>
@@ -27809,6 +29060,28 @@
           <w:lang w:val="en-US"/>
         </w:rPr>
         <w:t xml:space="preserve"> allows the user to load a text file into the left text field.</w:t>
+      </w:r>
+    </w:p>
+    <w:p>
+      <w:pPr>
+        <w:pStyle w:val="ListParagraph"/>
+        <w:numPr>
+          <w:ilvl w:val="0"/>
+          <w:numId w:val="1"/>
+        </w:numPr>
+        <w:rPr>
+          <w:sz w:val="32"/>
+          <w:szCs w:val="32"/>
+          <w:lang w:val="en-US"/>
+        </w:rPr>
+      </w:pPr>
+      <w:r>
+        <w:rPr>
+          <w:sz w:val="32"/>
+          <w:szCs w:val="32"/>
+          <w:lang w:val="en-US"/>
+        </w:rPr>
+        <w:t>My project utilizes action listeners and external classes which allow the project to function properly. I have also implemented different classes for different actions to make the code much easier to understand.</w:t>
       </w:r>
     </w:p>
     <w:p>
@@ -27903,7 +29176,6 @@
           <w:u w:val="single"/>
           <w:lang w:val="en-US"/>
         </w:rPr>
-        <w:lastRenderedPageBreak/>
         <w:t xml:space="preserve">Chapter 3: </w:t>
       </w:r>
       <w:r>
@@ -28095,11 +29367,7 @@
           </mc:Choice>
           <mc:Fallback>
             <w:pict>
-              <v:shapetype w14:anchorId="586D7605" id="_x0000_t202" coordsize="21600,21600" o:spt="202" path="m,l,21600r21600,l21600,xe">
-                <v:stroke joinstyle="miter"/>
-                <v:path gradientshapeok="t" o:connecttype="rect"/>
-              </v:shapetype>
-              <v:shape id="Text Box 1" o:spid="_x0000_s1026" type="#_x0000_t202" style="position:absolute;margin-left:86.05pt;margin-top:44.55pt;width:137.25pt;height:54.75pt;z-index:251663360;visibility:visible;mso-wrap-style:square;mso-width-percent:0;mso-height-percent:0;mso-wrap-distance-left:9pt;mso-wrap-distance-top:0;mso-wrap-distance-right:9pt;mso-wrap-distance-bottom:0;mso-position-horizontal:right;mso-position-horizontal-relative:margin;mso-position-vertical:absolute;mso-position-vertical-relative:text;mso-width-percent:0;mso-height-percent:0;mso-width-relative:margin;mso-height-relative:margin;v-text-anchor:top" o:gfxdata="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" fillcolor="white [3201]" strokeweight=".5pt">
+              <v:shape w14:anchorId="586D7605" id="Text Box 1" o:spid="_x0000_s1027" type="#_x0000_t202" style="position:absolute;margin-left:86.05pt;margin-top:44.55pt;width:137.25pt;height:54.75pt;z-index:251663360;visibility:visible;mso-wrap-style:square;mso-width-percent:0;mso-height-percent:0;mso-wrap-distance-left:9pt;mso-wrap-distance-top:0;mso-wrap-distance-right:9pt;mso-wrap-distance-bottom:0;mso-position-horizontal:right;mso-position-horizontal-relative:margin;mso-position-vertical:absolute;mso-position-vertical-relative:text;mso-width-percent:0;mso-height-percent:0;mso-width-relative:margin;mso-height-relative:margin;v-text-anchor:top" o:gfxdata="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" fillcolor="white [3201]" strokeweight=".5pt">
                 <v:textbox>
                   <w:txbxContent>
                     <w:p>
@@ -28164,13 +29432,13 @@
           <w:lang w:val="en-US"/>
         </w:rPr>
         <w:drawing>
-          <wp:anchor distT="0" distB="0" distL="114300" distR="114300" simplePos="0" relativeHeight="251672576" behindDoc="0" locked="0" layoutInCell="1" allowOverlap="1" wp14:anchorId="679AFBE3" wp14:editId="28C50F47">
+          <wp:anchor distT="0" distB="0" distL="114300" distR="114300" simplePos="0" relativeHeight="251672576" behindDoc="0" locked="0" layoutInCell="1" allowOverlap="1" wp14:anchorId="679AFBE3" wp14:editId="0EE9CC45">
             <wp:simplePos x="0" y="0"/>
             <wp:positionH relativeFrom="margin">
-              <wp:align>right</wp:align>
+              <wp:posOffset>1825931</wp:posOffset>
             </wp:positionH>
             <wp:positionV relativeFrom="paragraph">
-              <wp:posOffset>461918</wp:posOffset>
+              <wp:posOffset>508723</wp:posOffset>
             </wp:positionV>
             <wp:extent cx="4441810" cy="3526972"/>
             <wp:effectExtent l="0" t="0" r="0" b="0"/>
@@ -28256,13 +29524,13 @@
         <mc:AlternateContent>
           <mc:Choice Requires="wps">
             <w:drawing>
-              <wp:anchor distT="45720" distB="45720" distL="114300" distR="114300" simplePos="0" relativeHeight="251674624" behindDoc="0" locked="0" layoutInCell="1" allowOverlap="1" wp14:anchorId="74CC0955" wp14:editId="3A76F1E2">
+              <wp:anchor distT="45720" distB="45720" distL="114300" distR="114300" simplePos="0" relativeHeight="251674624" behindDoc="0" locked="0" layoutInCell="1" allowOverlap="1" wp14:anchorId="74CC0955" wp14:editId="4283A996">
                 <wp:simplePos x="0" y="0"/>
                 <wp:positionH relativeFrom="column">
-                  <wp:posOffset>-729615</wp:posOffset>
+                  <wp:posOffset>-272415</wp:posOffset>
                 </wp:positionH>
                 <wp:positionV relativeFrom="paragraph">
-                  <wp:posOffset>253546</wp:posOffset>
+                  <wp:posOffset>237599</wp:posOffset>
                 </wp:positionV>
                 <wp:extent cx="1926590" cy="1404620"/>
                 <wp:effectExtent l="0" t="0" r="16510" b="27305"/>
@@ -28328,7 +29596,7 @@
           </mc:Choice>
           <mc:Fallback>
             <w:pict>
-              <v:shape w14:anchorId="74CC0955" id="Text Box 2" o:spid="_x0000_s1027" type="#_x0000_t202" style="position:absolute;margin-left:-57.45pt;margin-top:19.95pt;width:151.7pt;height:110.6pt;z-index:251674624;visibility:visible;mso-wrap-style:square;mso-width-percent:0;mso-height-percent:200;mso-wrap-distance-left:9pt;mso-wrap-distance-top:3.6pt;mso-wrap-distance-right:9pt;mso-wrap-distance-bottom:3.6pt;mso-position-horizontal:absolute;mso-position-horizontal-relative:text;mso-position-vertical:absolute;mso-position-vertical-relative:text;mso-width-percent:0;mso-height-percent:200;mso-width-relative:margin;mso-height-relative:margin;v-text-anchor:top" o:gfxdata="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">
+              <v:shape w14:anchorId="74CC0955" id="_x0000_s1028" type="#_x0000_t202" style="position:absolute;margin-left:-21.45pt;margin-top:18.7pt;width:151.7pt;height:110.6pt;z-index:251674624;visibility:visible;mso-wrap-style:square;mso-width-percent:0;mso-height-percent:200;mso-wrap-distance-left:9pt;mso-wrap-distance-top:3.6pt;mso-wrap-distance-right:9pt;mso-wrap-distance-bottom:3.6pt;mso-position-horizontal:absolute;mso-position-horizontal-relative:text;mso-position-vertical:absolute;mso-position-vertical-relative:text;mso-width-percent:0;mso-height-percent:200;mso-width-relative:margin;mso-height-relative:margin;v-text-anchor:top" o:gfxdata="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">
                 <v:textbox style="mso-fit-shape-to-text:t">
                   <w:txbxContent>
                     <w:p>
@@ -28401,7 +29669,6 @@
           <w:szCs w:val="56"/>
           <w:lang w:val="en-US"/>
         </w:rPr>
-        <w:lastRenderedPageBreak/>
         <w:drawing>
           <wp:anchor distT="0" distB="0" distL="114300" distR="114300" simplePos="0" relativeHeight="251671552" behindDoc="0" locked="0" layoutInCell="1" allowOverlap="1" wp14:anchorId="5A8CA5D9" wp14:editId="70E67055">
             <wp:simplePos x="0" y="0"/>
@@ -28554,7 +29821,7 @@
           </mc:Choice>
           <mc:Fallback>
             <w:pict>
-              <v:shape w14:anchorId="5435046B" id="_x0000_s1028" type="#_x0000_t202" style="position:absolute;margin-left:354.55pt;margin-top:1.05pt;width:156.85pt;height:40.65pt;z-index:251661312;visibility:visible;mso-wrap-style:square;mso-width-percent:0;mso-height-percent:0;mso-wrap-distance-left:9pt;mso-wrap-distance-top:0;mso-wrap-distance-right:9pt;mso-wrap-distance-bottom:0;mso-position-horizontal:absolute;mso-position-horizontal-relative:page;mso-position-vertical:absolute;mso-position-vertical-relative:text;mso-width-percent:0;mso-height-percent:0;mso-width-relative:margin;mso-height-relative:margin;v-text-anchor:top" o:gfxdata="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" fillcolor="white [3201]" strokeweight=".5pt">
+              <v:shape w14:anchorId="5435046B" id="_x0000_s1029" type="#_x0000_t202" style="position:absolute;margin-left:354.55pt;margin-top:1.05pt;width:156.85pt;height:40.65pt;z-index:251661312;visibility:visible;mso-wrap-style:square;mso-width-percent:0;mso-height-percent:0;mso-wrap-distance-left:9pt;mso-wrap-distance-top:0;mso-wrap-distance-right:9pt;mso-wrap-distance-bottom:0;mso-position-horizontal:absolute;mso-position-horizontal-relative:page;mso-position-vertical:absolute;mso-position-vertical-relative:text;mso-width-percent:0;mso-height-percent:0;mso-width-relative:margin;mso-height-relative:margin;v-text-anchor:top" o:gfxdata="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" fillcolor="white [3201]" strokeweight=".5pt">
                 <v:textbox>
                   <w:txbxContent>
                     <w:p>
@@ -28761,7 +30028,7 @@
           </mc:Choice>
           <mc:Fallback>
             <w:pict>
-              <v:shape w14:anchorId="52941975" id="_x0000_s1029" type="#_x0000_t202" style="position:absolute;margin-left:30pt;margin-top:44.05pt;width:156.85pt;height:40.65pt;z-index:251677696;visibility:visible;mso-wrap-style:square;mso-width-percent:0;mso-height-percent:0;mso-wrap-distance-left:9pt;mso-wrap-distance-top:0;mso-wrap-distance-right:9pt;mso-wrap-distance-bottom:0;mso-position-horizontal:absolute;mso-position-horizontal-relative:page;mso-position-vertical:absolute;mso-position-vertical-relative:text;mso-width-percent:0;mso-height-percent:0;mso-width-relative:margin;mso-height-relative:margin;v-text-anchor:top" o:gfxdata="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" fillcolor="white [3201]" strokeweight=".5pt">
+              <v:shape w14:anchorId="52941975" id="_x0000_s1030" type="#_x0000_t202" style="position:absolute;margin-left:30pt;margin-top:44.05pt;width:156.85pt;height:40.65pt;z-index:251677696;visibility:visible;mso-wrap-style:square;mso-width-percent:0;mso-height-percent:0;mso-wrap-distance-left:9pt;mso-wrap-distance-top:0;mso-wrap-distance-right:9pt;mso-wrap-distance-bottom:0;mso-position-horizontal:absolute;mso-position-horizontal-relative:page;mso-position-vertical:absolute;mso-position-vertical-relative:text;mso-width-percent:0;mso-height-percent:0;mso-width-relative:margin;mso-height-relative:margin;v-text-anchor:top" o:gfxdata="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" fillcolor="white [3201]" strokeweight=".5pt">
                 <v:textbox>
                   <w:txbxContent>
                     <w:p>
@@ -28782,24 +30049,6 @@
           </mc:Fallback>
         </mc:AlternateContent>
       </w:r>
-    </w:p>
-    <w:p>
-      <w:pPr>
-        <w:rPr>
-          <w:sz w:val="56"/>
-          <w:szCs w:val="56"/>
-          <w:lang w:val="en-US"/>
-        </w:rPr>
-      </w:pPr>
-    </w:p>
-    <w:p>
-      <w:pPr>
-        <w:rPr>
-          <w:sz w:val="56"/>
-          <w:szCs w:val="56"/>
-          <w:lang w:val="en-US"/>
-        </w:rPr>
-      </w:pPr>
     </w:p>
     <w:p>
       <w:pPr>
@@ -29725,53 +30974,53 @@
     <w:p>
       <w:pPr>
         <w:rPr>
+          <w:sz w:val="32"/>
+          <w:szCs w:val="32"/>
+          <w:lang w:val="en-US"/>
+        </w:rPr>
+      </w:pPr>
+    </w:p>
+    <w:p>
+      <w:pPr>
+        <w:rPr>
+          <w:sz w:val="32"/>
+          <w:szCs w:val="32"/>
+          <w:lang w:val="en-US"/>
+        </w:rPr>
+      </w:pPr>
+    </w:p>
+    <w:p>
+      <w:pPr>
+        <w:rPr>
+          <w:b/>
+          <w:bCs/>
           <w:sz w:val="56"/>
           <w:szCs w:val="56"/>
-          <w:lang w:val="en-US"/>
-        </w:rPr>
-      </w:pPr>
-    </w:p>
-    <w:p>
-      <w:pPr>
-        <w:rPr>
-          <w:sz w:val="32"/>
-          <w:szCs w:val="32"/>
-          <w:lang w:val="en-US"/>
-        </w:rPr>
-      </w:pPr>
-    </w:p>
-    <w:p>
-      <w:pPr>
-        <w:rPr>
-          <w:sz w:val="32"/>
-          <w:szCs w:val="32"/>
-          <w:lang w:val="en-US"/>
-        </w:rPr>
-      </w:pPr>
-    </w:p>
-    <w:p>
-      <w:pPr>
-        <w:rPr>
-          <w:sz w:val="32"/>
-          <w:szCs w:val="32"/>
-          <w:lang w:val="en-US"/>
-        </w:rPr>
-      </w:pPr>
-    </w:p>
-    <w:p>
-      <w:pPr>
-        <w:rPr>
-          <w:sz w:val="32"/>
-          <w:szCs w:val="32"/>
-          <w:lang w:val="en-US"/>
-        </w:rPr>
-      </w:pPr>
-    </w:p>
-    <w:p>
-      <w:pPr>
-        <w:rPr>
-          <w:sz w:val="32"/>
-          <w:szCs w:val="32"/>
+          <w:u w:val="single"/>
+          <w:lang w:val="en-US"/>
+        </w:rPr>
+      </w:pPr>
+    </w:p>
+    <w:p>
+      <w:pPr>
+        <w:rPr>
+          <w:b/>
+          <w:bCs/>
+          <w:sz w:val="56"/>
+          <w:szCs w:val="56"/>
+          <w:u w:val="single"/>
+          <w:lang w:val="en-US"/>
+        </w:rPr>
+      </w:pPr>
+    </w:p>
+    <w:p>
+      <w:pPr>
+        <w:rPr>
+          <w:b/>
+          <w:bCs/>
+          <w:sz w:val="56"/>
+          <w:szCs w:val="56"/>
+          <w:u w:val="single"/>
           <w:lang w:val="en-US"/>
         </w:rPr>
       </w:pPr>
@@ -30126,8 +31375,18 @@
     <w:p>
       <w:pPr>
         <w:rPr>
-          <w:sz w:val="56"/>
-          <w:szCs w:val="56"/>
+          <w:sz w:val="32"/>
+          <w:szCs w:val="32"/>
+          <w:lang w:val="en-US"/>
+        </w:rPr>
+      </w:pPr>
+    </w:p>
+    <w:p>
+      <w:pPr>
+        <w:pStyle w:val="ListParagraph"/>
+        <w:rPr>
+          <w:sz w:val="30"/>
+          <w:szCs w:val="30"/>
           <w:lang w:val="en-US"/>
         </w:rPr>
       </w:pPr>
@@ -31648,9 +32907,16 @@
       </w:r>
     </w:p>
     <w:sectPr>
-      <w:footerReference w:type="default" r:id="rId32"/>
+      <w:headerReference w:type="default" r:id="rId32"/>
+      <w:footerReference w:type="default" r:id="rId33"/>
       <w:pgSz w:w="11906" w:h="16838"/>
       <w:pgMar w:top="1440" w:right="1440" w:bottom="1440" w:left="1440" w:header="708" w:footer="708" w:gutter="0"/>
+      <w:pgBorders w:offsetFrom="page">
+        <w:top w:val="threeDEmboss" w:sz="24" w:space="24" w:color="auto"/>
+        <w:left w:val="threeDEmboss" w:sz="24" w:space="24" w:color="auto"/>
+        <w:bottom w:val="threeDEngrave" w:sz="24" w:space="24" w:color="auto"/>
+        <w:right w:val="threeDEngrave" w:sz="24" w:space="24" w:color="auto"/>
+      </w:pgBorders>
       <w:cols w:space="708"/>
       <w:docGrid w:linePitch="360"/>
     </w:sectPr>
@@ -31688,9 +32954,18 @@
   <w:p>
     <w:pPr>
       <w:pStyle w:val="Footer"/>
+      <w:tabs>
+        <w:tab w:val="left" w:pos="1663"/>
+      </w:tabs>
     </w:pPr>
     <w:r>
       <w:t>Jurgen Arnaud</w:t>
+    </w:r>
+    <w:r>
+      <w:tab/>
+    </w:r>
+    <w:r>
+      <w:tab/>
     </w:r>
     <w:r>
       <w:tab/>
@@ -31716,19 +32991,6 @@
       </w:rPr>
       <w:fldChar w:fldCharType="end"/>
     </w:r>
-    <w:r>
-      <w:rPr>
-        <w:noProof/>
-      </w:rPr>
-      <w:tab/>
-      <w:t>Computing Coursework 2022-20</w:t>
-    </w:r>
-    <w:r>
-      <w:rPr>
-        <w:noProof/>
-      </w:rPr>
-      <w:t>24</w:t>
-    </w:r>
   </w:p>
 </w:ftr>
 </file>
@@ -31741,6 +33003,70 @@
     </w:pPr>
     <w:r>
       <w:t>Jurgen Arnaud</w:t>
+    </w:r>
+    <w:r>
+      <w:tab/>
+    </w:r>
+    <w:r>
+      <w:tab/>
+    </w:r>
+    <w:r>
+      <w:tab/>
+    </w:r>
+    <w:r>
+      <w:tab/>
+    </w:r>
+    <w:r>
+      <w:tab/>
+    </w:r>
+    <w:r>
+      <w:tab/>
+    </w:r>
+    <w:r>
+      <w:tab/>
+    </w:r>
+    <w:r>
+      <w:tab/>
+    </w:r>
+    <w:r>
+      <w:tab/>
+    </w:r>
+    <w:r>
+      <w:fldChar w:fldCharType="begin"/>
+    </w:r>
+    <w:r>
+      <w:instrText xml:space="preserve"> PAGE   \* MERGEFORMAT </w:instrText>
+    </w:r>
+    <w:r>
+      <w:fldChar w:fldCharType="separate"/>
+    </w:r>
+    <w:r>
+      <w:rPr>
+        <w:noProof/>
+      </w:rPr>
+      <w:t>1</w:t>
+    </w:r>
+    <w:r>
+      <w:rPr>
+        <w:noProof/>
+      </w:rPr>
+      <w:fldChar w:fldCharType="end"/>
+    </w:r>
+  </w:p>
+</w:ftr>
+</file>
+
+<file path=word/footer3.xml><?xml version="1.0" encoding="utf-8"?>
+<w:ftr xmlns:wpc="http://schemas.microsoft.com/office/word/2010/wordprocessingCanvas" xmlns:cx="http://schemas.microsoft.com/office/drawing/2014/chartex" xmlns:cx1="http://schemas.microsoft.com/office/drawing/2015/9/8/chartex" xmlns:cx2="http://schemas.microsoft.com/office/drawing/2015/10/21/chartex" xmlns:cx3="http://schemas.microsoft.com/office/drawing/2016/5/9/chartex" xmlns:cx4="http://schemas.microsoft.com/office/drawing/2016/5/10/chartex" xmlns:cx5="http://schemas.microsoft.com/office/drawing/2016/5/11/chartex" xmlns:cx6="http://schemas.microsoft.com/office/drawing/2016/5/12/chartex" xmlns:cx7="http://schemas.microsoft.com/office/drawing/2016/5/13/chartex" xmlns:cx8="http://schemas.microsoft.com/office/drawing/2016/5/14/chartex" xmlns:mc="http://schemas.openxmlformats.org/markup-compatibility/2006" xmlns:aink="http://schemas.microsoft.com/office/drawing/2016/ink" xmlns:am3d="http://schemas.microsoft.com/office/drawing/2017/model3d" xmlns:o="urn:schemas-microsoft-com:office:office" xmlns:oel="http://schemas.microsoft.com/office/2019/extlst" xmlns:r="http://schemas.openxmlformats.org/officeDocument/2006/relationships" xmlns:m="http://schemas.openxmlformats.org/officeDocument/2006/math" xmlns:v="urn:schemas-microsoft-com:vml" xmlns:wp14="http://schemas.microsoft.com/office/word/2010/wordprocessingDrawing" xmlns:wp="http://schemas.openxmlformats.org/drawingml/2006/wordprocessingDrawing" xmlns:w10="urn:schemas-microsoft-com:office:word" xmlns:w="http://schemas.openxmlformats.org/wordprocessingml/2006/main" xmlns:w14="http://schemas.microsoft.com/office/word/2010/wordml" xmlns:w15="http://schemas.microsoft.com/office/word/2012/wordml" xmlns:w16cex="http://schemas.microsoft.com/office/word/2018/wordml/cex" xmlns:w16cid="http://schemas.microsoft.com/office/word/2016/wordml/cid" xmlns:w16="http://schemas.microsoft.com/office/word/2018/wordml" xmlns:w16sdtdh="http://schemas.microsoft.com/office/word/2020/wordml/sdtdatahash" xmlns:w16se="http://schemas.microsoft.com/office/word/2015/wordml/symex" xmlns:wpg="http://schemas.microsoft.com/office/word/2010/wordprocessingGroup" xmlns:wpi="http://schemas.microsoft.com/office/word/2010/wordprocessingInk" xmlns:wne="http://schemas.microsoft.com/office/word/2006/wordml" xmlns:wps="http://schemas.microsoft.com/office/word/2010/wordprocessingShape" mc:Ignorable="w14 w15 w16se w16cid w16 w16cex w16sdtdh wp14">
+  <w:p>
+    <w:pPr>
+      <w:pStyle w:val="Footer"/>
+    </w:pPr>
+    <w:r>
+      <w:t>Jurgen Arnaud</w:t>
+    </w:r>
+    <w:r>
+      <w:tab/>
     </w:r>
     <w:r>
       <w:tab/>
@@ -31772,255 +33098,6 @@
       </w:rPr>
       <w:tab/>
     </w:r>
-    <w:r>
-      <w:rPr>
-        <w:noProof/>
-      </w:rPr>
-      <w:tab/>
-    </w:r>
-    <w:r>
-      <w:rPr>
-        <w:noProof/>
-      </w:rPr>
-      <w:tab/>
-    </w:r>
-    <w:r>
-      <w:rPr>
-        <w:noProof/>
-      </w:rPr>
-      <w:tab/>
-      <w:t>Computing Coursework 2022-2024</w:t>
-    </w:r>
-  </w:p>
-</w:ftr>
-</file>
-
-<file path=word/footer3.xml><?xml version="1.0" encoding="utf-8"?>
-<w:ftr xmlns:wpc="http://schemas.microsoft.com/office/word/2010/wordprocessingCanvas" xmlns:cx="http://schemas.microsoft.com/office/drawing/2014/chartex" xmlns:cx1="http://schemas.microsoft.com/office/drawing/2015/9/8/chartex" xmlns:cx2="http://schemas.microsoft.com/office/drawing/2015/10/21/chartex" xmlns:cx3="http://schemas.microsoft.com/office/drawing/2016/5/9/chartex" xmlns:cx4="http://schemas.microsoft.com/office/drawing/2016/5/10/chartex" xmlns:cx5="http://schemas.microsoft.com/office/drawing/2016/5/11/chartex" xmlns:cx6="http://schemas.microsoft.com/office/drawing/2016/5/12/chartex" xmlns:cx7="http://schemas.microsoft.com/office/drawing/2016/5/13/chartex" xmlns:cx8="http://schemas.microsoft.com/office/drawing/2016/5/14/chartex" xmlns:mc="http://schemas.openxmlformats.org/markup-compatibility/2006" xmlns:aink="http://schemas.microsoft.com/office/drawing/2016/ink" xmlns:am3d="http://schemas.microsoft.com/office/drawing/2017/model3d" xmlns:o="urn:schemas-microsoft-com:office:office" xmlns:oel="http://schemas.microsoft.com/office/2019/extlst" xmlns:r="http://schemas.openxmlformats.org/officeDocument/2006/relationships" xmlns:m="http://schemas.openxmlformats.org/officeDocument/2006/math" xmlns:v="urn:schemas-microsoft-com:vml" xmlns:wp14="http://schemas.microsoft.com/office/word/2010/wordprocessingDrawing" xmlns:wp="http://schemas.openxmlformats.org/drawingml/2006/wordprocessingDrawing" xmlns:w10="urn:schemas-microsoft-com:office:word" xmlns:w="http://schemas.openxmlformats.org/wordprocessingml/2006/main" xmlns:w14="http://schemas.microsoft.com/office/word/2010/wordml" xmlns:w15="http://schemas.microsoft.com/office/word/2012/wordml" xmlns:w16cex="http://schemas.microsoft.com/office/word/2018/wordml/cex" xmlns:w16cid="http://schemas.microsoft.com/office/word/2016/wordml/cid" xmlns:w16="http://schemas.microsoft.com/office/word/2018/wordml" xmlns:w16sdtdh="http://schemas.microsoft.com/office/word/2020/wordml/sdtdatahash" xmlns:w16se="http://schemas.microsoft.com/office/word/2015/wordml/symex" xmlns:wpg="http://schemas.microsoft.com/office/word/2010/wordprocessingGroup" xmlns:wpi="http://schemas.microsoft.com/office/word/2010/wordprocessingInk" xmlns:wne="http://schemas.microsoft.com/office/word/2006/wordml" xmlns:wps="http://schemas.microsoft.com/office/word/2010/wordprocessingShape" mc:Ignorable="w14 w15 w16se w16cid w16 w16cex w16sdtdh wp14">
-  <w:p>
-    <w:pPr>
-      <w:pStyle w:val="Footer"/>
-    </w:pPr>
-    <w:r>
-      <w:t>Jurgen Arnaud</w:t>
-    </w:r>
-    <w:r>
-      <w:tab/>
-    </w:r>
-    <w:r>
-      <w:fldChar w:fldCharType="begin"/>
-    </w:r>
-    <w:r>
-      <w:instrText xml:space="preserve"> PAGE   \* MERGEFORMAT </w:instrText>
-    </w:r>
-    <w:r>
-      <w:fldChar w:fldCharType="separate"/>
-    </w:r>
-    <w:r>
-      <w:rPr>
-        <w:noProof/>
-      </w:rPr>
-      <w:t>1</w:t>
-    </w:r>
-    <w:r>
-      <w:rPr>
-        <w:noProof/>
-      </w:rPr>
-      <w:fldChar w:fldCharType="end"/>
-    </w:r>
-    <w:r>
-      <w:rPr>
-        <w:noProof/>
-      </w:rPr>
-      <w:tab/>
-    </w:r>
-    <w:r>
-      <w:rPr>
-        <w:noProof/>
-      </w:rPr>
-      <w:tab/>
-    </w:r>
-    <w:r>
-      <w:rPr>
-        <w:noProof/>
-      </w:rPr>
-      <w:tab/>
-    </w:r>
-    <w:r>
-      <w:rPr>
-        <w:noProof/>
-      </w:rPr>
-      <w:tab/>
-      <w:t>Computing Coursework 2022-2024</w:t>
-    </w:r>
-  </w:p>
-</w:ftr>
-</file>
-
-<file path=word/footer4.xml><?xml version="1.0" encoding="utf-8"?>
-<w:ftr xmlns:wpc="http://schemas.microsoft.com/office/word/2010/wordprocessingCanvas" xmlns:cx="http://schemas.microsoft.com/office/drawing/2014/chartex" xmlns:cx1="http://schemas.microsoft.com/office/drawing/2015/9/8/chartex" xmlns:cx2="http://schemas.microsoft.com/office/drawing/2015/10/21/chartex" xmlns:cx3="http://schemas.microsoft.com/office/drawing/2016/5/9/chartex" xmlns:cx4="http://schemas.microsoft.com/office/drawing/2016/5/10/chartex" xmlns:cx5="http://schemas.microsoft.com/office/drawing/2016/5/11/chartex" xmlns:cx6="http://schemas.microsoft.com/office/drawing/2016/5/12/chartex" xmlns:cx7="http://schemas.microsoft.com/office/drawing/2016/5/13/chartex" xmlns:cx8="http://schemas.microsoft.com/office/drawing/2016/5/14/chartex" xmlns:mc="http://schemas.openxmlformats.org/markup-compatibility/2006" xmlns:aink="http://schemas.microsoft.com/office/drawing/2016/ink" xmlns:am3d="http://schemas.microsoft.com/office/drawing/2017/model3d" xmlns:o="urn:schemas-microsoft-com:office:office" xmlns:oel="http://schemas.microsoft.com/office/2019/extlst" xmlns:r="http://schemas.openxmlformats.org/officeDocument/2006/relationships" xmlns:m="http://schemas.openxmlformats.org/officeDocument/2006/math" xmlns:v="urn:schemas-microsoft-com:vml" xmlns:wp14="http://schemas.microsoft.com/office/word/2010/wordprocessingDrawing" xmlns:wp="http://schemas.openxmlformats.org/drawingml/2006/wordprocessingDrawing" xmlns:w10="urn:schemas-microsoft-com:office:word" xmlns:w="http://schemas.openxmlformats.org/wordprocessingml/2006/main" xmlns:w14="http://schemas.microsoft.com/office/word/2010/wordml" xmlns:w15="http://schemas.microsoft.com/office/word/2012/wordml" xmlns:w16cex="http://schemas.microsoft.com/office/word/2018/wordml/cex" xmlns:w16cid="http://schemas.microsoft.com/office/word/2016/wordml/cid" xmlns:w16="http://schemas.microsoft.com/office/word/2018/wordml" xmlns:w16sdtdh="http://schemas.microsoft.com/office/word/2020/wordml/sdtdatahash" xmlns:w16se="http://schemas.microsoft.com/office/word/2015/wordml/symex" xmlns:wpg="http://schemas.microsoft.com/office/word/2010/wordprocessingGroup" xmlns:wpi="http://schemas.microsoft.com/office/word/2010/wordprocessingInk" xmlns:wne="http://schemas.microsoft.com/office/word/2006/wordml" xmlns:wps="http://schemas.microsoft.com/office/word/2010/wordprocessingShape" mc:Ignorable="w14 w15 w16se w16cid w16 w16cex w16sdtdh wp14">
-  <w:p>
-    <w:pPr>
-      <w:pStyle w:val="Footer"/>
-    </w:pPr>
-    <w:r>
-      <w:t>Jurgen Arnaud</w:t>
-    </w:r>
-    <w:r>
-      <w:tab/>
-    </w:r>
-    <w:r>
-      <w:fldChar w:fldCharType="begin"/>
-    </w:r>
-    <w:r>
-      <w:instrText xml:space="preserve"> PAGE   \* MERGEFORMAT </w:instrText>
-    </w:r>
-    <w:r>
-      <w:fldChar w:fldCharType="separate"/>
-    </w:r>
-    <w:r>
-      <w:rPr>
-        <w:noProof/>
-      </w:rPr>
-      <w:t>1</w:t>
-    </w:r>
-    <w:r>
-      <w:rPr>
-        <w:noProof/>
-      </w:rPr>
-      <w:fldChar w:fldCharType="end"/>
-    </w:r>
-    <w:r>
-      <w:rPr>
-        <w:noProof/>
-      </w:rPr>
-      <w:tab/>
-    </w:r>
-    <w:r>
-      <w:rPr>
-        <w:noProof/>
-      </w:rPr>
-      <w:tab/>
-    </w:r>
-    <w:r>
-      <w:rPr>
-        <w:noProof/>
-      </w:rPr>
-      <w:tab/>
-    </w:r>
-    <w:r>
-      <w:rPr>
-        <w:noProof/>
-      </w:rPr>
-      <w:tab/>
-      <w:t>Computing Coursework 2022-2024</w:t>
-    </w:r>
-  </w:p>
-</w:ftr>
-</file>
-
-<file path=word/footer5.xml><?xml version="1.0" encoding="utf-8"?>
-<w:ftr xmlns:wpc="http://schemas.microsoft.com/office/word/2010/wordprocessingCanvas" xmlns:cx="http://schemas.microsoft.com/office/drawing/2014/chartex" xmlns:cx1="http://schemas.microsoft.com/office/drawing/2015/9/8/chartex" xmlns:cx2="http://schemas.microsoft.com/office/drawing/2015/10/21/chartex" xmlns:cx3="http://schemas.microsoft.com/office/drawing/2016/5/9/chartex" xmlns:cx4="http://schemas.microsoft.com/office/drawing/2016/5/10/chartex" xmlns:cx5="http://schemas.microsoft.com/office/drawing/2016/5/11/chartex" xmlns:cx6="http://schemas.microsoft.com/office/drawing/2016/5/12/chartex" xmlns:cx7="http://schemas.microsoft.com/office/drawing/2016/5/13/chartex" xmlns:cx8="http://schemas.microsoft.com/office/drawing/2016/5/14/chartex" xmlns:mc="http://schemas.openxmlformats.org/markup-compatibility/2006" xmlns:aink="http://schemas.microsoft.com/office/drawing/2016/ink" xmlns:am3d="http://schemas.microsoft.com/office/drawing/2017/model3d" xmlns:o="urn:schemas-microsoft-com:office:office" xmlns:oel="http://schemas.microsoft.com/office/2019/extlst" xmlns:r="http://schemas.openxmlformats.org/officeDocument/2006/relationships" xmlns:m="http://schemas.openxmlformats.org/officeDocument/2006/math" xmlns:v="urn:schemas-microsoft-com:vml" xmlns:wp14="http://schemas.microsoft.com/office/word/2010/wordprocessingDrawing" xmlns:wp="http://schemas.openxmlformats.org/drawingml/2006/wordprocessingDrawing" xmlns:w10="urn:schemas-microsoft-com:office:word" xmlns:w="http://schemas.openxmlformats.org/wordprocessingml/2006/main" xmlns:w14="http://schemas.microsoft.com/office/word/2010/wordml" xmlns:w15="http://schemas.microsoft.com/office/word/2012/wordml" xmlns:w16cex="http://schemas.microsoft.com/office/word/2018/wordml/cex" xmlns:w16cid="http://schemas.microsoft.com/office/word/2016/wordml/cid" xmlns:w16="http://schemas.microsoft.com/office/word/2018/wordml" xmlns:w16sdtdh="http://schemas.microsoft.com/office/word/2020/wordml/sdtdatahash" xmlns:w16se="http://schemas.microsoft.com/office/word/2015/wordml/symex" xmlns:wpg="http://schemas.microsoft.com/office/word/2010/wordprocessingGroup" xmlns:wpi="http://schemas.microsoft.com/office/word/2010/wordprocessingInk" xmlns:wne="http://schemas.microsoft.com/office/word/2006/wordml" xmlns:wps="http://schemas.microsoft.com/office/word/2010/wordprocessingShape" mc:Ignorable="w14 w15 w16se w16cid w16 w16cex w16sdtdh wp14">
-  <w:p>
-    <w:pPr>
-      <w:pStyle w:val="Footer"/>
-    </w:pPr>
-    <w:r>
-      <w:t>Jurgen Arnaud</w:t>
-    </w:r>
-    <w:r>
-      <w:tab/>
-    </w:r>
-    <w:r>
-      <w:fldChar w:fldCharType="begin"/>
-    </w:r>
-    <w:r>
-      <w:instrText xml:space="preserve"> PAGE   \* MERGEFORMAT </w:instrText>
-    </w:r>
-    <w:r>
-      <w:fldChar w:fldCharType="separate"/>
-    </w:r>
-    <w:r>
-      <w:rPr>
-        <w:noProof/>
-      </w:rPr>
-      <w:t>1</w:t>
-    </w:r>
-    <w:r>
-      <w:rPr>
-        <w:noProof/>
-      </w:rPr>
-      <w:fldChar w:fldCharType="end"/>
-    </w:r>
-    <w:r>
-      <w:rPr>
-        <w:noProof/>
-      </w:rPr>
-      <w:tab/>
-    </w:r>
-    <w:r>
-      <w:rPr>
-        <w:noProof/>
-      </w:rPr>
-      <w:tab/>
-    </w:r>
-    <w:r>
-      <w:rPr>
-        <w:noProof/>
-      </w:rPr>
-      <w:tab/>
-    </w:r>
-    <w:r>
-      <w:rPr>
-        <w:noProof/>
-      </w:rPr>
-      <w:tab/>
-      <w:t>Computing Coursework 2022-2024</w:t>
-    </w:r>
-  </w:p>
-</w:ftr>
-</file>
-
-<file path=word/footer6.xml><?xml version="1.0" encoding="utf-8"?>
-<w:ftr xmlns:wpc="http://schemas.microsoft.com/office/word/2010/wordprocessingCanvas" xmlns:cx="http://schemas.microsoft.com/office/drawing/2014/chartex" xmlns:cx1="http://schemas.microsoft.com/office/drawing/2015/9/8/chartex" xmlns:cx2="http://schemas.microsoft.com/office/drawing/2015/10/21/chartex" xmlns:cx3="http://schemas.microsoft.com/office/drawing/2016/5/9/chartex" xmlns:cx4="http://schemas.microsoft.com/office/drawing/2016/5/10/chartex" xmlns:cx5="http://schemas.microsoft.com/office/drawing/2016/5/11/chartex" xmlns:cx6="http://schemas.microsoft.com/office/drawing/2016/5/12/chartex" xmlns:cx7="http://schemas.microsoft.com/office/drawing/2016/5/13/chartex" xmlns:cx8="http://schemas.microsoft.com/office/drawing/2016/5/14/chartex" xmlns:mc="http://schemas.openxmlformats.org/markup-compatibility/2006" xmlns:aink="http://schemas.microsoft.com/office/drawing/2016/ink" xmlns:am3d="http://schemas.microsoft.com/office/drawing/2017/model3d" xmlns:o="urn:schemas-microsoft-com:office:office" xmlns:oel="http://schemas.microsoft.com/office/2019/extlst" xmlns:r="http://schemas.openxmlformats.org/officeDocument/2006/relationships" xmlns:m="http://schemas.openxmlformats.org/officeDocument/2006/math" xmlns:v="urn:schemas-microsoft-com:vml" xmlns:wp14="http://schemas.microsoft.com/office/word/2010/wordprocessingDrawing" xmlns:wp="http://schemas.openxmlformats.org/drawingml/2006/wordprocessingDrawing" xmlns:w10="urn:schemas-microsoft-com:office:word" xmlns:w="http://schemas.openxmlformats.org/wordprocessingml/2006/main" xmlns:w14="http://schemas.microsoft.com/office/word/2010/wordml" xmlns:w15="http://schemas.microsoft.com/office/word/2012/wordml" xmlns:w16cex="http://schemas.microsoft.com/office/word/2018/wordml/cex" xmlns:w16cid="http://schemas.microsoft.com/office/word/2016/wordml/cid" xmlns:w16="http://schemas.microsoft.com/office/word/2018/wordml" xmlns:w16sdtdh="http://schemas.microsoft.com/office/word/2020/wordml/sdtdatahash" xmlns:w16se="http://schemas.microsoft.com/office/word/2015/wordml/symex" xmlns:wpg="http://schemas.microsoft.com/office/word/2010/wordprocessingGroup" xmlns:wpi="http://schemas.microsoft.com/office/word/2010/wordprocessingInk" xmlns:wne="http://schemas.microsoft.com/office/word/2006/wordml" xmlns:wps="http://schemas.microsoft.com/office/word/2010/wordprocessingShape" mc:Ignorable="w14 w15 w16se w16cid w16 w16cex w16sdtdh wp14">
-  <w:p>
-    <w:pPr>
-      <w:pStyle w:val="Footer"/>
-    </w:pPr>
-    <w:r>
-      <w:t>Jurgen Arnaud</w:t>
-    </w:r>
-    <w:r>
-      <w:tab/>
-    </w:r>
-    <w:r>
-      <w:fldChar w:fldCharType="begin"/>
-    </w:r>
-    <w:r>
-      <w:instrText xml:space="preserve"> PAGE   \* MERGEFORMAT </w:instrText>
-    </w:r>
-    <w:r>
-      <w:fldChar w:fldCharType="separate"/>
-    </w:r>
-    <w:r>
-      <w:rPr>
-        <w:noProof/>
-      </w:rPr>
-      <w:t>1</w:t>
-    </w:r>
-    <w:r>
-      <w:rPr>
-        <w:noProof/>
-      </w:rPr>
-      <w:fldChar w:fldCharType="end"/>
-    </w:r>
-    <w:r>
-      <w:rPr>
-        <w:noProof/>
-      </w:rPr>
-      <w:tab/>
-      <w:t>Computing Coursework 2022-2024</w:t>
-    </w:r>
   </w:p>
 </w:ftr>
 </file>
@@ -32048,6 +33125,74 @@
     </w:p>
   </w:footnote>
 </w:footnotes>
+</file>
+
+<file path=word/header1.xml><?xml version="1.0" encoding="utf-8"?>
+<w:hdr xmlns:wpc="http://schemas.microsoft.com/office/word/2010/wordprocessingCanvas" xmlns:cx="http://schemas.microsoft.com/office/drawing/2014/chartex" xmlns:cx1="http://schemas.microsoft.com/office/drawing/2015/9/8/chartex" xmlns:cx2="http://schemas.microsoft.com/office/drawing/2015/10/21/chartex" xmlns:cx3="http://schemas.microsoft.com/office/drawing/2016/5/9/chartex" xmlns:cx4="http://schemas.microsoft.com/office/drawing/2016/5/10/chartex" xmlns:cx5="http://schemas.microsoft.com/office/drawing/2016/5/11/chartex" xmlns:cx6="http://schemas.microsoft.com/office/drawing/2016/5/12/chartex" xmlns:cx7="http://schemas.microsoft.com/office/drawing/2016/5/13/chartex" xmlns:cx8="http://schemas.microsoft.com/office/drawing/2016/5/14/chartex" xmlns:mc="http://schemas.openxmlformats.org/markup-compatibility/2006" xmlns:aink="http://schemas.microsoft.com/office/drawing/2016/ink" xmlns:am3d="http://schemas.microsoft.com/office/drawing/2017/model3d" xmlns:o="urn:schemas-microsoft-com:office:office" xmlns:oel="http://schemas.microsoft.com/office/2019/extlst" xmlns:r="http://schemas.openxmlformats.org/officeDocument/2006/relationships" xmlns:m="http://schemas.openxmlformats.org/officeDocument/2006/math" xmlns:v="urn:schemas-microsoft-com:vml" xmlns:wp14="http://schemas.microsoft.com/office/word/2010/wordprocessingDrawing" xmlns:wp="http://schemas.openxmlformats.org/drawingml/2006/wordprocessingDrawing" xmlns:w10="urn:schemas-microsoft-com:office:word" xmlns:w="http://schemas.openxmlformats.org/wordprocessingml/2006/main" xmlns:w14="http://schemas.microsoft.com/office/word/2010/wordml" xmlns:w15="http://schemas.microsoft.com/office/word/2012/wordml" xmlns:w16cex="http://schemas.microsoft.com/office/word/2018/wordml/cex" xmlns:w16cid="http://schemas.microsoft.com/office/word/2016/wordml/cid" xmlns:w16="http://schemas.microsoft.com/office/word/2018/wordml" xmlns:w16sdtdh="http://schemas.microsoft.com/office/word/2020/wordml/sdtdatahash" xmlns:w16se="http://schemas.microsoft.com/office/word/2015/wordml/symex" xmlns:wpg="http://schemas.microsoft.com/office/word/2010/wordprocessingGroup" xmlns:wpi="http://schemas.microsoft.com/office/word/2010/wordprocessingInk" xmlns:wne="http://schemas.microsoft.com/office/word/2006/wordml" xmlns:wps="http://schemas.microsoft.com/office/word/2010/wordprocessingShape" mc:Ignorable="w14 w15 w16se w16cid w16 w16cex w16sdtdh wp14">
+  <w:p>
+    <w:pPr>
+      <w:pStyle w:val="Header"/>
+      <w:tabs>
+        <w:tab w:val="clear" w:pos="4513"/>
+        <w:tab w:val="clear" w:pos="9026"/>
+        <w:tab w:val="left" w:pos="3326"/>
+      </w:tabs>
+      <w:jc w:val="center"/>
+    </w:pPr>
+    <w:r>
+      <w:t>Computing Coursework 2023-2024</w:t>
+    </w:r>
+  </w:p>
+</w:hdr>
+</file>
+
+<file path=word/header2.xml><?xml version="1.0" encoding="utf-8"?>
+<w:hdr xmlns:wpc="http://schemas.microsoft.com/office/word/2010/wordprocessingCanvas" xmlns:cx="http://schemas.microsoft.com/office/drawing/2014/chartex" xmlns:cx1="http://schemas.microsoft.com/office/drawing/2015/9/8/chartex" xmlns:cx2="http://schemas.microsoft.com/office/drawing/2015/10/21/chartex" xmlns:cx3="http://schemas.microsoft.com/office/drawing/2016/5/9/chartex" xmlns:cx4="http://schemas.microsoft.com/office/drawing/2016/5/10/chartex" xmlns:cx5="http://schemas.microsoft.com/office/drawing/2016/5/11/chartex" xmlns:cx6="http://schemas.microsoft.com/office/drawing/2016/5/12/chartex" xmlns:cx7="http://schemas.microsoft.com/office/drawing/2016/5/13/chartex" xmlns:cx8="http://schemas.microsoft.com/office/drawing/2016/5/14/chartex" xmlns:mc="http://schemas.openxmlformats.org/markup-compatibility/2006" xmlns:aink="http://schemas.microsoft.com/office/drawing/2016/ink" xmlns:am3d="http://schemas.microsoft.com/office/drawing/2017/model3d" xmlns:o="urn:schemas-microsoft-com:office:office" xmlns:oel="http://schemas.microsoft.com/office/2019/extlst" xmlns:r="http://schemas.openxmlformats.org/officeDocument/2006/relationships" xmlns:m="http://schemas.openxmlformats.org/officeDocument/2006/math" xmlns:v="urn:schemas-microsoft-com:vml" xmlns:wp14="http://schemas.microsoft.com/office/word/2010/wordprocessingDrawing" xmlns:wp="http://schemas.openxmlformats.org/drawingml/2006/wordprocessingDrawing" xmlns:w10="urn:schemas-microsoft-com:office:word" xmlns:w="http://schemas.openxmlformats.org/wordprocessingml/2006/main" xmlns:w14="http://schemas.microsoft.com/office/word/2010/wordml" xmlns:w15="http://schemas.microsoft.com/office/word/2012/wordml" xmlns:w16cex="http://schemas.microsoft.com/office/word/2018/wordml/cex" xmlns:w16cid="http://schemas.microsoft.com/office/word/2016/wordml/cid" xmlns:w16="http://schemas.microsoft.com/office/word/2018/wordml" xmlns:w16sdtdh="http://schemas.microsoft.com/office/word/2020/wordml/sdtdatahash" xmlns:w16se="http://schemas.microsoft.com/office/word/2015/wordml/symex" xmlns:wpg="http://schemas.microsoft.com/office/word/2010/wordprocessingGroup" xmlns:wpi="http://schemas.microsoft.com/office/word/2010/wordprocessingInk" xmlns:wne="http://schemas.microsoft.com/office/word/2006/wordml" xmlns:wps="http://schemas.microsoft.com/office/word/2010/wordprocessingShape" mc:Ignorable="w14 w15 w16se w16cid w16 w16cex w16sdtdh wp14">
+  <w:p>
+    <w:pPr>
+      <w:pStyle w:val="Header"/>
+      <w:tabs>
+        <w:tab w:val="clear" w:pos="4513"/>
+        <w:tab w:val="clear" w:pos="9026"/>
+        <w:tab w:val="left" w:pos="3326"/>
+      </w:tabs>
+      <w:jc w:val="right"/>
+    </w:pPr>
+    <w:r>
+      <w:t>Computing Coursework 2023-2024</w:t>
+    </w:r>
+  </w:p>
+</w:hdr>
+</file>
+
+<file path=word/header3.xml><?xml version="1.0" encoding="utf-8"?>
+<w:hdr xmlns:wpc="http://schemas.microsoft.com/office/word/2010/wordprocessingCanvas" xmlns:cx="http://schemas.microsoft.com/office/drawing/2014/chartex" xmlns:cx1="http://schemas.microsoft.com/office/drawing/2015/9/8/chartex" xmlns:cx2="http://schemas.microsoft.com/office/drawing/2015/10/21/chartex" xmlns:cx3="http://schemas.microsoft.com/office/drawing/2016/5/9/chartex" xmlns:cx4="http://schemas.microsoft.com/office/drawing/2016/5/10/chartex" xmlns:cx5="http://schemas.microsoft.com/office/drawing/2016/5/11/chartex" xmlns:cx6="http://schemas.microsoft.com/office/drawing/2016/5/12/chartex" xmlns:cx7="http://schemas.microsoft.com/office/drawing/2016/5/13/chartex" xmlns:cx8="http://schemas.microsoft.com/office/drawing/2016/5/14/chartex" xmlns:mc="http://schemas.openxmlformats.org/markup-compatibility/2006" xmlns:aink="http://schemas.microsoft.com/office/drawing/2016/ink" xmlns:am3d="http://schemas.microsoft.com/office/drawing/2017/model3d" xmlns:o="urn:schemas-microsoft-com:office:office" xmlns:oel="http://schemas.microsoft.com/office/2019/extlst" xmlns:r="http://schemas.openxmlformats.org/officeDocument/2006/relationships" xmlns:m="http://schemas.openxmlformats.org/officeDocument/2006/math" xmlns:v="urn:schemas-microsoft-com:vml" xmlns:wp14="http://schemas.microsoft.com/office/word/2010/wordprocessingDrawing" xmlns:wp="http://schemas.openxmlformats.org/drawingml/2006/wordprocessingDrawing" xmlns:w10="urn:schemas-microsoft-com:office:word" xmlns:w="http://schemas.openxmlformats.org/wordprocessingml/2006/main" xmlns:w14="http://schemas.microsoft.com/office/word/2010/wordml" xmlns:w15="http://schemas.microsoft.com/office/word/2012/wordml" xmlns:w16cex="http://schemas.microsoft.com/office/word/2018/wordml/cex" xmlns:w16cid="http://schemas.microsoft.com/office/word/2016/wordml/cid" xmlns:w16="http://schemas.microsoft.com/office/word/2018/wordml" xmlns:w16sdtdh="http://schemas.microsoft.com/office/word/2020/wordml/sdtdatahash" xmlns:w16se="http://schemas.microsoft.com/office/word/2015/wordml/symex" xmlns:wpg="http://schemas.microsoft.com/office/word/2010/wordprocessingGroup" xmlns:wpi="http://schemas.microsoft.com/office/word/2010/wordprocessingInk" xmlns:wne="http://schemas.microsoft.com/office/word/2006/wordml" xmlns:wps="http://schemas.microsoft.com/office/word/2010/wordprocessingShape" mc:Ignorable="w14 w15 w16se w16cid w16 w16cex w16sdtdh wp14">
+  <w:p>
+    <w:pPr>
+      <w:pStyle w:val="Footer"/>
+      <w:jc w:val="center"/>
+    </w:pPr>
+    <w:r>
+      <w:rPr>
+        <w:noProof/>
+      </w:rPr>
+      <w:t>Computing Coursework 2023-2024</w:t>
+    </w:r>
+  </w:p>
+  <w:p>
+    <w:pPr>
+      <w:pStyle w:val="Header"/>
+      <w:tabs>
+        <w:tab w:val="clear" w:pos="4513"/>
+        <w:tab w:val="clear" w:pos="9026"/>
+        <w:tab w:val="left" w:pos="3326"/>
+      </w:tabs>
+    </w:pPr>
+    <w:r>
+      <w:tab/>
+    </w:r>
+  </w:p>
+</w:hdr>
 </file>
 
 <file path=word/numbering.xml><?xml version="1.0" encoding="utf-8"?>
@@ -32672,7 +33817,7 @@
   <w:abstractNum w:abstractNumId="7" w15:restartNumberingAfterBreak="0">
     <w:nsid w:val="12AB64A5"/>
     <w:multiLevelType w:val="hybridMultilevel"/>
-    <w:tmpl w:val="5E7E953C"/>
+    <w:tmpl w:val="E6BC4802"/>
     <w:lvl w:ilvl="0" w:tplc="08090001">
       <w:start w:val="1"/>
       <w:numFmt w:val="bullet"/>
@@ -34405,7 +35550,7 @@
   <w:style w:type="paragraph" w:default="1" w:styleId="Normal">
     <w:name w:val="Normal"/>
     <w:qFormat/>
-    <w:rsid w:val="00EF6CF5"/>
+    <w:rsid w:val="004C4EE4"/>
   </w:style>
   <w:style w:type="paragraph" w:styleId="Heading1">
     <w:name w:val="heading 1"/>
@@ -34686,6 +35831,73 @@
     <w:rPr>
       <w:color w:val="605E5C"/>
       <w:shd w:val="clear" w:color="auto" w:fill="E1DFDD"/>
+    </w:rPr>
+  </w:style>
+  <w:style w:type="paragraph" w:styleId="TOCHeading">
+    <w:name w:val="TOC Heading"/>
+    <w:basedOn w:val="Heading1"/>
+    <w:next w:val="Normal"/>
+    <w:uiPriority w:val="39"/>
+    <w:unhideWhenUsed/>
+    <w:qFormat/>
+    <w:rsid w:val="00F94A06"/>
+    <w:pPr>
+      <w:outlineLvl w:val="9"/>
+    </w:pPr>
+    <w:rPr>
+      <w:kern w:val="0"/>
+      <w:lang w:val="en-US"/>
+      <w14:ligatures w14:val="none"/>
+    </w:rPr>
+  </w:style>
+  <w:style w:type="paragraph" w:styleId="TOC2">
+    <w:name w:val="toc 2"/>
+    <w:basedOn w:val="Normal"/>
+    <w:next w:val="Normal"/>
+    <w:autoRedefine/>
+    <w:uiPriority w:val="39"/>
+    <w:unhideWhenUsed/>
+    <w:rsid w:val="00F94A06"/>
+    <w:pPr>
+      <w:spacing w:after="100"/>
+      <w:ind w:left="220"/>
+    </w:pPr>
+  </w:style>
+  <w:style w:type="paragraph" w:styleId="TOC1">
+    <w:name w:val="toc 1"/>
+    <w:basedOn w:val="Normal"/>
+    <w:next w:val="Normal"/>
+    <w:autoRedefine/>
+    <w:uiPriority w:val="39"/>
+    <w:unhideWhenUsed/>
+    <w:rsid w:val="00F94A06"/>
+    <w:pPr>
+      <w:spacing w:after="100"/>
+    </w:pPr>
+    <w:rPr>
+      <w:rFonts w:eastAsiaTheme="minorEastAsia" w:cs="Times New Roman"/>
+      <w:kern w:val="0"/>
+      <w:lang w:val="en-US"/>
+      <w14:ligatures w14:val="none"/>
+    </w:rPr>
+  </w:style>
+  <w:style w:type="paragraph" w:styleId="TOC3">
+    <w:name w:val="toc 3"/>
+    <w:basedOn w:val="Normal"/>
+    <w:next w:val="Normal"/>
+    <w:autoRedefine/>
+    <w:uiPriority w:val="39"/>
+    <w:unhideWhenUsed/>
+    <w:rsid w:val="00F94A06"/>
+    <w:pPr>
+      <w:spacing w:after="100"/>
+      <w:ind w:left="440"/>
+    </w:pPr>
+    <w:rPr>
+      <w:rFonts w:eastAsiaTheme="minorEastAsia" w:cs="Times New Roman"/>
+      <w:kern w:val="0"/>
+      <w:lang w:val="en-US"/>
+      <w14:ligatures w14:val="none"/>
     </w:rPr>
   </w:style>
 </w:styles>
